--- a/ASP.net-Core/asp.net-core-notes-10.docx
+++ b/ASP.net-Core/asp.net-core-notes-10.docx
@@ -319,7 +319,31 @@
           <w:szCs w:val="19"/>
           <w:highlight w:val="white"/>
         </w:rPr>
-        <w:t xml:space="preserve"> InvoiceApp.WebApi.Models;</w:t>
+        <w:t xml:space="preserve"> </w:t>
+      </w:r>
+      <w:proofErr w:type="gramStart"/>
+      <w:r>
+        <w:rPr>
+          <w:rFonts w:ascii="Cascadia Mono" w:hAnsi="Cascadia Mono" w:cs="Cascadia Mono"/>
+          <w:color w:val="000000"/>
+          <w:kern w:val="0"/>
+          <w:sz w:val="19"/>
+          <w:szCs w:val="19"/>
+          <w:highlight w:val="white"/>
+        </w:rPr>
+        <w:t>InvoiceApp.WebApi.Models</w:t>
+      </w:r>
+      <w:proofErr w:type="gramEnd"/>
+      <w:r>
+        <w:rPr>
+          <w:rFonts w:ascii="Cascadia Mono" w:hAnsi="Cascadia Mono" w:cs="Cascadia Mono"/>
+          <w:color w:val="000000"/>
+          <w:kern w:val="0"/>
+          <w:sz w:val="19"/>
+          <w:szCs w:val="19"/>
+          <w:highlight w:val="white"/>
+        </w:rPr>
+        <w:t>;</w:t>
       </w:r>
     </w:p>
     <w:p>
@@ -357,7 +381,31 @@
           <w:szCs w:val="19"/>
           <w:highlight w:val="white"/>
         </w:rPr>
-        <w:t xml:space="preserve"> InvoiceApp.WebApi.Services;</w:t>
+        <w:t xml:space="preserve"> </w:t>
+      </w:r>
+      <w:proofErr w:type="gramStart"/>
+      <w:r>
+        <w:rPr>
+          <w:rFonts w:ascii="Cascadia Mono" w:hAnsi="Cascadia Mono" w:cs="Cascadia Mono"/>
+          <w:color w:val="000000"/>
+          <w:kern w:val="0"/>
+          <w:sz w:val="19"/>
+          <w:szCs w:val="19"/>
+          <w:highlight w:val="white"/>
+        </w:rPr>
+        <w:t>InvoiceApp.WebApi.Services</w:t>
+      </w:r>
+      <w:proofErr w:type="gramEnd"/>
+      <w:r>
+        <w:rPr>
+          <w:rFonts w:ascii="Cascadia Mono" w:hAnsi="Cascadia Mono" w:cs="Cascadia Mono"/>
+          <w:color w:val="000000"/>
+          <w:kern w:val="0"/>
+          <w:sz w:val="19"/>
+          <w:szCs w:val="19"/>
+          <w:highlight w:val="white"/>
+        </w:rPr>
+        <w:t>;</w:t>
       </w:r>
     </w:p>
     <w:p>
@@ -411,8 +459,21 @@
           <w:szCs w:val="19"/>
           <w:highlight w:val="white"/>
         </w:rPr>
-        <w:t xml:space="preserve"> JLoka.InvoiceApp.UnitTests</w:t>
-      </w:r>
+        <w:t xml:space="preserve"> </w:t>
+      </w:r>
+      <w:proofErr w:type="gramStart"/>
+      <w:r>
+        <w:rPr>
+          <w:rFonts w:ascii="Cascadia Mono" w:hAnsi="Cascadia Mono" w:cs="Cascadia Mono"/>
+          <w:color w:val="000000"/>
+          <w:kern w:val="0"/>
+          <w:sz w:val="19"/>
+          <w:szCs w:val="19"/>
+          <w:highlight w:val="white"/>
+        </w:rPr>
+        <w:t>JLoka.InvoiceApp.UnitTests</w:t>
+      </w:r>
+      <w:proofErr w:type="gramEnd"/>
     </w:p>
     <w:p>
       <w:pPr>
@@ -678,18 +739,42 @@
           <w:szCs w:val="19"/>
           <w:highlight w:val="white"/>
         </w:rPr>
-        <w:t>TestGenerateEmail_Should_Return</w:t>
-      </w:r>
-      <w:r>
-        <w:rPr>
-          <w:rFonts w:ascii="Cascadia Mono" w:hAnsi="Cascadia Mono" w:cs="Cascadia Mono"/>
-          <w:color w:val="000000"/>
-          <w:kern w:val="0"/>
-          <w:sz w:val="19"/>
-          <w:szCs w:val="19"/>
-          <w:highlight w:val="white"/>
-        </w:rPr>
-        <w:t>()</w:t>
+        <w:t>TestGenerateEmail_Should_</w:t>
+      </w:r>
+      <w:proofErr w:type="gramStart"/>
+      <w:r>
+        <w:rPr>
+          <w:rFonts w:ascii="Cascadia Mono" w:hAnsi="Cascadia Mono" w:cs="Cascadia Mono"/>
+          <w:color w:val="74531F"/>
+          <w:kern w:val="0"/>
+          <w:sz w:val="19"/>
+          <w:szCs w:val="19"/>
+          <w:highlight w:val="white"/>
+        </w:rPr>
+        <w:t>Return</w:t>
+      </w:r>
+      <w:r>
+        <w:rPr>
+          <w:rFonts w:ascii="Cascadia Mono" w:hAnsi="Cascadia Mono" w:cs="Cascadia Mono"/>
+          <w:color w:val="000000"/>
+          <w:kern w:val="0"/>
+          <w:sz w:val="19"/>
+          <w:szCs w:val="19"/>
+          <w:highlight w:val="white"/>
+        </w:rPr>
+        <w:t>(</w:t>
+      </w:r>
+      <w:proofErr w:type="gramEnd"/>
+      <w:r>
+        <w:rPr>
+          <w:rFonts w:ascii="Cascadia Mono" w:hAnsi="Cascadia Mono" w:cs="Cascadia Mono"/>
+          <w:color w:val="000000"/>
+          <w:kern w:val="0"/>
+          <w:sz w:val="19"/>
+          <w:szCs w:val="19"/>
+          <w:highlight w:val="white"/>
+        </w:rPr>
+        <w:t>)</w:t>
       </w:r>
     </w:p>
     <w:p>
@@ -1819,6 +1904,7 @@
         </w:rPr>
         <w:t xml:space="preserve">                    </w:t>
       </w:r>
+      <w:proofErr w:type="gramStart"/>
       <w:r>
         <w:rPr>
           <w:rFonts w:ascii="Cascadia Mono" w:hAnsi="Cascadia Mono" w:cs="Cascadia Mono"/>
@@ -1839,7 +1925,19 @@
           <w:szCs w:val="19"/>
           <w:highlight w:val="white"/>
         </w:rPr>
-        <w:t>()</w:t>
+        <w:t>(</w:t>
+      </w:r>
+      <w:proofErr w:type="gramEnd"/>
+      <w:r>
+        <w:rPr>
+          <w:rFonts w:ascii="Cascadia Mono" w:hAnsi="Cascadia Mono" w:cs="Cascadia Mono"/>
+          <w:color w:val="000000"/>
+          <w:kern w:val="0"/>
+          <w:sz w:val="19"/>
+          <w:szCs w:val="19"/>
+          <w:highlight w:val="white"/>
+        </w:rPr>
+        <w:t>)</w:t>
       </w:r>
     </w:p>
     <w:p>
@@ -2123,6 +2221,7 @@
         </w:rPr>
         <w:t xml:space="preserve">                    </w:t>
       </w:r>
+      <w:proofErr w:type="gramStart"/>
       <w:r>
         <w:rPr>
           <w:rFonts w:ascii="Cascadia Mono" w:hAnsi="Cascadia Mono" w:cs="Cascadia Mono"/>
@@ -2143,7 +2242,19 @@
           <w:szCs w:val="19"/>
           <w:highlight w:val="white"/>
         </w:rPr>
-        <w:t>()</w:t>
+        <w:t>(</w:t>
+      </w:r>
+      <w:proofErr w:type="gramEnd"/>
+      <w:r>
+        <w:rPr>
+          <w:rFonts w:ascii="Cascadia Mono" w:hAnsi="Cascadia Mono" w:cs="Cascadia Mono"/>
+          <w:color w:val="000000"/>
+          <w:kern w:val="0"/>
+          <w:sz w:val="19"/>
+          <w:szCs w:val="19"/>
+          <w:highlight w:val="white"/>
+        </w:rPr>
+        <w:t>)</w:t>
       </w:r>
     </w:p>
     <w:p>
@@ -2627,7 +2738,19 @@
           <w:szCs w:val="19"/>
           <w:highlight w:val="white"/>
         </w:rPr>
-        <w:t>().</w:t>
+        <w:t>(</w:t>
+      </w:r>
+      <w:proofErr w:type="gramStart"/>
+      <w:r>
+        <w:rPr>
+          <w:rFonts w:ascii="Cascadia Mono" w:hAnsi="Cascadia Mono" w:cs="Cascadia Mono"/>
+          <w:color w:val="000000"/>
+          <w:kern w:val="0"/>
+          <w:sz w:val="19"/>
+          <w:szCs w:val="19"/>
+          <w:highlight w:val="white"/>
+        </w:rPr>
+        <w:t>).</w:t>
       </w:r>
       <w:r>
         <w:rPr>
@@ -2640,6 +2763,7 @@
         </w:rPr>
         <w:t>GenerateInvoiceEmail</w:t>
       </w:r>
+      <w:proofErr w:type="gramEnd"/>
       <w:r>
         <w:rPr>
           <w:rFonts w:ascii="Cascadia Mono" w:hAnsi="Cascadia Mono" w:cs="Cascadia Mono"/>
@@ -2744,6 +2868,7 @@
         </w:rPr>
         <w:t>(</w:t>
       </w:r>
+      <w:proofErr w:type="gramStart"/>
       <w:r>
         <w:rPr>
           <w:rFonts w:ascii="Cascadia Mono" w:hAnsi="Cascadia Mono" w:cs="Cascadia Mono"/>
@@ -2764,7 +2889,19 @@
           <w:szCs w:val="19"/>
           <w:highlight w:val="white"/>
         </w:rPr>
-        <w:t xml:space="preserve">.Contact.Email, </w:t>
+        <w:t>.Contact.Email</w:t>
+      </w:r>
+      <w:proofErr w:type="gramEnd"/>
+      <w:r>
+        <w:rPr>
+          <w:rFonts w:ascii="Cascadia Mono" w:hAnsi="Cascadia Mono" w:cs="Cascadia Mono"/>
+          <w:color w:val="000000"/>
+          <w:kern w:val="0"/>
+          <w:sz w:val="19"/>
+          <w:szCs w:val="19"/>
+          <w:highlight w:val="white"/>
+        </w:rPr>
+        <w:t xml:space="preserve">, </w:t>
       </w:r>
       <w:r>
         <w:rPr>
@@ -3120,6 +3257,7 @@
         </w:rPr>
         <w:t>{</w:t>
       </w:r>
+      <w:proofErr w:type="gramStart"/>
       <w:r>
         <w:rPr>
           <w:rFonts w:ascii="Cascadia Mono" w:hAnsi="Cascadia Mono" w:cs="Cascadia Mono"/>
@@ -3153,6 +3291,7 @@
         </w:rPr>
         <w:t>ToShortDateString</w:t>
       </w:r>
+      <w:proofErr w:type="gramEnd"/>
       <w:r>
         <w:rPr>
           <w:rFonts w:ascii="Cascadia Mono" w:hAnsi="Cascadia Mono" w:cs="Cascadia Mono"/>
@@ -3202,6 +3341,7 @@
         </w:rPr>
         <w:t>{</w:t>
       </w:r>
+      <w:proofErr w:type="gramStart"/>
       <w:r>
         <w:rPr>
           <w:rFonts w:ascii="Cascadia Mono" w:hAnsi="Cascadia Mono" w:cs="Cascadia Mono"/>
@@ -3235,6 +3375,7 @@
         </w:rPr>
         <w:t>ToString</w:t>
       </w:r>
+      <w:proofErr w:type="gramEnd"/>
       <w:r>
         <w:rPr>
           <w:rFonts w:ascii="Cascadia Mono" w:hAnsi="Cascadia Mono" w:cs="Cascadia Mono"/>
@@ -3414,6 +3555,7 @@
         </w:rPr>
         <w:t>{</w:t>
       </w:r>
+      <w:proofErr w:type="gramStart"/>
       <w:r>
         <w:rPr>
           <w:rFonts w:ascii="Cascadia Mono" w:hAnsi="Cascadia Mono" w:cs="Cascadia Mono"/>
@@ -3434,8 +3576,21 @@
           <w:szCs w:val="19"/>
           <w:highlight w:val="white"/>
         </w:rPr>
-        <w:t>.DueDate.LocalDateTime.</w:t>
-      </w:r>
+        <w:t>.DueDate.LocalDateTime</w:t>
+      </w:r>
+      <w:proofErr w:type="gramEnd"/>
+      <w:r>
+        <w:rPr>
+          <w:rFonts w:ascii="Cascadia Mono" w:hAnsi="Cascadia Mono" w:cs="Cascadia Mono"/>
+          <w:color w:val="000000"/>
+          <w:kern w:val="0"/>
+          <w:sz w:val="19"/>
+          <w:szCs w:val="19"/>
+          <w:highlight w:val="white"/>
+        </w:rPr>
+        <w:t>.</w:t>
+      </w:r>
+      <w:proofErr w:type="gramStart"/>
       <w:r>
         <w:rPr>
           <w:rFonts w:ascii="Cascadia Mono" w:hAnsi="Cascadia Mono" w:cs="Cascadia Mono"/>
@@ -3456,7 +3611,19 @@
           <w:szCs w:val="19"/>
           <w:highlight w:val="white"/>
         </w:rPr>
-        <w:t>()}</w:t>
+        <w:t>(</w:t>
+      </w:r>
+      <w:proofErr w:type="gramEnd"/>
+      <w:r>
+        <w:rPr>
+          <w:rFonts w:ascii="Cascadia Mono" w:hAnsi="Cascadia Mono" w:cs="Cascadia Mono"/>
+          <w:color w:val="000000"/>
+          <w:kern w:val="0"/>
+          <w:sz w:val="19"/>
+          <w:szCs w:val="19"/>
+          <w:highlight w:val="white"/>
+        </w:rPr>
+        <w:t>)}</w:t>
       </w:r>
       <w:r>
         <w:rPr>
@@ -3736,6 +3903,2935 @@
                     <a:xfrm>
                       <a:off x="0" y="0"/>
                       <a:ext cx="5943600" cy="1043940"/>
+                    </a:xfrm>
+                    <a:prstGeom prst="rect">
+                      <a:avLst/>
+                    </a:prstGeom>
+                  </pic:spPr>
+                </pic:pic>
+              </a:graphicData>
+            </a:graphic>
+          </wp:inline>
+        </w:drawing>
+      </w:r>
+    </w:p>
+    <w:p>
+      <w:pPr>
+        <w:ind w:left="720" w:firstLine="720"/>
+        <w:rPr>
+          <w:rFonts w:ascii="Sakkal Majalla" w:hAnsi="Sakkal Majalla" w:cs="Sakkal Majalla"/>
+          <w:sz w:val="28"/>
+          <w:szCs w:val="28"/>
+        </w:rPr>
+      </w:pPr>
+      <w:r>
+        <w:rPr>
+          <w:rFonts w:ascii="Sakkal Majalla" w:hAnsi="Sakkal Majalla" w:cs="Sakkal Majalla"/>
+          <w:sz w:val="28"/>
+          <w:szCs w:val="28"/>
+        </w:rPr>
+        <w:t>******************************************************************</w:t>
+      </w:r>
+    </w:p>
+    <w:p>
+      <w:pPr>
+        <w:rPr>
+          <w:rFonts w:ascii="Sakkal Majalla" w:hAnsi="Sakkal Majalla" w:cs="Sakkal Majalla"/>
+          <w:sz w:val="28"/>
+          <w:szCs w:val="28"/>
+        </w:rPr>
+      </w:pPr>
+      <w:r>
+        <w:rPr>
+          <w:rFonts w:ascii="Sakkal Majalla" w:hAnsi="Sakkal Majalla" w:cs="Sakkal Majalla"/>
+          <w:sz w:val="28"/>
+          <w:szCs w:val="28"/>
+        </w:rPr>
+        <w:t xml:space="preserve">To </w:t>
+      </w:r>
+      <w:r>
+        <w:rPr>
+          <w:rFonts w:ascii="Sakkal Majalla" w:hAnsi="Sakkal Majalla" w:cs="Sakkal Majalla"/>
+          <w:color w:val="002060"/>
+          <w:sz w:val="28"/>
+          <w:szCs w:val="28"/>
+        </w:rPr>
+        <w:t>Moq</w:t>
+      </w:r>
+      <w:r>
+        <w:rPr>
+          <w:rFonts w:ascii="Sakkal Majalla" w:hAnsi="Sakkal Majalla" w:cs="Sakkal Majalla"/>
+          <w:color w:val="002060"/>
+          <w:sz w:val="28"/>
+          <w:szCs w:val="28"/>
+        </w:rPr>
+        <w:t xml:space="preserve"> </w:t>
+      </w:r>
+      <w:r>
+        <w:rPr>
+          <w:rFonts w:ascii="Sakkal Majalla" w:hAnsi="Sakkal Majalla" w:cs="Sakkal Majalla"/>
+          <w:sz w:val="28"/>
+          <w:szCs w:val="28"/>
+        </w:rPr>
+        <w:t xml:space="preserve">the methods in </w:t>
+      </w:r>
+      <w:r>
+        <w:rPr>
+          <w:rFonts w:ascii="Sakkal Majalla" w:hAnsi="Sakkal Majalla" w:cs="Sakkal Majalla"/>
+          <w:color w:val="002060"/>
+          <w:sz w:val="28"/>
+          <w:szCs w:val="28"/>
+        </w:rPr>
+        <w:t xml:space="preserve">ASP.NET Core </w:t>
+      </w:r>
+      <w:r>
+        <w:rPr>
+          <w:rFonts w:ascii="Sakkal Majalla" w:hAnsi="Sakkal Majalla" w:cs="Sakkal Majalla"/>
+          <w:sz w:val="28"/>
+          <w:szCs w:val="28"/>
+        </w:rPr>
+        <w:t xml:space="preserve">we need module named: </w:t>
+      </w:r>
+      <w:r>
+        <w:rPr>
+          <w:rFonts w:ascii="Sakkal Majalla" w:hAnsi="Sakkal Majalla" w:cs="Sakkal Majalla"/>
+          <w:color w:val="002060"/>
+          <w:sz w:val="28"/>
+          <w:szCs w:val="28"/>
+        </w:rPr>
+        <w:t>Moq</w:t>
+      </w:r>
+    </w:p>
+    <w:p>
+      <w:pPr>
+        <w:ind w:left="720" w:firstLine="720"/>
+        <w:rPr>
+          <w:rFonts w:ascii="Sakkal Majalla" w:hAnsi="Sakkal Majalla" w:cs="Sakkal Majalla"/>
+          <w:sz w:val="28"/>
+          <w:szCs w:val="28"/>
+        </w:rPr>
+      </w:pPr>
+      <w:r>
+        <w:rPr>
+          <w:rFonts w:ascii="Sakkal Majalla" w:hAnsi="Sakkal Majalla" w:cs="Sakkal Majalla"/>
+          <w:sz w:val="28"/>
+          <w:szCs w:val="28"/>
+        </w:rPr>
+        <w:t>******************************************************************</w:t>
+      </w:r>
+    </w:p>
+    <w:p>
+      <w:pPr>
+        <w:rPr>
+          <w:rFonts w:ascii="Sakkal Majalla" w:hAnsi="Sakkal Majalla" w:cs="Sakkal Majalla"/>
+          <w:sz w:val="28"/>
+          <w:szCs w:val="28"/>
+        </w:rPr>
+      </w:pPr>
+    </w:p>
+    <w:p>
+      <w:pPr>
+        <w:rPr>
+          <w:rFonts w:ascii="Sakkal Majalla" w:hAnsi="Sakkal Majalla" w:cs="Sakkal Majalla"/>
+          <w:sz w:val="28"/>
+          <w:szCs w:val="28"/>
+        </w:rPr>
+      </w:pPr>
+    </w:p>
+    <w:p>
+      <w:pPr>
+        <w:rPr>
+          <w:rFonts w:ascii="Sakkal Majalla" w:hAnsi="Sakkal Majalla" w:cs="Sakkal Majalla"/>
+          <w:sz w:val="28"/>
+          <w:szCs w:val="28"/>
+        </w:rPr>
+      </w:pPr>
+    </w:p>
+    <w:p>
+      <w:pPr>
+        <w:rPr>
+          <w:rFonts w:ascii="Sakkal Majalla" w:hAnsi="Sakkal Majalla" w:cs="Sakkal Majalla"/>
+          <w:sz w:val="28"/>
+          <w:szCs w:val="28"/>
+        </w:rPr>
+      </w:pPr>
+    </w:p>
+    <w:p>
+      <w:pPr>
+        <w:rPr>
+          <w:rFonts w:ascii="Sakkal Majalla" w:hAnsi="Sakkal Majalla" w:cs="Sakkal Majalla"/>
+          <w:sz w:val="28"/>
+          <w:szCs w:val="28"/>
+        </w:rPr>
+      </w:pPr>
+    </w:p>
+    <w:p>
+      <w:pPr>
+        <w:rPr>
+          <w:rFonts w:ascii="Sakkal Majalla" w:hAnsi="Sakkal Majalla" w:cs="Sakkal Majalla"/>
+          <w:sz w:val="28"/>
+          <w:szCs w:val="28"/>
+        </w:rPr>
+      </w:pPr>
+      <w:r>
+        <w:rPr>
+          <w:rFonts w:ascii="Sakkal Majalla" w:hAnsi="Sakkal Majalla" w:cs="Sakkal Majalla"/>
+          <w:sz w:val="28"/>
+          <w:szCs w:val="28"/>
+        </w:rPr>
+        <w:lastRenderedPageBreak/>
+        <w:t>To Mock the functions of interface or virtual members:</w:t>
+      </w:r>
+    </w:p>
+    <w:p>
+      <w:pPr>
+        <w:autoSpaceDE w:val="0"/>
+        <w:autoSpaceDN w:val="0"/>
+        <w:adjustRightInd w:val="0"/>
+        <w:spacing w:after="0" w:line="240" w:lineRule="auto"/>
+        <w:rPr>
+          <w:rFonts w:ascii="Cascadia Mono" w:hAnsi="Cascadia Mono" w:cs="Cascadia Mono"/>
+          <w:color w:val="000000"/>
+          <w:kern w:val="0"/>
+          <w:sz w:val="19"/>
+          <w:szCs w:val="19"/>
+          <w:highlight w:val="white"/>
+        </w:rPr>
+      </w:pPr>
+      <w:r>
+        <w:rPr>
+          <w:rFonts w:ascii="Cascadia Mono" w:hAnsi="Cascadia Mono" w:cs="Cascadia Mono"/>
+          <w:color w:val="000000"/>
+          <w:kern w:val="0"/>
+          <w:sz w:val="19"/>
+          <w:szCs w:val="19"/>
+          <w:highlight w:val="white"/>
+        </w:rPr>
+        <w:t xml:space="preserve">        [</w:t>
+      </w:r>
+      <w:r>
+        <w:rPr>
+          <w:rFonts w:ascii="Cascadia Mono" w:hAnsi="Cascadia Mono" w:cs="Cascadia Mono"/>
+          <w:color w:val="2B91AF"/>
+          <w:kern w:val="0"/>
+          <w:sz w:val="19"/>
+          <w:szCs w:val="19"/>
+          <w:highlight w:val="white"/>
+        </w:rPr>
+        <w:t>Fact</w:t>
+      </w:r>
+      <w:r>
+        <w:rPr>
+          <w:rFonts w:ascii="Cascadia Mono" w:hAnsi="Cascadia Mono" w:cs="Cascadia Mono"/>
+          <w:color w:val="000000"/>
+          <w:kern w:val="0"/>
+          <w:sz w:val="19"/>
+          <w:szCs w:val="19"/>
+          <w:highlight w:val="white"/>
+        </w:rPr>
+        <w:t>]</w:t>
+      </w:r>
+    </w:p>
+    <w:p>
+      <w:pPr>
+        <w:autoSpaceDE w:val="0"/>
+        <w:autoSpaceDN w:val="0"/>
+        <w:adjustRightInd w:val="0"/>
+        <w:spacing w:after="0" w:line="240" w:lineRule="auto"/>
+        <w:rPr>
+          <w:rFonts w:ascii="Cascadia Mono" w:hAnsi="Cascadia Mono" w:cs="Cascadia Mono"/>
+          <w:color w:val="000000"/>
+          <w:kern w:val="0"/>
+          <w:sz w:val="19"/>
+          <w:szCs w:val="19"/>
+          <w:highlight w:val="white"/>
+        </w:rPr>
+      </w:pPr>
+      <w:r>
+        <w:rPr>
+          <w:rFonts w:ascii="Cascadia Mono" w:hAnsi="Cascadia Mono" w:cs="Cascadia Mono"/>
+          <w:color w:val="000000"/>
+          <w:kern w:val="0"/>
+          <w:sz w:val="19"/>
+          <w:szCs w:val="19"/>
+          <w:highlight w:val="white"/>
+        </w:rPr>
+        <w:t xml:space="preserve">        </w:t>
+      </w:r>
+      <w:r>
+        <w:rPr>
+          <w:rFonts w:ascii="Cascadia Mono" w:hAnsi="Cascadia Mono" w:cs="Cascadia Mono"/>
+          <w:color w:val="0000FF"/>
+          <w:kern w:val="0"/>
+          <w:sz w:val="19"/>
+          <w:szCs w:val="19"/>
+          <w:highlight w:val="white"/>
+        </w:rPr>
+        <w:t>public</w:t>
+      </w:r>
+      <w:r>
+        <w:rPr>
+          <w:rFonts w:ascii="Cascadia Mono" w:hAnsi="Cascadia Mono" w:cs="Cascadia Mono"/>
+          <w:color w:val="000000"/>
+          <w:kern w:val="0"/>
+          <w:sz w:val="19"/>
+          <w:szCs w:val="19"/>
+          <w:highlight w:val="white"/>
+        </w:rPr>
+        <w:t xml:space="preserve"> </w:t>
+      </w:r>
+      <w:r>
+        <w:rPr>
+          <w:rFonts w:ascii="Cascadia Mono" w:hAnsi="Cascadia Mono" w:cs="Cascadia Mono"/>
+          <w:color w:val="0000FF"/>
+          <w:kern w:val="0"/>
+          <w:sz w:val="19"/>
+          <w:szCs w:val="19"/>
+          <w:highlight w:val="white"/>
+        </w:rPr>
+        <w:t>async</w:t>
+      </w:r>
+      <w:r>
+        <w:rPr>
+          <w:rFonts w:ascii="Cascadia Mono" w:hAnsi="Cascadia Mono" w:cs="Cascadia Mono"/>
+          <w:color w:val="000000"/>
+          <w:kern w:val="0"/>
+          <w:sz w:val="19"/>
+          <w:szCs w:val="19"/>
+          <w:highlight w:val="white"/>
+        </w:rPr>
+        <w:t xml:space="preserve"> </w:t>
+      </w:r>
+      <w:r>
+        <w:rPr>
+          <w:rFonts w:ascii="Cascadia Mono" w:hAnsi="Cascadia Mono" w:cs="Cascadia Mono"/>
+          <w:color w:val="2B91AF"/>
+          <w:kern w:val="0"/>
+          <w:sz w:val="19"/>
+          <w:szCs w:val="19"/>
+          <w:highlight w:val="white"/>
+        </w:rPr>
+        <w:t>Task</w:t>
+      </w:r>
+      <w:r>
+        <w:rPr>
+          <w:rFonts w:ascii="Cascadia Mono" w:hAnsi="Cascadia Mono" w:cs="Cascadia Mono"/>
+          <w:color w:val="000000"/>
+          <w:kern w:val="0"/>
+          <w:sz w:val="19"/>
+          <w:szCs w:val="19"/>
+          <w:highlight w:val="white"/>
+        </w:rPr>
+        <w:t xml:space="preserve"> </w:t>
+      </w:r>
+      <w:r>
+        <w:rPr>
+          <w:rFonts w:ascii="Cascadia Mono" w:hAnsi="Cascadia Mono" w:cs="Cascadia Mono"/>
+          <w:color w:val="74531F"/>
+          <w:kern w:val="0"/>
+          <w:sz w:val="19"/>
+          <w:szCs w:val="19"/>
+          <w:highlight w:val="white"/>
+        </w:rPr>
+        <w:t>TestSendEmail_</w:t>
+      </w:r>
+      <w:proofErr w:type="gramStart"/>
+      <w:r>
+        <w:rPr>
+          <w:rFonts w:ascii="Cascadia Mono" w:hAnsi="Cascadia Mono" w:cs="Cascadia Mono"/>
+          <w:color w:val="74531F"/>
+          <w:kern w:val="0"/>
+          <w:sz w:val="19"/>
+          <w:szCs w:val="19"/>
+          <w:highlight w:val="white"/>
+        </w:rPr>
+        <w:t>SouldSend</w:t>
+      </w:r>
+      <w:r>
+        <w:rPr>
+          <w:rFonts w:ascii="Cascadia Mono" w:hAnsi="Cascadia Mono" w:cs="Cascadia Mono"/>
+          <w:color w:val="000000"/>
+          <w:kern w:val="0"/>
+          <w:sz w:val="19"/>
+          <w:szCs w:val="19"/>
+          <w:highlight w:val="white"/>
+        </w:rPr>
+        <w:t>(</w:t>
+      </w:r>
+      <w:proofErr w:type="gramEnd"/>
+      <w:r>
+        <w:rPr>
+          <w:rFonts w:ascii="Cascadia Mono" w:hAnsi="Cascadia Mono" w:cs="Cascadia Mono"/>
+          <w:color w:val="000000"/>
+          <w:kern w:val="0"/>
+          <w:sz w:val="19"/>
+          <w:szCs w:val="19"/>
+          <w:highlight w:val="white"/>
+        </w:rPr>
+        <w:t>)</w:t>
+      </w:r>
+    </w:p>
+    <w:p>
+      <w:pPr>
+        <w:autoSpaceDE w:val="0"/>
+        <w:autoSpaceDN w:val="0"/>
+        <w:adjustRightInd w:val="0"/>
+        <w:spacing w:after="0" w:line="240" w:lineRule="auto"/>
+        <w:rPr>
+          <w:rFonts w:ascii="Cascadia Mono" w:hAnsi="Cascadia Mono" w:cs="Cascadia Mono"/>
+          <w:color w:val="000000"/>
+          <w:kern w:val="0"/>
+          <w:sz w:val="19"/>
+          <w:szCs w:val="19"/>
+          <w:highlight w:val="white"/>
+        </w:rPr>
+      </w:pPr>
+      <w:r>
+        <w:rPr>
+          <w:rFonts w:ascii="Cascadia Mono" w:hAnsi="Cascadia Mono" w:cs="Cascadia Mono"/>
+          <w:color w:val="000000"/>
+          <w:kern w:val="0"/>
+          <w:sz w:val="19"/>
+          <w:szCs w:val="19"/>
+          <w:highlight w:val="white"/>
+        </w:rPr>
+        <w:t xml:space="preserve">        {</w:t>
+      </w:r>
+    </w:p>
+    <w:p>
+      <w:pPr>
+        <w:autoSpaceDE w:val="0"/>
+        <w:autoSpaceDN w:val="0"/>
+        <w:adjustRightInd w:val="0"/>
+        <w:spacing w:after="0" w:line="240" w:lineRule="auto"/>
+        <w:rPr>
+          <w:rFonts w:ascii="Cascadia Mono" w:hAnsi="Cascadia Mono" w:cs="Cascadia Mono"/>
+          <w:color w:val="000000"/>
+          <w:kern w:val="0"/>
+          <w:sz w:val="19"/>
+          <w:szCs w:val="19"/>
+          <w:highlight w:val="white"/>
+        </w:rPr>
+      </w:pPr>
+      <w:r>
+        <w:rPr>
+          <w:rFonts w:ascii="Cascadia Mono" w:hAnsi="Cascadia Mono" w:cs="Cascadia Mono"/>
+          <w:color w:val="000000"/>
+          <w:kern w:val="0"/>
+          <w:sz w:val="19"/>
+          <w:szCs w:val="19"/>
+          <w:highlight w:val="white"/>
+        </w:rPr>
+        <w:t xml:space="preserve">            </w:t>
+      </w:r>
+      <w:r>
+        <w:rPr>
+          <w:rFonts w:ascii="Cascadia Mono" w:hAnsi="Cascadia Mono" w:cs="Cascadia Mono"/>
+          <w:color w:val="008000"/>
+          <w:kern w:val="0"/>
+          <w:sz w:val="19"/>
+          <w:szCs w:val="19"/>
+          <w:highlight w:val="white"/>
+        </w:rPr>
+        <w:t>// Arrange</w:t>
+      </w:r>
+    </w:p>
+    <w:p>
+      <w:pPr>
+        <w:autoSpaceDE w:val="0"/>
+        <w:autoSpaceDN w:val="0"/>
+        <w:adjustRightInd w:val="0"/>
+        <w:spacing w:after="0" w:line="240" w:lineRule="auto"/>
+        <w:rPr>
+          <w:rFonts w:ascii="Cascadia Mono" w:hAnsi="Cascadia Mono" w:cs="Cascadia Mono"/>
+          <w:color w:val="000000"/>
+          <w:kern w:val="0"/>
+          <w:sz w:val="19"/>
+          <w:szCs w:val="19"/>
+          <w:highlight w:val="white"/>
+        </w:rPr>
+      </w:pPr>
+      <w:r>
+        <w:rPr>
+          <w:rFonts w:ascii="Cascadia Mono" w:hAnsi="Cascadia Mono" w:cs="Cascadia Mono"/>
+          <w:color w:val="000000"/>
+          <w:kern w:val="0"/>
+          <w:sz w:val="19"/>
+          <w:szCs w:val="19"/>
+          <w:highlight w:val="white"/>
+        </w:rPr>
+        <w:t xml:space="preserve">            </w:t>
+      </w:r>
+      <w:r>
+        <w:rPr>
+          <w:rFonts w:ascii="Cascadia Mono" w:hAnsi="Cascadia Mono" w:cs="Cascadia Mono"/>
+          <w:color w:val="0000FF"/>
+          <w:kern w:val="0"/>
+          <w:sz w:val="19"/>
+          <w:szCs w:val="19"/>
+          <w:highlight w:val="white"/>
+        </w:rPr>
+        <w:t>var</w:t>
+      </w:r>
+      <w:r>
+        <w:rPr>
+          <w:rFonts w:ascii="Cascadia Mono" w:hAnsi="Cascadia Mono" w:cs="Cascadia Mono"/>
+          <w:color w:val="000000"/>
+          <w:kern w:val="0"/>
+          <w:sz w:val="19"/>
+          <w:szCs w:val="19"/>
+          <w:highlight w:val="white"/>
+        </w:rPr>
+        <w:t xml:space="preserve"> </w:t>
+      </w:r>
+      <w:r>
+        <w:rPr>
+          <w:rFonts w:ascii="Cascadia Mono" w:hAnsi="Cascadia Mono" w:cs="Cascadia Mono"/>
+          <w:color w:val="1F377F"/>
+          <w:kern w:val="0"/>
+          <w:sz w:val="19"/>
+          <w:szCs w:val="19"/>
+          <w:highlight w:val="white"/>
+        </w:rPr>
+        <w:t>to</w:t>
+      </w:r>
+      <w:r>
+        <w:rPr>
+          <w:rFonts w:ascii="Cascadia Mono" w:hAnsi="Cascadia Mono" w:cs="Cascadia Mono"/>
+          <w:color w:val="000000"/>
+          <w:kern w:val="0"/>
+          <w:sz w:val="19"/>
+          <w:szCs w:val="19"/>
+          <w:highlight w:val="white"/>
+        </w:rPr>
+        <w:t xml:space="preserve"> = </w:t>
+      </w:r>
+      <w:r>
+        <w:rPr>
+          <w:rFonts w:ascii="Cascadia Mono" w:hAnsi="Cascadia Mono" w:cs="Cascadia Mono"/>
+          <w:color w:val="A31515"/>
+          <w:kern w:val="0"/>
+          <w:sz w:val="19"/>
+          <w:szCs w:val="19"/>
+          <w:highlight w:val="white"/>
+        </w:rPr>
+        <w:t>"user@example.com"</w:t>
+      </w:r>
+      <w:r>
+        <w:rPr>
+          <w:rFonts w:ascii="Cascadia Mono" w:hAnsi="Cascadia Mono" w:cs="Cascadia Mono"/>
+          <w:color w:val="000000"/>
+          <w:kern w:val="0"/>
+          <w:sz w:val="19"/>
+          <w:szCs w:val="19"/>
+          <w:highlight w:val="white"/>
+        </w:rPr>
+        <w:t>;</w:t>
+      </w:r>
+    </w:p>
+    <w:p>
+      <w:pPr>
+        <w:autoSpaceDE w:val="0"/>
+        <w:autoSpaceDN w:val="0"/>
+        <w:adjustRightInd w:val="0"/>
+        <w:spacing w:after="0" w:line="240" w:lineRule="auto"/>
+        <w:rPr>
+          <w:rFonts w:ascii="Cascadia Mono" w:hAnsi="Cascadia Mono" w:cs="Cascadia Mono"/>
+          <w:color w:val="000000"/>
+          <w:kern w:val="0"/>
+          <w:sz w:val="19"/>
+          <w:szCs w:val="19"/>
+          <w:highlight w:val="white"/>
+        </w:rPr>
+      </w:pPr>
+      <w:r>
+        <w:rPr>
+          <w:rFonts w:ascii="Cascadia Mono" w:hAnsi="Cascadia Mono" w:cs="Cascadia Mono"/>
+          <w:color w:val="000000"/>
+          <w:kern w:val="0"/>
+          <w:sz w:val="19"/>
+          <w:szCs w:val="19"/>
+          <w:highlight w:val="white"/>
+        </w:rPr>
+        <w:t xml:space="preserve">            </w:t>
+      </w:r>
+      <w:r>
+        <w:rPr>
+          <w:rFonts w:ascii="Cascadia Mono" w:hAnsi="Cascadia Mono" w:cs="Cascadia Mono"/>
+          <w:color w:val="0000FF"/>
+          <w:kern w:val="0"/>
+          <w:sz w:val="19"/>
+          <w:szCs w:val="19"/>
+          <w:highlight w:val="white"/>
+        </w:rPr>
+        <w:t>var</w:t>
+      </w:r>
+      <w:r>
+        <w:rPr>
+          <w:rFonts w:ascii="Cascadia Mono" w:hAnsi="Cascadia Mono" w:cs="Cascadia Mono"/>
+          <w:color w:val="000000"/>
+          <w:kern w:val="0"/>
+          <w:sz w:val="19"/>
+          <w:szCs w:val="19"/>
+          <w:highlight w:val="white"/>
+        </w:rPr>
+        <w:t xml:space="preserve"> </w:t>
+      </w:r>
+      <w:r>
+        <w:rPr>
+          <w:rFonts w:ascii="Cascadia Mono" w:hAnsi="Cascadia Mono" w:cs="Cascadia Mono"/>
+          <w:color w:val="1F377F"/>
+          <w:kern w:val="0"/>
+          <w:sz w:val="19"/>
+          <w:szCs w:val="19"/>
+          <w:highlight w:val="white"/>
+        </w:rPr>
+        <w:t>subject</w:t>
+      </w:r>
+      <w:r>
+        <w:rPr>
+          <w:rFonts w:ascii="Cascadia Mono" w:hAnsi="Cascadia Mono" w:cs="Cascadia Mono"/>
+          <w:color w:val="000000"/>
+          <w:kern w:val="0"/>
+          <w:sz w:val="19"/>
+          <w:szCs w:val="19"/>
+          <w:highlight w:val="white"/>
+        </w:rPr>
+        <w:t xml:space="preserve"> = </w:t>
+      </w:r>
+      <w:r>
+        <w:rPr>
+          <w:rFonts w:ascii="Cascadia Mono" w:hAnsi="Cascadia Mono" w:cs="Cascadia Mono"/>
+          <w:color w:val="A31515"/>
+          <w:kern w:val="0"/>
+          <w:sz w:val="19"/>
+          <w:szCs w:val="19"/>
+          <w:highlight w:val="white"/>
+        </w:rPr>
+        <w:t>"Test Email"</w:t>
+      </w:r>
+      <w:r>
+        <w:rPr>
+          <w:rFonts w:ascii="Cascadia Mono" w:hAnsi="Cascadia Mono" w:cs="Cascadia Mono"/>
+          <w:color w:val="000000"/>
+          <w:kern w:val="0"/>
+          <w:sz w:val="19"/>
+          <w:szCs w:val="19"/>
+          <w:highlight w:val="white"/>
+        </w:rPr>
+        <w:t>;</w:t>
+      </w:r>
+    </w:p>
+    <w:p>
+      <w:pPr>
+        <w:autoSpaceDE w:val="0"/>
+        <w:autoSpaceDN w:val="0"/>
+        <w:adjustRightInd w:val="0"/>
+        <w:spacing w:after="0" w:line="240" w:lineRule="auto"/>
+        <w:rPr>
+          <w:rFonts w:ascii="Cascadia Mono" w:hAnsi="Cascadia Mono" w:cs="Cascadia Mono"/>
+          <w:color w:val="000000"/>
+          <w:kern w:val="0"/>
+          <w:sz w:val="19"/>
+          <w:szCs w:val="19"/>
+          <w:highlight w:val="white"/>
+        </w:rPr>
+      </w:pPr>
+      <w:r>
+        <w:rPr>
+          <w:rFonts w:ascii="Cascadia Mono" w:hAnsi="Cascadia Mono" w:cs="Cascadia Mono"/>
+          <w:color w:val="000000"/>
+          <w:kern w:val="0"/>
+          <w:sz w:val="19"/>
+          <w:szCs w:val="19"/>
+          <w:highlight w:val="white"/>
+        </w:rPr>
+        <w:t xml:space="preserve">            </w:t>
+      </w:r>
+      <w:r>
+        <w:rPr>
+          <w:rFonts w:ascii="Cascadia Mono" w:hAnsi="Cascadia Mono" w:cs="Cascadia Mono"/>
+          <w:color w:val="0000FF"/>
+          <w:kern w:val="0"/>
+          <w:sz w:val="19"/>
+          <w:szCs w:val="19"/>
+          <w:highlight w:val="white"/>
+        </w:rPr>
+        <w:t>var</w:t>
+      </w:r>
+      <w:r>
+        <w:rPr>
+          <w:rFonts w:ascii="Cascadia Mono" w:hAnsi="Cascadia Mono" w:cs="Cascadia Mono"/>
+          <w:color w:val="000000"/>
+          <w:kern w:val="0"/>
+          <w:sz w:val="19"/>
+          <w:szCs w:val="19"/>
+          <w:highlight w:val="white"/>
+        </w:rPr>
+        <w:t xml:space="preserve"> </w:t>
+      </w:r>
+      <w:r>
+        <w:rPr>
+          <w:rFonts w:ascii="Cascadia Mono" w:hAnsi="Cascadia Mono" w:cs="Cascadia Mono"/>
+          <w:color w:val="1F377F"/>
+          <w:kern w:val="0"/>
+          <w:sz w:val="19"/>
+          <w:szCs w:val="19"/>
+          <w:highlight w:val="white"/>
+        </w:rPr>
+        <w:t>body</w:t>
+      </w:r>
+      <w:r>
+        <w:rPr>
+          <w:rFonts w:ascii="Cascadia Mono" w:hAnsi="Cascadia Mono" w:cs="Cascadia Mono"/>
+          <w:color w:val="000000"/>
+          <w:kern w:val="0"/>
+          <w:sz w:val="19"/>
+          <w:szCs w:val="19"/>
+          <w:highlight w:val="white"/>
+        </w:rPr>
+        <w:t xml:space="preserve"> = </w:t>
+      </w:r>
+      <w:r>
+        <w:rPr>
+          <w:rFonts w:ascii="Cascadia Mono" w:hAnsi="Cascadia Mono" w:cs="Cascadia Mono"/>
+          <w:color w:val="A31515"/>
+          <w:kern w:val="0"/>
+          <w:sz w:val="19"/>
+          <w:szCs w:val="19"/>
+          <w:highlight w:val="white"/>
+        </w:rPr>
+        <w:t>"Hello, this is a test email"</w:t>
+      </w:r>
+      <w:r>
+        <w:rPr>
+          <w:rFonts w:ascii="Cascadia Mono" w:hAnsi="Cascadia Mono" w:cs="Cascadia Mono"/>
+          <w:color w:val="000000"/>
+          <w:kern w:val="0"/>
+          <w:sz w:val="19"/>
+          <w:szCs w:val="19"/>
+          <w:highlight w:val="white"/>
+        </w:rPr>
+        <w:t>;</w:t>
+      </w:r>
+    </w:p>
+    <w:p>
+      <w:pPr>
+        <w:autoSpaceDE w:val="0"/>
+        <w:autoSpaceDN w:val="0"/>
+        <w:adjustRightInd w:val="0"/>
+        <w:spacing w:after="0" w:line="240" w:lineRule="auto"/>
+        <w:rPr>
+          <w:rFonts w:ascii="Cascadia Mono" w:hAnsi="Cascadia Mono" w:cs="Cascadia Mono"/>
+          <w:color w:val="000000"/>
+          <w:kern w:val="0"/>
+          <w:sz w:val="19"/>
+          <w:szCs w:val="19"/>
+          <w:highlight w:val="white"/>
+        </w:rPr>
+      </w:pPr>
+    </w:p>
+    <w:p>
+      <w:pPr>
+        <w:autoSpaceDE w:val="0"/>
+        <w:autoSpaceDN w:val="0"/>
+        <w:adjustRightInd w:val="0"/>
+        <w:spacing w:after="0" w:line="240" w:lineRule="auto"/>
+        <w:rPr>
+          <w:rFonts w:ascii="Cascadia Mono" w:hAnsi="Cascadia Mono" w:cs="Cascadia Mono"/>
+          <w:color w:val="000000"/>
+          <w:kern w:val="0"/>
+          <w:sz w:val="19"/>
+          <w:szCs w:val="19"/>
+          <w:highlight w:val="white"/>
+        </w:rPr>
+      </w:pPr>
+      <w:r>
+        <w:rPr>
+          <w:rFonts w:ascii="Cascadia Mono" w:hAnsi="Cascadia Mono" w:cs="Cascadia Mono"/>
+          <w:color w:val="000000"/>
+          <w:kern w:val="0"/>
+          <w:sz w:val="19"/>
+          <w:szCs w:val="19"/>
+          <w:highlight w:val="white"/>
+        </w:rPr>
+        <w:t xml:space="preserve">            </w:t>
+      </w:r>
+      <w:r>
+        <w:rPr>
+          <w:rFonts w:ascii="Cascadia Mono" w:hAnsi="Cascadia Mono" w:cs="Cascadia Mono"/>
+          <w:color w:val="0000FF"/>
+          <w:kern w:val="0"/>
+          <w:sz w:val="19"/>
+          <w:szCs w:val="19"/>
+          <w:highlight w:val="white"/>
+        </w:rPr>
+        <w:t>var</w:t>
+      </w:r>
+      <w:r>
+        <w:rPr>
+          <w:rFonts w:ascii="Cascadia Mono" w:hAnsi="Cascadia Mono" w:cs="Cascadia Mono"/>
+          <w:color w:val="000000"/>
+          <w:kern w:val="0"/>
+          <w:sz w:val="19"/>
+          <w:szCs w:val="19"/>
+          <w:highlight w:val="white"/>
+        </w:rPr>
+        <w:t xml:space="preserve"> </w:t>
+      </w:r>
+      <w:r>
+        <w:rPr>
+          <w:rFonts w:ascii="Cascadia Mono" w:hAnsi="Cascadia Mono" w:cs="Cascadia Mono"/>
+          <w:color w:val="1F377F"/>
+          <w:kern w:val="0"/>
+          <w:sz w:val="19"/>
+          <w:szCs w:val="19"/>
+          <w:highlight w:val="white"/>
+        </w:rPr>
+        <w:t>emailSenderMock</w:t>
+      </w:r>
+      <w:r>
+        <w:rPr>
+          <w:rFonts w:ascii="Cascadia Mono" w:hAnsi="Cascadia Mono" w:cs="Cascadia Mono"/>
+          <w:color w:val="000000"/>
+          <w:kern w:val="0"/>
+          <w:sz w:val="19"/>
+          <w:szCs w:val="19"/>
+          <w:highlight w:val="white"/>
+        </w:rPr>
+        <w:t xml:space="preserve"> = </w:t>
+      </w:r>
+      <w:r>
+        <w:rPr>
+          <w:rFonts w:ascii="Cascadia Mono" w:hAnsi="Cascadia Mono" w:cs="Cascadia Mono"/>
+          <w:color w:val="0000FF"/>
+          <w:kern w:val="0"/>
+          <w:sz w:val="19"/>
+          <w:szCs w:val="19"/>
+          <w:highlight w:val="white"/>
+        </w:rPr>
+        <w:t>new</w:t>
+      </w:r>
+      <w:r>
+        <w:rPr>
+          <w:rFonts w:ascii="Cascadia Mono" w:hAnsi="Cascadia Mono" w:cs="Cascadia Mono"/>
+          <w:color w:val="000000"/>
+          <w:kern w:val="0"/>
+          <w:sz w:val="19"/>
+          <w:szCs w:val="19"/>
+          <w:highlight w:val="white"/>
+        </w:rPr>
+        <w:t xml:space="preserve"> </w:t>
+      </w:r>
+      <w:r>
+        <w:rPr>
+          <w:rFonts w:ascii="Cascadia Mono" w:hAnsi="Cascadia Mono" w:cs="Cascadia Mono"/>
+          <w:color w:val="2B91AF"/>
+          <w:kern w:val="0"/>
+          <w:sz w:val="19"/>
+          <w:szCs w:val="19"/>
+          <w:highlight w:val="white"/>
+        </w:rPr>
+        <w:t>Mock</w:t>
+      </w:r>
+      <w:r>
+        <w:rPr>
+          <w:rFonts w:ascii="Cascadia Mono" w:hAnsi="Cascadia Mono" w:cs="Cascadia Mono"/>
+          <w:color w:val="000000"/>
+          <w:kern w:val="0"/>
+          <w:sz w:val="19"/>
+          <w:szCs w:val="19"/>
+          <w:highlight w:val="white"/>
+        </w:rPr>
+        <w:t>&lt;</w:t>
+      </w:r>
+      <w:r>
+        <w:rPr>
+          <w:rFonts w:ascii="Cascadia Mono" w:hAnsi="Cascadia Mono" w:cs="Cascadia Mono"/>
+          <w:color w:val="2B91AF"/>
+          <w:kern w:val="0"/>
+          <w:sz w:val="19"/>
+          <w:szCs w:val="19"/>
+          <w:highlight w:val="white"/>
+        </w:rPr>
+        <w:t>IEmailSender</w:t>
+      </w:r>
+      <w:proofErr w:type="gramStart"/>
+      <w:r>
+        <w:rPr>
+          <w:rFonts w:ascii="Cascadia Mono" w:hAnsi="Cascadia Mono" w:cs="Cascadia Mono"/>
+          <w:color w:val="000000"/>
+          <w:kern w:val="0"/>
+          <w:sz w:val="19"/>
+          <w:szCs w:val="19"/>
+          <w:highlight w:val="white"/>
+        </w:rPr>
+        <w:t>&gt;(</w:t>
+      </w:r>
+      <w:proofErr w:type="gramEnd"/>
+      <w:r>
+        <w:rPr>
+          <w:rFonts w:ascii="Cascadia Mono" w:hAnsi="Cascadia Mono" w:cs="Cascadia Mono"/>
+          <w:color w:val="000000"/>
+          <w:kern w:val="0"/>
+          <w:sz w:val="19"/>
+          <w:szCs w:val="19"/>
+          <w:highlight w:val="white"/>
+        </w:rPr>
+        <w:t>);</w:t>
+      </w:r>
+    </w:p>
+    <w:p>
+      <w:pPr>
+        <w:autoSpaceDE w:val="0"/>
+        <w:autoSpaceDN w:val="0"/>
+        <w:adjustRightInd w:val="0"/>
+        <w:spacing w:after="0" w:line="240" w:lineRule="auto"/>
+        <w:rPr>
+          <w:rFonts w:ascii="Cascadia Mono" w:hAnsi="Cascadia Mono" w:cs="Cascadia Mono"/>
+          <w:color w:val="000000"/>
+          <w:kern w:val="0"/>
+          <w:sz w:val="19"/>
+          <w:szCs w:val="19"/>
+          <w:highlight w:val="white"/>
+        </w:rPr>
+      </w:pPr>
+      <w:r>
+        <w:rPr>
+          <w:rFonts w:ascii="Cascadia Mono" w:hAnsi="Cascadia Mono" w:cs="Cascadia Mono"/>
+          <w:color w:val="000000"/>
+          <w:kern w:val="0"/>
+          <w:sz w:val="19"/>
+          <w:szCs w:val="19"/>
+          <w:highlight w:val="white"/>
+        </w:rPr>
+        <w:t xml:space="preserve">            </w:t>
+      </w:r>
+      <w:r>
+        <w:rPr>
+          <w:rFonts w:ascii="Cascadia Mono" w:hAnsi="Cascadia Mono" w:cs="Cascadia Mono"/>
+          <w:color w:val="0000FF"/>
+          <w:kern w:val="0"/>
+          <w:sz w:val="19"/>
+          <w:szCs w:val="19"/>
+          <w:highlight w:val="white"/>
+        </w:rPr>
+        <w:t>object</w:t>
+      </w:r>
+      <w:r>
+        <w:rPr>
+          <w:rFonts w:ascii="Cascadia Mono" w:hAnsi="Cascadia Mono" w:cs="Cascadia Mono"/>
+          <w:color w:val="000000"/>
+          <w:kern w:val="0"/>
+          <w:sz w:val="19"/>
+          <w:szCs w:val="19"/>
+          <w:highlight w:val="white"/>
+        </w:rPr>
+        <w:t xml:space="preserve"> </w:t>
+      </w:r>
+      <w:r>
+        <w:rPr>
+          <w:rFonts w:ascii="Cascadia Mono" w:hAnsi="Cascadia Mono" w:cs="Cascadia Mono"/>
+          <w:color w:val="1F377F"/>
+          <w:kern w:val="0"/>
+          <w:sz w:val="19"/>
+          <w:szCs w:val="19"/>
+          <w:highlight w:val="white"/>
+        </w:rPr>
+        <w:t>t1</w:t>
+      </w:r>
+      <w:r>
+        <w:rPr>
+          <w:rFonts w:ascii="Cascadia Mono" w:hAnsi="Cascadia Mono" w:cs="Cascadia Mono"/>
+          <w:color w:val="000000"/>
+          <w:kern w:val="0"/>
+          <w:sz w:val="19"/>
+          <w:szCs w:val="19"/>
+          <w:highlight w:val="white"/>
+        </w:rPr>
+        <w:t xml:space="preserve"> = </w:t>
+      </w:r>
+      <w:r>
+        <w:rPr>
+          <w:rFonts w:ascii="Cascadia Mono" w:hAnsi="Cascadia Mono" w:cs="Cascadia Mono"/>
+          <w:color w:val="1F377F"/>
+          <w:kern w:val="0"/>
+          <w:sz w:val="19"/>
+          <w:szCs w:val="19"/>
+          <w:highlight w:val="white"/>
+        </w:rPr>
+        <w:t>emailSenderMock</w:t>
+      </w:r>
+      <w:r>
+        <w:rPr>
+          <w:rFonts w:ascii="Cascadia Mono" w:hAnsi="Cascadia Mono" w:cs="Cascadia Mono"/>
+          <w:color w:val="000000"/>
+          <w:kern w:val="0"/>
+          <w:sz w:val="19"/>
+          <w:szCs w:val="19"/>
+          <w:highlight w:val="white"/>
+        </w:rPr>
+        <w:t>.</w:t>
+      </w:r>
+      <w:r>
+        <w:rPr>
+          <w:rFonts w:ascii="Cascadia Mono" w:hAnsi="Cascadia Mono" w:cs="Cascadia Mono"/>
+          <w:color w:val="74531F"/>
+          <w:kern w:val="0"/>
+          <w:sz w:val="19"/>
+          <w:szCs w:val="19"/>
+          <w:highlight w:val="white"/>
+        </w:rPr>
+        <w:t>Setup</w:t>
+      </w:r>
+      <w:r>
+        <w:rPr>
+          <w:rFonts w:ascii="Cascadia Mono" w:hAnsi="Cascadia Mono" w:cs="Cascadia Mono"/>
+          <w:color w:val="000000"/>
+          <w:kern w:val="0"/>
+          <w:sz w:val="19"/>
+          <w:szCs w:val="19"/>
+          <w:highlight w:val="white"/>
+        </w:rPr>
+        <w:t>(</w:t>
+      </w:r>
+      <w:r>
+        <w:rPr>
+          <w:rFonts w:ascii="Cascadia Mono" w:hAnsi="Cascadia Mono" w:cs="Cascadia Mono"/>
+          <w:color w:val="1F377F"/>
+          <w:kern w:val="0"/>
+          <w:sz w:val="19"/>
+          <w:szCs w:val="19"/>
+          <w:highlight w:val="white"/>
+        </w:rPr>
+        <w:t>m</w:t>
+      </w:r>
+      <w:r>
+        <w:rPr>
+          <w:rFonts w:ascii="Cascadia Mono" w:hAnsi="Cascadia Mono" w:cs="Cascadia Mono"/>
+          <w:color w:val="000000"/>
+          <w:kern w:val="0"/>
+          <w:sz w:val="19"/>
+          <w:szCs w:val="19"/>
+          <w:highlight w:val="white"/>
+        </w:rPr>
+        <w:t xml:space="preserve"> =&gt; </w:t>
+      </w:r>
+      <w:proofErr w:type="gramStart"/>
+      <w:r>
+        <w:rPr>
+          <w:rFonts w:ascii="Cascadia Mono" w:hAnsi="Cascadia Mono" w:cs="Cascadia Mono"/>
+          <w:color w:val="1F377F"/>
+          <w:kern w:val="0"/>
+          <w:sz w:val="19"/>
+          <w:szCs w:val="19"/>
+          <w:highlight w:val="white"/>
+        </w:rPr>
+        <w:t>m</w:t>
+      </w:r>
+      <w:r>
+        <w:rPr>
+          <w:rFonts w:ascii="Cascadia Mono" w:hAnsi="Cascadia Mono" w:cs="Cascadia Mono"/>
+          <w:color w:val="000000"/>
+          <w:kern w:val="0"/>
+          <w:sz w:val="19"/>
+          <w:szCs w:val="19"/>
+          <w:highlight w:val="white"/>
+        </w:rPr>
+        <w:t>.</w:t>
+      </w:r>
+      <w:r>
+        <w:rPr>
+          <w:rFonts w:ascii="Cascadia Mono" w:hAnsi="Cascadia Mono" w:cs="Cascadia Mono"/>
+          <w:color w:val="74531F"/>
+          <w:kern w:val="0"/>
+          <w:sz w:val="19"/>
+          <w:szCs w:val="19"/>
+          <w:highlight w:val="white"/>
+        </w:rPr>
+        <w:t>SendEmailAsync</w:t>
+      </w:r>
+      <w:proofErr w:type="gramEnd"/>
+      <w:r>
+        <w:rPr>
+          <w:rFonts w:ascii="Cascadia Mono" w:hAnsi="Cascadia Mono" w:cs="Cascadia Mono"/>
+          <w:color w:val="000000"/>
+          <w:kern w:val="0"/>
+          <w:sz w:val="19"/>
+          <w:szCs w:val="19"/>
+          <w:highlight w:val="white"/>
+        </w:rPr>
+        <w:t>(</w:t>
+      </w:r>
+      <w:proofErr w:type="gramStart"/>
+      <w:r>
+        <w:rPr>
+          <w:rFonts w:ascii="Cascadia Mono" w:hAnsi="Cascadia Mono" w:cs="Cascadia Mono"/>
+          <w:color w:val="2B91AF"/>
+          <w:kern w:val="0"/>
+          <w:sz w:val="19"/>
+          <w:szCs w:val="19"/>
+          <w:highlight w:val="white"/>
+        </w:rPr>
+        <w:t>It</w:t>
+      </w:r>
+      <w:r>
+        <w:rPr>
+          <w:rFonts w:ascii="Cascadia Mono" w:hAnsi="Cascadia Mono" w:cs="Cascadia Mono"/>
+          <w:color w:val="000000"/>
+          <w:kern w:val="0"/>
+          <w:sz w:val="19"/>
+          <w:szCs w:val="19"/>
+          <w:highlight w:val="white"/>
+        </w:rPr>
+        <w:t>.</w:t>
+      </w:r>
+      <w:r>
+        <w:rPr>
+          <w:rFonts w:ascii="Cascadia Mono" w:hAnsi="Cascadia Mono" w:cs="Cascadia Mono"/>
+          <w:color w:val="74531F"/>
+          <w:kern w:val="0"/>
+          <w:sz w:val="19"/>
+          <w:szCs w:val="19"/>
+          <w:highlight w:val="white"/>
+        </w:rPr>
+        <w:t>IsAny</w:t>
+      </w:r>
+      <w:proofErr w:type="gramEnd"/>
+      <w:r>
+        <w:rPr>
+          <w:rFonts w:ascii="Cascadia Mono" w:hAnsi="Cascadia Mono" w:cs="Cascadia Mono"/>
+          <w:color w:val="000000"/>
+          <w:kern w:val="0"/>
+          <w:sz w:val="19"/>
+          <w:szCs w:val="19"/>
+          <w:highlight w:val="white"/>
+        </w:rPr>
+        <w:t>&lt;</w:t>
+      </w:r>
+      <w:r>
+        <w:rPr>
+          <w:rFonts w:ascii="Cascadia Mono" w:hAnsi="Cascadia Mono" w:cs="Cascadia Mono"/>
+          <w:color w:val="0000FF"/>
+          <w:kern w:val="0"/>
+          <w:sz w:val="19"/>
+          <w:szCs w:val="19"/>
+          <w:highlight w:val="white"/>
+        </w:rPr>
+        <w:t>string</w:t>
+      </w:r>
+      <w:proofErr w:type="gramStart"/>
+      <w:r>
+        <w:rPr>
+          <w:rFonts w:ascii="Cascadia Mono" w:hAnsi="Cascadia Mono" w:cs="Cascadia Mono"/>
+          <w:color w:val="000000"/>
+          <w:kern w:val="0"/>
+          <w:sz w:val="19"/>
+          <w:szCs w:val="19"/>
+          <w:highlight w:val="white"/>
+        </w:rPr>
+        <w:t>&gt;(</w:t>
+      </w:r>
+      <w:proofErr w:type="gramEnd"/>
+      <w:r>
+        <w:rPr>
+          <w:rFonts w:ascii="Cascadia Mono" w:hAnsi="Cascadia Mono" w:cs="Cascadia Mono"/>
+          <w:color w:val="000000"/>
+          <w:kern w:val="0"/>
+          <w:sz w:val="19"/>
+          <w:szCs w:val="19"/>
+          <w:highlight w:val="white"/>
+        </w:rPr>
+        <w:t xml:space="preserve">), </w:t>
+      </w:r>
+      <w:proofErr w:type="gramStart"/>
+      <w:r>
+        <w:rPr>
+          <w:rFonts w:ascii="Cascadia Mono" w:hAnsi="Cascadia Mono" w:cs="Cascadia Mono"/>
+          <w:color w:val="2B91AF"/>
+          <w:kern w:val="0"/>
+          <w:sz w:val="19"/>
+          <w:szCs w:val="19"/>
+          <w:highlight w:val="white"/>
+        </w:rPr>
+        <w:t>It</w:t>
+      </w:r>
+      <w:r>
+        <w:rPr>
+          <w:rFonts w:ascii="Cascadia Mono" w:hAnsi="Cascadia Mono" w:cs="Cascadia Mono"/>
+          <w:color w:val="000000"/>
+          <w:kern w:val="0"/>
+          <w:sz w:val="19"/>
+          <w:szCs w:val="19"/>
+          <w:highlight w:val="white"/>
+        </w:rPr>
+        <w:t>.</w:t>
+      </w:r>
+      <w:r>
+        <w:rPr>
+          <w:rFonts w:ascii="Cascadia Mono" w:hAnsi="Cascadia Mono" w:cs="Cascadia Mono"/>
+          <w:color w:val="74531F"/>
+          <w:kern w:val="0"/>
+          <w:sz w:val="19"/>
+          <w:szCs w:val="19"/>
+          <w:highlight w:val="white"/>
+        </w:rPr>
+        <w:t>IsAny</w:t>
+      </w:r>
+      <w:proofErr w:type="gramEnd"/>
+      <w:r>
+        <w:rPr>
+          <w:rFonts w:ascii="Cascadia Mono" w:hAnsi="Cascadia Mono" w:cs="Cascadia Mono"/>
+          <w:color w:val="000000"/>
+          <w:kern w:val="0"/>
+          <w:sz w:val="19"/>
+          <w:szCs w:val="19"/>
+          <w:highlight w:val="white"/>
+        </w:rPr>
+        <w:t>&lt;</w:t>
+      </w:r>
+      <w:r>
+        <w:rPr>
+          <w:rFonts w:ascii="Cascadia Mono" w:hAnsi="Cascadia Mono" w:cs="Cascadia Mono"/>
+          <w:color w:val="0000FF"/>
+          <w:kern w:val="0"/>
+          <w:sz w:val="19"/>
+          <w:szCs w:val="19"/>
+          <w:highlight w:val="white"/>
+        </w:rPr>
+        <w:t>string</w:t>
+      </w:r>
+      <w:proofErr w:type="gramStart"/>
+      <w:r>
+        <w:rPr>
+          <w:rFonts w:ascii="Cascadia Mono" w:hAnsi="Cascadia Mono" w:cs="Cascadia Mono"/>
+          <w:color w:val="000000"/>
+          <w:kern w:val="0"/>
+          <w:sz w:val="19"/>
+          <w:szCs w:val="19"/>
+          <w:highlight w:val="white"/>
+        </w:rPr>
+        <w:t>&gt;(</w:t>
+      </w:r>
+      <w:proofErr w:type="gramEnd"/>
+      <w:r>
+        <w:rPr>
+          <w:rFonts w:ascii="Cascadia Mono" w:hAnsi="Cascadia Mono" w:cs="Cascadia Mono"/>
+          <w:color w:val="000000"/>
+          <w:kern w:val="0"/>
+          <w:sz w:val="19"/>
+          <w:szCs w:val="19"/>
+          <w:highlight w:val="white"/>
+        </w:rPr>
+        <w:t xml:space="preserve">), </w:t>
+      </w:r>
+      <w:proofErr w:type="gramStart"/>
+      <w:r>
+        <w:rPr>
+          <w:rFonts w:ascii="Cascadia Mono" w:hAnsi="Cascadia Mono" w:cs="Cascadia Mono"/>
+          <w:color w:val="2B91AF"/>
+          <w:kern w:val="0"/>
+          <w:sz w:val="19"/>
+          <w:szCs w:val="19"/>
+          <w:highlight w:val="white"/>
+        </w:rPr>
+        <w:t>It</w:t>
+      </w:r>
+      <w:r>
+        <w:rPr>
+          <w:rFonts w:ascii="Cascadia Mono" w:hAnsi="Cascadia Mono" w:cs="Cascadia Mono"/>
+          <w:color w:val="000000"/>
+          <w:kern w:val="0"/>
+          <w:sz w:val="19"/>
+          <w:szCs w:val="19"/>
+          <w:highlight w:val="white"/>
+        </w:rPr>
+        <w:t>.</w:t>
+      </w:r>
+      <w:r>
+        <w:rPr>
+          <w:rFonts w:ascii="Cascadia Mono" w:hAnsi="Cascadia Mono" w:cs="Cascadia Mono"/>
+          <w:color w:val="74531F"/>
+          <w:kern w:val="0"/>
+          <w:sz w:val="19"/>
+          <w:szCs w:val="19"/>
+          <w:highlight w:val="white"/>
+        </w:rPr>
+        <w:t>IsAny</w:t>
+      </w:r>
+      <w:proofErr w:type="gramEnd"/>
+      <w:r>
+        <w:rPr>
+          <w:rFonts w:ascii="Cascadia Mono" w:hAnsi="Cascadia Mono" w:cs="Cascadia Mono"/>
+          <w:color w:val="000000"/>
+          <w:kern w:val="0"/>
+          <w:sz w:val="19"/>
+          <w:szCs w:val="19"/>
+          <w:highlight w:val="white"/>
+        </w:rPr>
+        <w:t>&lt;</w:t>
+      </w:r>
+      <w:r>
+        <w:rPr>
+          <w:rFonts w:ascii="Cascadia Mono" w:hAnsi="Cascadia Mono" w:cs="Cascadia Mono"/>
+          <w:color w:val="0000FF"/>
+          <w:kern w:val="0"/>
+          <w:sz w:val="19"/>
+          <w:szCs w:val="19"/>
+          <w:highlight w:val="white"/>
+        </w:rPr>
+        <w:t>string</w:t>
+      </w:r>
+      <w:r>
+        <w:rPr>
+          <w:rFonts w:ascii="Cascadia Mono" w:hAnsi="Cascadia Mono" w:cs="Cascadia Mono"/>
+          <w:color w:val="000000"/>
+          <w:kern w:val="0"/>
+          <w:sz w:val="19"/>
+          <w:szCs w:val="19"/>
+          <w:highlight w:val="white"/>
+        </w:rPr>
+        <w:t>&gt;())</w:t>
+      </w:r>
+      <w:proofErr w:type="gramStart"/>
+      <w:r>
+        <w:rPr>
+          <w:rFonts w:ascii="Cascadia Mono" w:hAnsi="Cascadia Mono" w:cs="Cascadia Mono"/>
+          <w:color w:val="000000"/>
+          <w:kern w:val="0"/>
+          <w:sz w:val="19"/>
+          <w:szCs w:val="19"/>
+          <w:highlight w:val="white"/>
+        </w:rPr>
+        <w:t>).</w:t>
+      </w:r>
+      <w:r>
+        <w:rPr>
+          <w:rFonts w:ascii="Cascadia Mono" w:hAnsi="Cascadia Mono" w:cs="Cascadia Mono"/>
+          <w:color w:val="74531F"/>
+          <w:kern w:val="0"/>
+          <w:sz w:val="19"/>
+          <w:szCs w:val="19"/>
+          <w:highlight w:val="white"/>
+        </w:rPr>
+        <w:t>Returns</w:t>
+      </w:r>
+      <w:proofErr w:type="gramEnd"/>
+      <w:r>
+        <w:rPr>
+          <w:rFonts w:ascii="Cascadia Mono" w:hAnsi="Cascadia Mono" w:cs="Cascadia Mono"/>
+          <w:color w:val="000000"/>
+          <w:kern w:val="0"/>
+          <w:sz w:val="19"/>
+          <w:szCs w:val="19"/>
+          <w:highlight w:val="white"/>
+        </w:rPr>
+        <w:t>(</w:t>
+      </w:r>
+      <w:r>
+        <w:rPr>
+          <w:rFonts w:ascii="Cascadia Mono" w:hAnsi="Cascadia Mono" w:cs="Cascadia Mono"/>
+          <w:color w:val="2B91AF"/>
+          <w:kern w:val="0"/>
+          <w:sz w:val="19"/>
+          <w:szCs w:val="19"/>
+          <w:highlight w:val="white"/>
+        </w:rPr>
+        <w:t>Task</w:t>
+      </w:r>
+      <w:r>
+        <w:rPr>
+          <w:rFonts w:ascii="Cascadia Mono" w:hAnsi="Cascadia Mono" w:cs="Cascadia Mono"/>
+          <w:color w:val="000000"/>
+          <w:kern w:val="0"/>
+          <w:sz w:val="19"/>
+          <w:szCs w:val="19"/>
+          <w:highlight w:val="white"/>
+        </w:rPr>
+        <w:t>.CompletedTask);</w:t>
+      </w:r>
+    </w:p>
+    <w:p>
+      <w:pPr>
+        <w:autoSpaceDE w:val="0"/>
+        <w:autoSpaceDN w:val="0"/>
+        <w:adjustRightInd w:val="0"/>
+        <w:spacing w:after="0" w:line="240" w:lineRule="auto"/>
+        <w:rPr>
+          <w:rFonts w:ascii="Cascadia Mono" w:hAnsi="Cascadia Mono" w:cs="Cascadia Mono"/>
+          <w:color w:val="000000"/>
+          <w:kern w:val="0"/>
+          <w:sz w:val="19"/>
+          <w:szCs w:val="19"/>
+          <w:highlight w:val="white"/>
+        </w:rPr>
+      </w:pPr>
+      <w:r>
+        <w:rPr>
+          <w:rFonts w:ascii="Cascadia Mono" w:hAnsi="Cascadia Mono" w:cs="Cascadia Mono"/>
+          <w:color w:val="000000"/>
+          <w:kern w:val="0"/>
+          <w:sz w:val="19"/>
+          <w:szCs w:val="19"/>
+          <w:highlight w:val="white"/>
+        </w:rPr>
+        <w:t xml:space="preserve">            </w:t>
+      </w:r>
+      <w:r>
+        <w:rPr>
+          <w:rFonts w:ascii="Cascadia Mono" w:hAnsi="Cascadia Mono" w:cs="Cascadia Mono"/>
+          <w:color w:val="008000"/>
+          <w:kern w:val="0"/>
+          <w:sz w:val="19"/>
+          <w:szCs w:val="19"/>
+          <w:highlight w:val="white"/>
+        </w:rPr>
+        <w:t>//var loggerMock = new Mock&lt;ILogger&lt;IEmailService&gt;</w:t>
+      </w:r>
+      <w:proofErr w:type="gramStart"/>
+      <w:r>
+        <w:rPr>
+          <w:rFonts w:ascii="Cascadia Mono" w:hAnsi="Cascadia Mono" w:cs="Cascadia Mono"/>
+          <w:color w:val="008000"/>
+          <w:kern w:val="0"/>
+          <w:sz w:val="19"/>
+          <w:szCs w:val="19"/>
+          <w:highlight w:val="white"/>
+        </w:rPr>
+        <w:t>&gt;(</w:t>
+      </w:r>
+      <w:proofErr w:type="gramEnd"/>
+      <w:r>
+        <w:rPr>
+          <w:rFonts w:ascii="Cascadia Mono" w:hAnsi="Cascadia Mono" w:cs="Cascadia Mono"/>
+          <w:color w:val="008000"/>
+          <w:kern w:val="0"/>
+          <w:sz w:val="19"/>
+          <w:szCs w:val="19"/>
+          <w:highlight w:val="white"/>
+        </w:rPr>
+        <w:t>);</w:t>
+      </w:r>
+    </w:p>
+    <w:p>
+      <w:pPr>
+        <w:autoSpaceDE w:val="0"/>
+        <w:autoSpaceDN w:val="0"/>
+        <w:adjustRightInd w:val="0"/>
+        <w:spacing w:after="0" w:line="240" w:lineRule="auto"/>
+        <w:rPr>
+          <w:rFonts w:ascii="Cascadia Mono" w:hAnsi="Cascadia Mono" w:cs="Cascadia Mono"/>
+          <w:color w:val="000000"/>
+          <w:kern w:val="0"/>
+          <w:sz w:val="19"/>
+          <w:szCs w:val="19"/>
+          <w:highlight w:val="white"/>
+        </w:rPr>
+      </w:pPr>
+      <w:r>
+        <w:rPr>
+          <w:rFonts w:ascii="Cascadia Mono" w:hAnsi="Cascadia Mono" w:cs="Cascadia Mono"/>
+          <w:color w:val="000000"/>
+          <w:kern w:val="0"/>
+          <w:sz w:val="19"/>
+          <w:szCs w:val="19"/>
+          <w:highlight w:val="white"/>
+        </w:rPr>
+        <w:t xml:space="preserve">            </w:t>
+      </w:r>
+      <w:r>
+        <w:rPr>
+          <w:rFonts w:ascii="Cascadia Mono" w:hAnsi="Cascadia Mono" w:cs="Cascadia Mono"/>
+          <w:color w:val="008000"/>
+          <w:kern w:val="0"/>
+          <w:sz w:val="19"/>
+          <w:szCs w:val="19"/>
+          <w:highlight w:val="white"/>
+        </w:rPr>
+        <w:t xml:space="preserve">//loggerMock.Setup(l =&gt; </w:t>
+      </w:r>
+      <w:proofErr w:type="gramStart"/>
+      <w:r>
+        <w:rPr>
+          <w:rFonts w:ascii="Cascadia Mono" w:hAnsi="Cascadia Mono" w:cs="Cascadia Mono"/>
+          <w:color w:val="008000"/>
+          <w:kern w:val="0"/>
+          <w:sz w:val="19"/>
+          <w:szCs w:val="19"/>
+          <w:highlight w:val="white"/>
+        </w:rPr>
+        <w:t>l.Log</w:t>
+      </w:r>
+      <w:proofErr w:type="gramEnd"/>
+      <w:r>
+        <w:rPr>
+          <w:rFonts w:ascii="Cascadia Mono" w:hAnsi="Cascadia Mono" w:cs="Cascadia Mono"/>
+          <w:color w:val="008000"/>
+          <w:kern w:val="0"/>
+          <w:sz w:val="19"/>
+          <w:szCs w:val="19"/>
+          <w:highlight w:val="white"/>
+        </w:rPr>
+        <w:t>(</w:t>
+      </w:r>
+      <w:proofErr w:type="gramStart"/>
+      <w:r>
+        <w:rPr>
+          <w:rFonts w:ascii="Cascadia Mono" w:hAnsi="Cascadia Mono" w:cs="Cascadia Mono"/>
+          <w:color w:val="008000"/>
+          <w:kern w:val="0"/>
+          <w:sz w:val="19"/>
+          <w:szCs w:val="19"/>
+          <w:highlight w:val="white"/>
+        </w:rPr>
+        <w:t>It.IsAny</w:t>
+      </w:r>
+      <w:proofErr w:type="gramEnd"/>
+      <w:r>
+        <w:rPr>
+          <w:rFonts w:ascii="Cascadia Mono" w:hAnsi="Cascadia Mono" w:cs="Cascadia Mono"/>
+          <w:color w:val="008000"/>
+          <w:kern w:val="0"/>
+          <w:sz w:val="19"/>
+          <w:szCs w:val="19"/>
+          <w:highlight w:val="white"/>
+        </w:rPr>
+        <w:t>&lt;LogLevel</w:t>
+      </w:r>
+      <w:proofErr w:type="gramStart"/>
+      <w:r>
+        <w:rPr>
+          <w:rFonts w:ascii="Cascadia Mono" w:hAnsi="Cascadia Mono" w:cs="Cascadia Mono"/>
+          <w:color w:val="008000"/>
+          <w:kern w:val="0"/>
+          <w:sz w:val="19"/>
+          <w:szCs w:val="19"/>
+          <w:highlight w:val="white"/>
+        </w:rPr>
+        <w:t>&gt;(</w:t>
+      </w:r>
+      <w:proofErr w:type="gramEnd"/>
+      <w:r>
+        <w:rPr>
+          <w:rFonts w:ascii="Cascadia Mono" w:hAnsi="Cascadia Mono" w:cs="Cascadia Mono"/>
+          <w:color w:val="008000"/>
+          <w:kern w:val="0"/>
+          <w:sz w:val="19"/>
+          <w:szCs w:val="19"/>
+          <w:highlight w:val="white"/>
+        </w:rPr>
+        <w:t xml:space="preserve">), </w:t>
+      </w:r>
+      <w:proofErr w:type="gramStart"/>
+      <w:r>
+        <w:rPr>
+          <w:rFonts w:ascii="Cascadia Mono" w:hAnsi="Cascadia Mono" w:cs="Cascadia Mono"/>
+          <w:color w:val="008000"/>
+          <w:kern w:val="0"/>
+          <w:sz w:val="19"/>
+          <w:szCs w:val="19"/>
+          <w:highlight w:val="white"/>
+        </w:rPr>
+        <w:t>It.IsAny</w:t>
+      </w:r>
+      <w:proofErr w:type="gramEnd"/>
+      <w:r>
+        <w:rPr>
+          <w:rFonts w:ascii="Cascadia Mono" w:hAnsi="Cascadia Mono" w:cs="Cascadia Mono"/>
+          <w:color w:val="008000"/>
+          <w:kern w:val="0"/>
+          <w:sz w:val="19"/>
+          <w:szCs w:val="19"/>
+          <w:highlight w:val="white"/>
+        </w:rPr>
+        <w:t>&lt;EventId</w:t>
+      </w:r>
+      <w:proofErr w:type="gramStart"/>
+      <w:r>
+        <w:rPr>
+          <w:rFonts w:ascii="Cascadia Mono" w:hAnsi="Cascadia Mono" w:cs="Cascadia Mono"/>
+          <w:color w:val="008000"/>
+          <w:kern w:val="0"/>
+          <w:sz w:val="19"/>
+          <w:szCs w:val="19"/>
+          <w:highlight w:val="white"/>
+        </w:rPr>
+        <w:t>&gt;(</w:t>
+      </w:r>
+      <w:proofErr w:type="gramEnd"/>
+      <w:r>
+        <w:rPr>
+          <w:rFonts w:ascii="Cascadia Mono" w:hAnsi="Cascadia Mono" w:cs="Cascadia Mono"/>
+          <w:color w:val="008000"/>
+          <w:kern w:val="0"/>
+          <w:sz w:val="19"/>
+          <w:szCs w:val="19"/>
+          <w:highlight w:val="white"/>
+        </w:rPr>
+        <w:t xml:space="preserve">), </w:t>
+      </w:r>
+      <w:proofErr w:type="gramStart"/>
+      <w:r>
+        <w:rPr>
+          <w:rFonts w:ascii="Cascadia Mono" w:hAnsi="Cascadia Mono" w:cs="Cascadia Mono"/>
+          <w:color w:val="008000"/>
+          <w:kern w:val="0"/>
+          <w:sz w:val="19"/>
+          <w:szCs w:val="19"/>
+          <w:highlight w:val="white"/>
+        </w:rPr>
+        <w:t>It.IsAny&lt;It.IsAnyType&gt;(</w:t>
+      </w:r>
+      <w:proofErr w:type="gramEnd"/>
+      <w:r>
+        <w:rPr>
+          <w:rFonts w:ascii="Cascadia Mono" w:hAnsi="Cascadia Mono" w:cs="Cascadia Mono"/>
+          <w:color w:val="008000"/>
+          <w:kern w:val="0"/>
+          <w:sz w:val="19"/>
+          <w:szCs w:val="19"/>
+          <w:highlight w:val="white"/>
+        </w:rPr>
+        <w:t>),</w:t>
+      </w:r>
+    </w:p>
+    <w:p>
+      <w:pPr>
+        <w:autoSpaceDE w:val="0"/>
+        <w:autoSpaceDN w:val="0"/>
+        <w:adjustRightInd w:val="0"/>
+        <w:spacing w:after="0" w:line="240" w:lineRule="auto"/>
+        <w:rPr>
+          <w:rFonts w:ascii="Cascadia Mono" w:hAnsi="Cascadia Mono" w:cs="Cascadia Mono"/>
+          <w:color w:val="000000"/>
+          <w:kern w:val="0"/>
+          <w:sz w:val="19"/>
+          <w:szCs w:val="19"/>
+          <w:highlight w:val="white"/>
+        </w:rPr>
+      </w:pPr>
+      <w:r>
+        <w:rPr>
+          <w:rFonts w:ascii="Cascadia Mono" w:hAnsi="Cascadia Mono" w:cs="Cascadia Mono"/>
+          <w:color w:val="000000"/>
+          <w:kern w:val="0"/>
+          <w:sz w:val="19"/>
+          <w:szCs w:val="19"/>
+          <w:highlight w:val="white"/>
+        </w:rPr>
+        <w:t xml:space="preserve">            </w:t>
+      </w:r>
+      <w:r>
+        <w:rPr>
+          <w:rFonts w:ascii="Cascadia Mono" w:hAnsi="Cascadia Mono" w:cs="Cascadia Mono"/>
+          <w:color w:val="008000"/>
+          <w:kern w:val="0"/>
+          <w:sz w:val="19"/>
+          <w:szCs w:val="19"/>
+          <w:highlight w:val="white"/>
+        </w:rPr>
+        <w:t xml:space="preserve">//    </w:t>
+      </w:r>
+      <w:proofErr w:type="gramStart"/>
+      <w:r>
+        <w:rPr>
+          <w:rFonts w:ascii="Cascadia Mono" w:hAnsi="Cascadia Mono" w:cs="Cascadia Mono"/>
+          <w:color w:val="008000"/>
+          <w:kern w:val="0"/>
+          <w:sz w:val="19"/>
+          <w:szCs w:val="19"/>
+          <w:highlight w:val="white"/>
+        </w:rPr>
+        <w:t>It.IsAny</w:t>
+      </w:r>
+      <w:proofErr w:type="gramEnd"/>
+      <w:r>
+        <w:rPr>
+          <w:rFonts w:ascii="Cascadia Mono" w:hAnsi="Cascadia Mono" w:cs="Cascadia Mono"/>
+          <w:color w:val="008000"/>
+          <w:kern w:val="0"/>
+          <w:sz w:val="19"/>
+          <w:szCs w:val="19"/>
+          <w:highlight w:val="white"/>
+        </w:rPr>
+        <w:t>&lt;Exception</w:t>
+      </w:r>
+      <w:proofErr w:type="gramStart"/>
+      <w:r>
+        <w:rPr>
+          <w:rFonts w:ascii="Cascadia Mono" w:hAnsi="Cascadia Mono" w:cs="Cascadia Mono"/>
+          <w:color w:val="008000"/>
+          <w:kern w:val="0"/>
+          <w:sz w:val="19"/>
+          <w:szCs w:val="19"/>
+          <w:highlight w:val="white"/>
+        </w:rPr>
+        <w:t>&gt;(</w:t>
+      </w:r>
+      <w:proofErr w:type="gramEnd"/>
+      <w:r>
+        <w:rPr>
+          <w:rFonts w:ascii="Cascadia Mono" w:hAnsi="Cascadia Mono" w:cs="Cascadia Mono"/>
+          <w:color w:val="008000"/>
+          <w:kern w:val="0"/>
+          <w:sz w:val="19"/>
+          <w:szCs w:val="19"/>
+          <w:highlight w:val="white"/>
+        </w:rPr>
+        <w:t xml:space="preserve">), (Func&lt;It.IsAnyType, </w:t>
+      </w:r>
+      <w:proofErr w:type="gramStart"/>
+      <w:r>
+        <w:rPr>
+          <w:rFonts w:ascii="Cascadia Mono" w:hAnsi="Cascadia Mono" w:cs="Cascadia Mono"/>
+          <w:color w:val="008000"/>
+          <w:kern w:val="0"/>
+          <w:sz w:val="19"/>
+          <w:szCs w:val="19"/>
+          <w:highlight w:val="white"/>
+        </w:rPr>
+        <w:t>Exception?,</w:t>
+      </w:r>
+      <w:proofErr w:type="gramEnd"/>
+      <w:r>
+        <w:rPr>
+          <w:rFonts w:ascii="Cascadia Mono" w:hAnsi="Cascadia Mono" w:cs="Cascadia Mono"/>
+          <w:color w:val="008000"/>
+          <w:kern w:val="0"/>
+          <w:sz w:val="19"/>
+          <w:szCs w:val="19"/>
+          <w:highlight w:val="white"/>
+        </w:rPr>
+        <w:t xml:space="preserve"> string</w:t>
+      </w:r>
+      <w:proofErr w:type="gramStart"/>
+      <w:r>
+        <w:rPr>
+          <w:rFonts w:ascii="Cascadia Mono" w:hAnsi="Cascadia Mono" w:cs="Cascadia Mono"/>
+          <w:color w:val="008000"/>
+          <w:kern w:val="0"/>
+          <w:sz w:val="19"/>
+          <w:szCs w:val="19"/>
+          <w:highlight w:val="white"/>
+        </w:rPr>
+        <w:t>&gt;)It</w:t>
+      </w:r>
+      <w:proofErr w:type="gramEnd"/>
+      <w:r>
+        <w:rPr>
+          <w:rFonts w:ascii="Cascadia Mono" w:hAnsi="Cascadia Mono" w:cs="Cascadia Mono"/>
+          <w:color w:val="008000"/>
+          <w:kern w:val="0"/>
+          <w:sz w:val="19"/>
+          <w:szCs w:val="19"/>
+          <w:highlight w:val="white"/>
+        </w:rPr>
+        <w:t>.IsAny&lt;object&gt;())</w:t>
+      </w:r>
+      <w:proofErr w:type="gramStart"/>
+      <w:r>
+        <w:rPr>
+          <w:rFonts w:ascii="Cascadia Mono" w:hAnsi="Cascadia Mono" w:cs="Cascadia Mono"/>
+          <w:color w:val="008000"/>
+          <w:kern w:val="0"/>
+          <w:sz w:val="19"/>
+          <w:szCs w:val="19"/>
+          <w:highlight w:val="white"/>
+        </w:rPr>
+        <w:t>).Verifiable</w:t>
+      </w:r>
+      <w:proofErr w:type="gramEnd"/>
+      <w:r>
+        <w:rPr>
+          <w:rFonts w:ascii="Cascadia Mono" w:hAnsi="Cascadia Mono" w:cs="Cascadia Mono"/>
+          <w:color w:val="008000"/>
+          <w:kern w:val="0"/>
+          <w:sz w:val="19"/>
+          <w:szCs w:val="19"/>
+          <w:highlight w:val="white"/>
+        </w:rPr>
+        <w:t>();</w:t>
+      </w:r>
+    </w:p>
+    <w:p>
+      <w:pPr>
+        <w:autoSpaceDE w:val="0"/>
+        <w:autoSpaceDN w:val="0"/>
+        <w:adjustRightInd w:val="0"/>
+        <w:spacing w:after="0" w:line="240" w:lineRule="auto"/>
+        <w:rPr>
+          <w:rFonts w:ascii="Cascadia Mono" w:hAnsi="Cascadia Mono" w:cs="Cascadia Mono"/>
+          <w:color w:val="000000"/>
+          <w:kern w:val="0"/>
+          <w:sz w:val="19"/>
+          <w:szCs w:val="19"/>
+          <w:highlight w:val="white"/>
+        </w:rPr>
+      </w:pPr>
+      <w:r>
+        <w:rPr>
+          <w:rFonts w:ascii="Cascadia Mono" w:hAnsi="Cascadia Mono" w:cs="Cascadia Mono"/>
+          <w:color w:val="000000"/>
+          <w:kern w:val="0"/>
+          <w:sz w:val="19"/>
+          <w:szCs w:val="19"/>
+          <w:highlight w:val="white"/>
+        </w:rPr>
+        <w:t xml:space="preserve">            </w:t>
+      </w:r>
+      <w:r>
+        <w:rPr>
+          <w:rFonts w:ascii="Cascadia Mono" w:hAnsi="Cascadia Mono" w:cs="Cascadia Mono"/>
+          <w:color w:val="0000FF"/>
+          <w:kern w:val="0"/>
+          <w:sz w:val="19"/>
+          <w:szCs w:val="19"/>
+          <w:highlight w:val="white"/>
+        </w:rPr>
+        <w:t>var</w:t>
+      </w:r>
+      <w:r>
+        <w:rPr>
+          <w:rFonts w:ascii="Cascadia Mono" w:hAnsi="Cascadia Mono" w:cs="Cascadia Mono"/>
+          <w:color w:val="000000"/>
+          <w:kern w:val="0"/>
+          <w:sz w:val="19"/>
+          <w:szCs w:val="19"/>
+          <w:highlight w:val="white"/>
+        </w:rPr>
+        <w:t xml:space="preserve"> </w:t>
+      </w:r>
+      <w:r>
+        <w:rPr>
+          <w:rFonts w:ascii="Cascadia Mono" w:hAnsi="Cascadia Mono" w:cs="Cascadia Mono"/>
+          <w:color w:val="1F377F"/>
+          <w:kern w:val="0"/>
+          <w:sz w:val="19"/>
+          <w:szCs w:val="19"/>
+          <w:highlight w:val="white"/>
+        </w:rPr>
+        <w:t>emailService</w:t>
+      </w:r>
+      <w:r>
+        <w:rPr>
+          <w:rFonts w:ascii="Cascadia Mono" w:hAnsi="Cascadia Mono" w:cs="Cascadia Mono"/>
+          <w:color w:val="000000"/>
+          <w:kern w:val="0"/>
+          <w:sz w:val="19"/>
+          <w:szCs w:val="19"/>
+          <w:highlight w:val="white"/>
+        </w:rPr>
+        <w:t xml:space="preserve"> = </w:t>
+      </w:r>
+      <w:r>
+        <w:rPr>
+          <w:rFonts w:ascii="Cascadia Mono" w:hAnsi="Cascadia Mono" w:cs="Cascadia Mono"/>
+          <w:color w:val="0000FF"/>
+          <w:kern w:val="0"/>
+          <w:sz w:val="19"/>
+          <w:szCs w:val="19"/>
+          <w:highlight w:val="white"/>
+        </w:rPr>
+        <w:t>new</w:t>
+      </w:r>
+      <w:r>
+        <w:rPr>
+          <w:rFonts w:ascii="Cascadia Mono" w:hAnsi="Cascadia Mono" w:cs="Cascadia Mono"/>
+          <w:color w:val="000000"/>
+          <w:kern w:val="0"/>
+          <w:sz w:val="19"/>
+          <w:szCs w:val="19"/>
+          <w:highlight w:val="white"/>
+        </w:rPr>
+        <w:t xml:space="preserve"> </w:t>
+      </w:r>
+      <w:proofErr w:type="gramStart"/>
+      <w:r>
+        <w:rPr>
+          <w:rFonts w:ascii="Cascadia Mono" w:hAnsi="Cascadia Mono" w:cs="Cascadia Mono"/>
+          <w:color w:val="2B91AF"/>
+          <w:kern w:val="0"/>
+          <w:sz w:val="19"/>
+          <w:szCs w:val="19"/>
+          <w:highlight w:val="white"/>
+        </w:rPr>
+        <w:t>EmailService</w:t>
+      </w:r>
+      <w:r>
+        <w:rPr>
+          <w:rFonts w:ascii="Cascadia Mono" w:hAnsi="Cascadia Mono" w:cs="Cascadia Mono"/>
+          <w:color w:val="000000"/>
+          <w:kern w:val="0"/>
+          <w:sz w:val="19"/>
+          <w:szCs w:val="19"/>
+          <w:highlight w:val="white"/>
+        </w:rPr>
+        <w:t>(</w:t>
+      </w:r>
+      <w:proofErr w:type="gramEnd"/>
+      <w:r>
+        <w:rPr>
+          <w:rFonts w:ascii="Cascadia Mono" w:hAnsi="Cascadia Mono" w:cs="Cascadia Mono"/>
+          <w:color w:val="1F377F"/>
+          <w:kern w:val="0"/>
+          <w:sz w:val="19"/>
+          <w:szCs w:val="19"/>
+          <w:highlight w:val="white"/>
+        </w:rPr>
+        <w:t>emailSenderMock</w:t>
+      </w:r>
+      <w:r>
+        <w:rPr>
+          <w:rFonts w:ascii="Cascadia Mono" w:hAnsi="Cascadia Mono" w:cs="Cascadia Mono"/>
+          <w:color w:val="000000"/>
+          <w:kern w:val="0"/>
+          <w:sz w:val="19"/>
+          <w:szCs w:val="19"/>
+          <w:highlight w:val="white"/>
+        </w:rPr>
+        <w:t>.Object);</w:t>
+      </w:r>
+    </w:p>
+    <w:p>
+      <w:pPr>
+        <w:autoSpaceDE w:val="0"/>
+        <w:autoSpaceDN w:val="0"/>
+        <w:adjustRightInd w:val="0"/>
+        <w:spacing w:after="0" w:line="240" w:lineRule="auto"/>
+        <w:rPr>
+          <w:rFonts w:ascii="Cascadia Mono" w:hAnsi="Cascadia Mono" w:cs="Cascadia Mono"/>
+          <w:color w:val="000000"/>
+          <w:kern w:val="0"/>
+          <w:sz w:val="19"/>
+          <w:szCs w:val="19"/>
+          <w:highlight w:val="white"/>
+        </w:rPr>
+      </w:pPr>
+      <w:r>
+        <w:rPr>
+          <w:rFonts w:ascii="Cascadia Mono" w:hAnsi="Cascadia Mono" w:cs="Cascadia Mono"/>
+          <w:color w:val="000000"/>
+          <w:kern w:val="0"/>
+          <w:sz w:val="19"/>
+          <w:szCs w:val="19"/>
+          <w:highlight w:val="white"/>
+        </w:rPr>
+        <w:t xml:space="preserve">            </w:t>
+      </w:r>
+      <w:r>
+        <w:rPr>
+          <w:rFonts w:ascii="Cascadia Mono" w:hAnsi="Cascadia Mono" w:cs="Cascadia Mono"/>
+          <w:color w:val="008000"/>
+          <w:kern w:val="0"/>
+          <w:sz w:val="19"/>
+          <w:szCs w:val="19"/>
+          <w:highlight w:val="white"/>
+        </w:rPr>
+        <w:t>// Act</w:t>
+      </w:r>
+    </w:p>
+    <w:p>
+      <w:pPr>
+        <w:autoSpaceDE w:val="0"/>
+        <w:autoSpaceDN w:val="0"/>
+        <w:adjustRightInd w:val="0"/>
+        <w:spacing w:after="0" w:line="240" w:lineRule="auto"/>
+        <w:rPr>
+          <w:rFonts w:ascii="Cascadia Mono" w:hAnsi="Cascadia Mono" w:cs="Cascadia Mono"/>
+          <w:color w:val="000000"/>
+          <w:kern w:val="0"/>
+          <w:sz w:val="19"/>
+          <w:szCs w:val="19"/>
+          <w:highlight w:val="white"/>
+        </w:rPr>
+      </w:pPr>
+      <w:r>
+        <w:rPr>
+          <w:rFonts w:ascii="Cascadia Mono" w:hAnsi="Cascadia Mono" w:cs="Cascadia Mono"/>
+          <w:color w:val="000000"/>
+          <w:kern w:val="0"/>
+          <w:sz w:val="19"/>
+          <w:szCs w:val="19"/>
+          <w:highlight w:val="white"/>
+        </w:rPr>
+        <w:t xml:space="preserve">            </w:t>
+      </w:r>
+      <w:r>
+        <w:rPr>
+          <w:rFonts w:ascii="Cascadia Mono" w:hAnsi="Cascadia Mono" w:cs="Cascadia Mono"/>
+          <w:color w:val="8F08C4"/>
+          <w:kern w:val="0"/>
+          <w:sz w:val="19"/>
+          <w:szCs w:val="19"/>
+          <w:highlight w:val="white"/>
+        </w:rPr>
+        <w:t>await</w:t>
+      </w:r>
+      <w:r>
+        <w:rPr>
+          <w:rFonts w:ascii="Cascadia Mono" w:hAnsi="Cascadia Mono" w:cs="Cascadia Mono"/>
+          <w:color w:val="000000"/>
+          <w:kern w:val="0"/>
+          <w:sz w:val="19"/>
+          <w:szCs w:val="19"/>
+          <w:highlight w:val="white"/>
+        </w:rPr>
+        <w:t xml:space="preserve"> </w:t>
+      </w:r>
+      <w:r>
+        <w:rPr>
+          <w:rFonts w:ascii="Cascadia Mono" w:hAnsi="Cascadia Mono" w:cs="Cascadia Mono"/>
+          <w:color w:val="1F377F"/>
+          <w:kern w:val="0"/>
+          <w:sz w:val="19"/>
+          <w:szCs w:val="19"/>
+          <w:highlight w:val="white"/>
+        </w:rPr>
+        <w:t>emailService</w:t>
+      </w:r>
+      <w:r>
+        <w:rPr>
+          <w:rFonts w:ascii="Cascadia Mono" w:hAnsi="Cascadia Mono" w:cs="Cascadia Mono"/>
+          <w:color w:val="000000"/>
+          <w:kern w:val="0"/>
+          <w:sz w:val="19"/>
+          <w:szCs w:val="19"/>
+          <w:highlight w:val="white"/>
+        </w:rPr>
+        <w:t>.</w:t>
+      </w:r>
+      <w:r>
+        <w:rPr>
+          <w:rFonts w:ascii="Cascadia Mono" w:hAnsi="Cascadia Mono" w:cs="Cascadia Mono"/>
+          <w:color w:val="74531F"/>
+          <w:kern w:val="0"/>
+          <w:sz w:val="19"/>
+          <w:szCs w:val="19"/>
+          <w:highlight w:val="white"/>
+        </w:rPr>
+        <w:t>SendEmailAsync</w:t>
+      </w:r>
+      <w:r>
+        <w:rPr>
+          <w:rFonts w:ascii="Cascadia Mono" w:hAnsi="Cascadia Mono" w:cs="Cascadia Mono"/>
+          <w:color w:val="000000"/>
+          <w:kern w:val="0"/>
+          <w:sz w:val="19"/>
+          <w:szCs w:val="19"/>
+          <w:highlight w:val="white"/>
+        </w:rPr>
+        <w:t>(</w:t>
+      </w:r>
+      <w:r>
+        <w:rPr>
+          <w:rFonts w:ascii="Cascadia Mono" w:hAnsi="Cascadia Mono" w:cs="Cascadia Mono"/>
+          <w:color w:val="1F377F"/>
+          <w:kern w:val="0"/>
+          <w:sz w:val="19"/>
+          <w:szCs w:val="19"/>
+          <w:highlight w:val="white"/>
+        </w:rPr>
+        <w:t>to</w:t>
+      </w:r>
+      <w:r>
+        <w:rPr>
+          <w:rFonts w:ascii="Cascadia Mono" w:hAnsi="Cascadia Mono" w:cs="Cascadia Mono"/>
+          <w:color w:val="000000"/>
+          <w:kern w:val="0"/>
+          <w:sz w:val="19"/>
+          <w:szCs w:val="19"/>
+          <w:highlight w:val="white"/>
+        </w:rPr>
+        <w:t xml:space="preserve">, </w:t>
+      </w:r>
+      <w:r>
+        <w:rPr>
+          <w:rFonts w:ascii="Cascadia Mono" w:hAnsi="Cascadia Mono" w:cs="Cascadia Mono"/>
+          <w:color w:val="1F377F"/>
+          <w:kern w:val="0"/>
+          <w:sz w:val="19"/>
+          <w:szCs w:val="19"/>
+          <w:highlight w:val="white"/>
+        </w:rPr>
+        <w:t>subject</w:t>
+      </w:r>
+      <w:r>
+        <w:rPr>
+          <w:rFonts w:ascii="Cascadia Mono" w:hAnsi="Cascadia Mono" w:cs="Cascadia Mono"/>
+          <w:color w:val="000000"/>
+          <w:kern w:val="0"/>
+          <w:sz w:val="19"/>
+          <w:szCs w:val="19"/>
+          <w:highlight w:val="white"/>
+        </w:rPr>
+        <w:t xml:space="preserve">, </w:t>
+      </w:r>
+      <w:r>
+        <w:rPr>
+          <w:rFonts w:ascii="Cascadia Mono" w:hAnsi="Cascadia Mono" w:cs="Cascadia Mono"/>
+          <w:color w:val="1F377F"/>
+          <w:kern w:val="0"/>
+          <w:sz w:val="19"/>
+          <w:szCs w:val="19"/>
+          <w:highlight w:val="white"/>
+        </w:rPr>
+        <w:t>body</w:t>
+      </w:r>
+      <w:r>
+        <w:rPr>
+          <w:rFonts w:ascii="Cascadia Mono" w:hAnsi="Cascadia Mono" w:cs="Cascadia Mono"/>
+          <w:color w:val="000000"/>
+          <w:kern w:val="0"/>
+          <w:sz w:val="19"/>
+          <w:szCs w:val="19"/>
+          <w:highlight w:val="white"/>
+        </w:rPr>
+        <w:t>);</w:t>
+      </w:r>
+    </w:p>
+    <w:p>
+      <w:pPr>
+        <w:autoSpaceDE w:val="0"/>
+        <w:autoSpaceDN w:val="0"/>
+        <w:adjustRightInd w:val="0"/>
+        <w:spacing w:after="0" w:line="240" w:lineRule="auto"/>
+        <w:rPr>
+          <w:rFonts w:ascii="Cascadia Mono" w:hAnsi="Cascadia Mono" w:cs="Cascadia Mono"/>
+          <w:color w:val="000000"/>
+          <w:kern w:val="0"/>
+          <w:sz w:val="19"/>
+          <w:szCs w:val="19"/>
+          <w:highlight w:val="white"/>
+        </w:rPr>
+      </w:pPr>
+      <w:r>
+        <w:rPr>
+          <w:rFonts w:ascii="Cascadia Mono" w:hAnsi="Cascadia Mono" w:cs="Cascadia Mono"/>
+          <w:color w:val="000000"/>
+          <w:kern w:val="0"/>
+          <w:sz w:val="19"/>
+          <w:szCs w:val="19"/>
+          <w:highlight w:val="white"/>
+        </w:rPr>
+        <w:t xml:space="preserve">            </w:t>
+      </w:r>
+      <w:r>
+        <w:rPr>
+          <w:rFonts w:ascii="Cascadia Mono" w:hAnsi="Cascadia Mono" w:cs="Cascadia Mono"/>
+          <w:color w:val="008000"/>
+          <w:kern w:val="0"/>
+          <w:sz w:val="19"/>
+          <w:szCs w:val="19"/>
+          <w:highlight w:val="white"/>
+        </w:rPr>
+        <w:t>// Assert</w:t>
+      </w:r>
+    </w:p>
+    <w:p>
+      <w:pPr>
+        <w:autoSpaceDE w:val="0"/>
+        <w:autoSpaceDN w:val="0"/>
+        <w:adjustRightInd w:val="0"/>
+        <w:spacing w:after="0" w:line="240" w:lineRule="auto"/>
+        <w:rPr>
+          <w:rFonts w:ascii="Cascadia Mono" w:hAnsi="Cascadia Mono" w:cs="Cascadia Mono"/>
+          <w:color w:val="000000"/>
+          <w:kern w:val="0"/>
+          <w:sz w:val="19"/>
+          <w:szCs w:val="19"/>
+          <w:highlight w:val="white"/>
+        </w:rPr>
+      </w:pPr>
+      <w:r>
+        <w:rPr>
+          <w:rFonts w:ascii="Cascadia Mono" w:hAnsi="Cascadia Mono" w:cs="Cascadia Mono"/>
+          <w:color w:val="000000"/>
+          <w:kern w:val="0"/>
+          <w:sz w:val="19"/>
+          <w:szCs w:val="19"/>
+          <w:highlight w:val="white"/>
+        </w:rPr>
+        <w:t xml:space="preserve">            </w:t>
+      </w:r>
+      <w:r>
+        <w:rPr>
+          <w:rFonts w:ascii="Cascadia Mono" w:hAnsi="Cascadia Mono" w:cs="Cascadia Mono"/>
+          <w:color w:val="1F377F"/>
+          <w:kern w:val="0"/>
+          <w:sz w:val="19"/>
+          <w:szCs w:val="19"/>
+          <w:highlight w:val="white"/>
+        </w:rPr>
+        <w:t>emailSenderMock</w:t>
+      </w:r>
+      <w:r>
+        <w:rPr>
+          <w:rFonts w:ascii="Cascadia Mono" w:hAnsi="Cascadia Mono" w:cs="Cascadia Mono"/>
+          <w:color w:val="000000"/>
+          <w:kern w:val="0"/>
+          <w:sz w:val="19"/>
+          <w:szCs w:val="19"/>
+          <w:highlight w:val="white"/>
+        </w:rPr>
+        <w:t>.</w:t>
+      </w:r>
+      <w:r>
+        <w:rPr>
+          <w:rFonts w:ascii="Cascadia Mono" w:hAnsi="Cascadia Mono" w:cs="Cascadia Mono"/>
+          <w:color w:val="74531F"/>
+          <w:kern w:val="0"/>
+          <w:sz w:val="19"/>
+          <w:szCs w:val="19"/>
+          <w:highlight w:val="white"/>
+        </w:rPr>
+        <w:t>Verify</w:t>
+      </w:r>
+      <w:r>
+        <w:rPr>
+          <w:rFonts w:ascii="Cascadia Mono" w:hAnsi="Cascadia Mono" w:cs="Cascadia Mono"/>
+          <w:color w:val="000000"/>
+          <w:kern w:val="0"/>
+          <w:sz w:val="19"/>
+          <w:szCs w:val="19"/>
+          <w:highlight w:val="white"/>
+        </w:rPr>
+        <w:t>(</w:t>
+      </w:r>
+      <w:r>
+        <w:rPr>
+          <w:rFonts w:ascii="Cascadia Mono" w:hAnsi="Cascadia Mono" w:cs="Cascadia Mono"/>
+          <w:color w:val="1F377F"/>
+          <w:kern w:val="0"/>
+          <w:sz w:val="19"/>
+          <w:szCs w:val="19"/>
+          <w:highlight w:val="white"/>
+        </w:rPr>
+        <w:t>m</w:t>
+      </w:r>
+      <w:r>
+        <w:rPr>
+          <w:rFonts w:ascii="Cascadia Mono" w:hAnsi="Cascadia Mono" w:cs="Cascadia Mono"/>
+          <w:color w:val="000000"/>
+          <w:kern w:val="0"/>
+          <w:sz w:val="19"/>
+          <w:szCs w:val="19"/>
+          <w:highlight w:val="white"/>
+        </w:rPr>
+        <w:t xml:space="preserve"> =&gt; </w:t>
+      </w:r>
+      <w:proofErr w:type="gramStart"/>
+      <w:r>
+        <w:rPr>
+          <w:rFonts w:ascii="Cascadia Mono" w:hAnsi="Cascadia Mono" w:cs="Cascadia Mono"/>
+          <w:color w:val="1F377F"/>
+          <w:kern w:val="0"/>
+          <w:sz w:val="19"/>
+          <w:szCs w:val="19"/>
+          <w:highlight w:val="white"/>
+        </w:rPr>
+        <w:t>m</w:t>
+      </w:r>
+      <w:r>
+        <w:rPr>
+          <w:rFonts w:ascii="Cascadia Mono" w:hAnsi="Cascadia Mono" w:cs="Cascadia Mono"/>
+          <w:color w:val="000000"/>
+          <w:kern w:val="0"/>
+          <w:sz w:val="19"/>
+          <w:szCs w:val="19"/>
+          <w:highlight w:val="white"/>
+        </w:rPr>
+        <w:t>.</w:t>
+      </w:r>
+      <w:r>
+        <w:rPr>
+          <w:rFonts w:ascii="Cascadia Mono" w:hAnsi="Cascadia Mono" w:cs="Cascadia Mono"/>
+          <w:color w:val="74531F"/>
+          <w:kern w:val="0"/>
+          <w:sz w:val="19"/>
+          <w:szCs w:val="19"/>
+          <w:highlight w:val="white"/>
+        </w:rPr>
+        <w:t>SendEmailAsync</w:t>
+      </w:r>
+      <w:proofErr w:type="gramEnd"/>
+      <w:r>
+        <w:rPr>
+          <w:rFonts w:ascii="Cascadia Mono" w:hAnsi="Cascadia Mono" w:cs="Cascadia Mono"/>
+          <w:color w:val="000000"/>
+          <w:kern w:val="0"/>
+          <w:sz w:val="19"/>
+          <w:szCs w:val="19"/>
+          <w:highlight w:val="white"/>
+        </w:rPr>
+        <w:t>(</w:t>
+      </w:r>
+      <w:proofErr w:type="gramStart"/>
+      <w:r>
+        <w:rPr>
+          <w:rFonts w:ascii="Cascadia Mono" w:hAnsi="Cascadia Mono" w:cs="Cascadia Mono"/>
+          <w:color w:val="2B91AF"/>
+          <w:kern w:val="0"/>
+          <w:sz w:val="19"/>
+          <w:szCs w:val="19"/>
+          <w:highlight w:val="white"/>
+        </w:rPr>
+        <w:t>It</w:t>
+      </w:r>
+      <w:r>
+        <w:rPr>
+          <w:rFonts w:ascii="Cascadia Mono" w:hAnsi="Cascadia Mono" w:cs="Cascadia Mono"/>
+          <w:color w:val="000000"/>
+          <w:kern w:val="0"/>
+          <w:sz w:val="19"/>
+          <w:szCs w:val="19"/>
+          <w:highlight w:val="white"/>
+        </w:rPr>
+        <w:t>.</w:t>
+      </w:r>
+      <w:r>
+        <w:rPr>
+          <w:rFonts w:ascii="Cascadia Mono" w:hAnsi="Cascadia Mono" w:cs="Cascadia Mono"/>
+          <w:color w:val="74531F"/>
+          <w:kern w:val="0"/>
+          <w:sz w:val="19"/>
+          <w:szCs w:val="19"/>
+          <w:highlight w:val="white"/>
+        </w:rPr>
+        <w:t>IsAny</w:t>
+      </w:r>
+      <w:proofErr w:type="gramEnd"/>
+      <w:r>
+        <w:rPr>
+          <w:rFonts w:ascii="Cascadia Mono" w:hAnsi="Cascadia Mono" w:cs="Cascadia Mono"/>
+          <w:color w:val="000000"/>
+          <w:kern w:val="0"/>
+          <w:sz w:val="19"/>
+          <w:szCs w:val="19"/>
+          <w:highlight w:val="white"/>
+        </w:rPr>
+        <w:t>&lt;</w:t>
+      </w:r>
+      <w:r>
+        <w:rPr>
+          <w:rFonts w:ascii="Cascadia Mono" w:hAnsi="Cascadia Mono" w:cs="Cascadia Mono"/>
+          <w:color w:val="0000FF"/>
+          <w:kern w:val="0"/>
+          <w:sz w:val="19"/>
+          <w:szCs w:val="19"/>
+          <w:highlight w:val="white"/>
+        </w:rPr>
+        <w:t>string</w:t>
+      </w:r>
+      <w:proofErr w:type="gramStart"/>
+      <w:r>
+        <w:rPr>
+          <w:rFonts w:ascii="Cascadia Mono" w:hAnsi="Cascadia Mono" w:cs="Cascadia Mono"/>
+          <w:color w:val="000000"/>
+          <w:kern w:val="0"/>
+          <w:sz w:val="19"/>
+          <w:szCs w:val="19"/>
+          <w:highlight w:val="white"/>
+        </w:rPr>
+        <w:t>&gt;(</w:t>
+      </w:r>
+      <w:proofErr w:type="gramEnd"/>
+      <w:r>
+        <w:rPr>
+          <w:rFonts w:ascii="Cascadia Mono" w:hAnsi="Cascadia Mono" w:cs="Cascadia Mono"/>
+          <w:color w:val="000000"/>
+          <w:kern w:val="0"/>
+          <w:sz w:val="19"/>
+          <w:szCs w:val="19"/>
+          <w:highlight w:val="white"/>
+        </w:rPr>
+        <w:t xml:space="preserve">), </w:t>
+      </w:r>
+      <w:proofErr w:type="gramStart"/>
+      <w:r>
+        <w:rPr>
+          <w:rFonts w:ascii="Cascadia Mono" w:hAnsi="Cascadia Mono" w:cs="Cascadia Mono"/>
+          <w:color w:val="2B91AF"/>
+          <w:kern w:val="0"/>
+          <w:sz w:val="19"/>
+          <w:szCs w:val="19"/>
+          <w:highlight w:val="white"/>
+        </w:rPr>
+        <w:t>It</w:t>
+      </w:r>
+      <w:r>
+        <w:rPr>
+          <w:rFonts w:ascii="Cascadia Mono" w:hAnsi="Cascadia Mono" w:cs="Cascadia Mono"/>
+          <w:color w:val="000000"/>
+          <w:kern w:val="0"/>
+          <w:sz w:val="19"/>
+          <w:szCs w:val="19"/>
+          <w:highlight w:val="white"/>
+        </w:rPr>
+        <w:t>.</w:t>
+      </w:r>
+      <w:r>
+        <w:rPr>
+          <w:rFonts w:ascii="Cascadia Mono" w:hAnsi="Cascadia Mono" w:cs="Cascadia Mono"/>
+          <w:color w:val="74531F"/>
+          <w:kern w:val="0"/>
+          <w:sz w:val="19"/>
+          <w:szCs w:val="19"/>
+          <w:highlight w:val="white"/>
+        </w:rPr>
+        <w:t>IsAny</w:t>
+      </w:r>
+      <w:proofErr w:type="gramEnd"/>
+      <w:r>
+        <w:rPr>
+          <w:rFonts w:ascii="Cascadia Mono" w:hAnsi="Cascadia Mono" w:cs="Cascadia Mono"/>
+          <w:color w:val="000000"/>
+          <w:kern w:val="0"/>
+          <w:sz w:val="19"/>
+          <w:szCs w:val="19"/>
+          <w:highlight w:val="white"/>
+        </w:rPr>
+        <w:t>&lt;</w:t>
+      </w:r>
+      <w:r>
+        <w:rPr>
+          <w:rFonts w:ascii="Cascadia Mono" w:hAnsi="Cascadia Mono" w:cs="Cascadia Mono"/>
+          <w:color w:val="0000FF"/>
+          <w:kern w:val="0"/>
+          <w:sz w:val="19"/>
+          <w:szCs w:val="19"/>
+          <w:highlight w:val="white"/>
+        </w:rPr>
+        <w:t>string</w:t>
+      </w:r>
+      <w:proofErr w:type="gramStart"/>
+      <w:r>
+        <w:rPr>
+          <w:rFonts w:ascii="Cascadia Mono" w:hAnsi="Cascadia Mono" w:cs="Cascadia Mono"/>
+          <w:color w:val="000000"/>
+          <w:kern w:val="0"/>
+          <w:sz w:val="19"/>
+          <w:szCs w:val="19"/>
+          <w:highlight w:val="white"/>
+        </w:rPr>
+        <w:t>&gt;(</w:t>
+      </w:r>
+      <w:proofErr w:type="gramEnd"/>
+      <w:r>
+        <w:rPr>
+          <w:rFonts w:ascii="Cascadia Mono" w:hAnsi="Cascadia Mono" w:cs="Cascadia Mono"/>
+          <w:color w:val="000000"/>
+          <w:kern w:val="0"/>
+          <w:sz w:val="19"/>
+          <w:szCs w:val="19"/>
+          <w:highlight w:val="white"/>
+        </w:rPr>
+        <w:t xml:space="preserve">), </w:t>
+      </w:r>
+      <w:proofErr w:type="gramStart"/>
+      <w:r>
+        <w:rPr>
+          <w:rFonts w:ascii="Cascadia Mono" w:hAnsi="Cascadia Mono" w:cs="Cascadia Mono"/>
+          <w:color w:val="2B91AF"/>
+          <w:kern w:val="0"/>
+          <w:sz w:val="19"/>
+          <w:szCs w:val="19"/>
+          <w:highlight w:val="white"/>
+        </w:rPr>
+        <w:t>It</w:t>
+      </w:r>
+      <w:r>
+        <w:rPr>
+          <w:rFonts w:ascii="Cascadia Mono" w:hAnsi="Cascadia Mono" w:cs="Cascadia Mono"/>
+          <w:color w:val="000000"/>
+          <w:kern w:val="0"/>
+          <w:sz w:val="19"/>
+          <w:szCs w:val="19"/>
+          <w:highlight w:val="white"/>
+        </w:rPr>
+        <w:t>.</w:t>
+      </w:r>
+      <w:r>
+        <w:rPr>
+          <w:rFonts w:ascii="Cascadia Mono" w:hAnsi="Cascadia Mono" w:cs="Cascadia Mono"/>
+          <w:color w:val="74531F"/>
+          <w:kern w:val="0"/>
+          <w:sz w:val="19"/>
+          <w:szCs w:val="19"/>
+          <w:highlight w:val="white"/>
+        </w:rPr>
+        <w:t>IsAny</w:t>
+      </w:r>
+      <w:proofErr w:type="gramEnd"/>
+      <w:r>
+        <w:rPr>
+          <w:rFonts w:ascii="Cascadia Mono" w:hAnsi="Cascadia Mono" w:cs="Cascadia Mono"/>
+          <w:color w:val="000000"/>
+          <w:kern w:val="0"/>
+          <w:sz w:val="19"/>
+          <w:szCs w:val="19"/>
+          <w:highlight w:val="white"/>
+        </w:rPr>
+        <w:t>&lt;</w:t>
+      </w:r>
+      <w:r>
+        <w:rPr>
+          <w:rFonts w:ascii="Cascadia Mono" w:hAnsi="Cascadia Mono" w:cs="Cascadia Mono"/>
+          <w:color w:val="0000FF"/>
+          <w:kern w:val="0"/>
+          <w:sz w:val="19"/>
+          <w:szCs w:val="19"/>
+          <w:highlight w:val="white"/>
+        </w:rPr>
+        <w:t>string</w:t>
+      </w:r>
+      <w:proofErr w:type="gramStart"/>
+      <w:r>
+        <w:rPr>
+          <w:rFonts w:ascii="Cascadia Mono" w:hAnsi="Cascadia Mono" w:cs="Cascadia Mono"/>
+          <w:color w:val="000000"/>
+          <w:kern w:val="0"/>
+          <w:sz w:val="19"/>
+          <w:szCs w:val="19"/>
+          <w:highlight w:val="white"/>
+        </w:rPr>
+        <w:t>&gt;(</w:t>
+      </w:r>
+      <w:proofErr w:type="gramEnd"/>
+      <w:r>
+        <w:rPr>
+          <w:rFonts w:ascii="Cascadia Mono" w:hAnsi="Cascadia Mono" w:cs="Cascadia Mono"/>
+          <w:color w:val="000000"/>
+          <w:kern w:val="0"/>
+          <w:sz w:val="19"/>
+          <w:szCs w:val="19"/>
+          <w:highlight w:val="white"/>
+        </w:rPr>
+        <w:t xml:space="preserve">)), </w:t>
+      </w:r>
+      <w:r>
+        <w:rPr>
+          <w:rFonts w:ascii="Cascadia Mono" w:hAnsi="Cascadia Mono" w:cs="Cascadia Mono"/>
+          <w:color w:val="2B91AF"/>
+          <w:kern w:val="0"/>
+          <w:sz w:val="19"/>
+          <w:szCs w:val="19"/>
+          <w:highlight w:val="white"/>
+        </w:rPr>
+        <w:t>Times</w:t>
+      </w:r>
+      <w:r>
+        <w:rPr>
+          <w:rFonts w:ascii="Cascadia Mono" w:hAnsi="Cascadia Mono" w:cs="Cascadia Mono"/>
+          <w:color w:val="000000"/>
+          <w:kern w:val="0"/>
+          <w:sz w:val="19"/>
+          <w:szCs w:val="19"/>
+          <w:highlight w:val="white"/>
+        </w:rPr>
+        <w:t>.</w:t>
+      </w:r>
+      <w:r>
+        <w:rPr>
+          <w:rFonts w:ascii="Cascadia Mono" w:hAnsi="Cascadia Mono" w:cs="Cascadia Mono"/>
+          <w:color w:val="74531F"/>
+          <w:kern w:val="0"/>
+          <w:sz w:val="19"/>
+          <w:szCs w:val="19"/>
+          <w:highlight w:val="white"/>
+        </w:rPr>
+        <w:t>Once</w:t>
+      </w:r>
+      <w:r>
+        <w:rPr>
+          <w:rFonts w:ascii="Cascadia Mono" w:hAnsi="Cascadia Mono" w:cs="Cascadia Mono"/>
+          <w:color w:val="000000"/>
+          <w:kern w:val="0"/>
+          <w:sz w:val="19"/>
+          <w:szCs w:val="19"/>
+          <w:highlight w:val="white"/>
+        </w:rPr>
+        <w:t>);</w:t>
+      </w:r>
+    </w:p>
+    <w:p>
+      <w:pPr>
+        <w:autoSpaceDE w:val="0"/>
+        <w:autoSpaceDN w:val="0"/>
+        <w:adjustRightInd w:val="0"/>
+        <w:spacing w:after="0" w:line="240" w:lineRule="auto"/>
+        <w:rPr>
+          <w:rFonts w:ascii="Cascadia Mono" w:hAnsi="Cascadia Mono" w:cs="Cascadia Mono"/>
+          <w:color w:val="000000"/>
+          <w:kern w:val="0"/>
+          <w:sz w:val="19"/>
+          <w:szCs w:val="19"/>
+          <w:highlight w:val="white"/>
+        </w:rPr>
+      </w:pPr>
+      <w:r>
+        <w:rPr>
+          <w:rFonts w:ascii="Cascadia Mono" w:hAnsi="Cascadia Mono" w:cs="Cascadia Mono"/>
+          <w:color w:val="000000"/>
+          <w:kern w:val="0"/>
+          <w:sz w:val="19"/>
+          <w:szCs w:val="19"/>
+          <w:highlight w:val="white"/>
+        </w:rPr>
+        <w:t xml:space="preserve">        }</w:t>
+      </w:r>
+    </w:p>
+    <w:p>
+      <w:pPr>
+        <w:autoSpaceDE w:val="0"/>
+        <w:autoSpaceDN w:val="0"/>
+        <w:adjustRightInd w:val="0"/>
+        <w:spacing w:after="0" w:line="240" w:lineRule="auto"/>
+        <w:rPr>
+          <w:rFonts w:ascii="Cascadia Mono" w:hAnsi="Cascadia Mono" w:cs="Cascadia Mono"/>
+          <w:color w:val="000000"/>
+          <w:kern w:val="0"/>
+          <w:sz w:val="19"/>
+          <w:szCs w:val="19"/>
+          <w:highlight w:val="white"/>
+        </w:rPr>
+      </w:pPr>
+      <w:r>
+        <w:rPr>
+          <w:rFonts w:ascii="Cascadia Mono" w:hAnsi="Cascadia Mono" w:cs="Cascadia Mono"/>
+          <w:color w:val="000000"/>
+          <w:kern w:val="0"/>
+          <w:sz w:val="19"/>
+          <w:szCs w:val="19"/>
+          <w:highlight w:val="white"/>
+        </w:rPr>
+        <w:t xml:space="preserve">    }</w:t>
+      </w:r>
+    </w:p>
+    <w:p>
+      <w:pPr>
+        <w:ind w:left="720" w:firstLine="720"/>
+        <w:rPr>
+          <w:rFonts w:ascii="Sakkal Majalla" w:hAnsi="Sakkal Majalla" w:cs="Sakkal Majalla"/>
+          <w:sz w:val="28"/>
+          <w:szCs w:val="28"/>
+        </w:rPr>
+      </w:pPr>
+      <w:r>
+        <w:rPr>
+          <w:rFonts w:ascii="Sakkal Majalla" w:hAnsi="Sakkal Majalla" w:cs="Sakkal Majalla"/>
+          <w:sz w:val="28"/>
+          <w:szCs w:val="28"/>
+        </w:rPr>
+        <w:t>******************************************************************</w:t>
+      </w:r>
+    </w:p>
+    <w:p>
+      <w:pPr>
+        <w:rPr>
+          <w:rFonts w:ascii="Sakkal Majalla" w:hAnsi="Sakkal Majalla" w:cs="Sakkal Majalla"/>
+          <w:sz w:val="28"/>
+          <w:szCs w:val="28"/>
+        </w:rPr>
+      </w:pPr>
+      <w:r>
+        <w:rPr>
+          <w:noProof/>
+        </w:rPr>
+        <w:drawing>
+          <wp:inline distT="0" distB="0" distL="0" distR="0" wp14:anchorId="4A01C955" wp14:editId="335DC0FF">
+            <wp:extent cx="5943600" cy="2658110"/>
+            <wp:effectExtent l="0" t="0" r="0" b="8890"/>
+            <wp:docPr id="1940167153" name="Picture 1"/>
+            <wp:cNvGraphicFramePr>
+              <a:graphicFrameLocks xmlns:a="http://schemas.openxmlformats.org/drawingml/2006/main" noChangeAspect="1"/>
+            </wp:cNvGraphicFramePr>
+            <a:graphic xmlns:a="http://schemas.openxmlformats.org/drawingml/2006/main">
+              <a:graphicData uri="http://schemas.openxmlformats.org/drawingml/2006/picture">
+                <pic:pic xmlns:pic="http://schemas.openxmlformats.org/drawingml/2006/picture">
+                  <pic:nvPicPr>
+                    <pic:cNvPr id="1940167153" name=""/>
+                    <pic:cNvPicPr/>
+                  </pic:nvPicPr>
+                  <pic:blipFill>
+                    <a:blip r:embed="rId8"/>
+                    <a:stretch>
+                      <a:fillRect/>
+                    </a:stretch>
+                  </pic:blipFill>
+                  <pic:spPr>
+                    <a:xfrm>
+                      <a:off x="0" y="0"/>
+                      <a:ext cx="5943600" cy="2658110"/>
+                    </a:xfrm>
+                    <a:prstGeom prst="rect">
+                      <a:avLst/>
+                    </a:prstGeom>
+                  </pic:spPr>
+                </pic:pic>
+              </a:graphicData>
+            </a:graphic>
+          </wp:inline>
+        </w:drawing>
+      </w:r>
+    </w:p>
+    <w:p>
+      <w:pPr>
+        <w:ind w:left="720" w:firstLine="720"/>
+        <w:rPr>
+          <w:rFonts w:ascii="Sakkal Majalla" w:hAnsi="Sakkal Majalla" w:cs="Sakkal Majalla"/>
+          <w:sz w:val="28"/>
+          <w:szCs w:val="28"/>
+        </w:rPr>
+      </w:pPr>
+      <w:r>
+        <w:rPr>
+          <w:rFonts w:ascii="Sakkal Majalla" w:hAnsi="Sakkal Majalla" w:cs="Sakkal Majalla"/>
+          <w:sz w:val="28"/>
+          <w:szCs w:val="28"/>
+        </w:rPr>
+        <w:t>******************************************************************</w:t>
+      </w:r>
+    </w:p>
+    <w:p>
+      <w:pPr>
+        <w:rPr>
+          <w:rFonts w:ascii="Sakkal Majalla" w:hAnsi="Sakkal Majalla" w:cs="Sakkal Majalla"/>
+          <w:sz w:val="28"/>
+          <w:szCs w:val="28"/>
+        </w:rPr>
+      </w:pPr>
+      <w:r>
+        <w:rPr>
+          <w:noProof/>
+        </w:rPr>
+        <w:lastRenderedPageBreak/>
+        <w:drawing>
+          <wp:inline distT="0" distB="0" distL="0" distR="0" wp14:anchorId="10538C5F" wp14:editId="2A8E319A">
+            <wp:extent cx="5943600" cy="2717800"/>
+            <wp:effectExtent l="0" t="0" r="0" b="6350"/>
+            <wp:docPr id="1173185693" name="Picture 1"/>
+            <wp:cNvGraphicFramePr>
+              <a:graphicFrameLocks xmlns:a="http://schemas.openxmlformats.org/drawingml/2006/main" noChangeAspect="1"/>
+            </wp:cNvGraphicFramePr>
+            <a:graphic xmlns:a="http://schemas.openxmlformats.org/drawingml/2006/main">
+              <a:graphicData uri="http://schemas.openxmlformats.org/drawingml/2006/picture">
+                <pic:pic xmlns:pic="http://schemas.openxmlformats.org/drawingml/2006/picture">
+                  <pic:nvPicPr>
+                    <pic:cNvPr id="1173185693" name=""/>
+                    <pic:cNvPicPr/>
+                  </pic:nvPicPr>
+                  <pic:blipFill>
+                    <a:blip r:embed="rId9"/>
+                    <a:stretch>
+                      <a:fillRect/>
+                    </a:stretch>
+                  </pic:blipFill>
+                  <pic:spPr>
+                    <a:xfrm>
+                      <a:off x="0" y="0"/>
+                      <a:ext cx="5943600" cy="2717800"/>
+                    </a:xfrm>
+                    <a:prstGeom prst="rect">
+                      <a:avLst/>
+                    </a:prstGeom>
+                  </pic:spPr>
+                </pic:pic>
+              </a:graphicData>
+            </a:graphic>
+          </wp:inline>
+        </w:drawing>
+      </w:r>
+    </w:p>
+    <w:p>
+      <w:pPr>
+        <w:ind w:left="720" w:firstLine="720"/>
+        <w:rPr>
+          <w:rFonts w:ascii="Sakkal Majalla" w:hAnsi="Sakkal Majalla" w:cs="Sakkal Majalla"/>
+          <w:sz w:val="28"/>
+          <w:szCs w:val="28"/>
+        </w:rPr>
+      </w:pPr>
+      <w:r>
+        <w:rPr>
+          <w:rFonts w:ascii="Sakkal Majalla" w:hAnsi="Sakkal Majalla" w:cs="Sakkal Majalla"/>
+          <w:sz w:val="28"/>
+          <w:szCs w:val="28"/>
+        </w:rPr>
+        <w:t>******************************************************************</w:t>
+      </w:r>
+    </w:p>
+    <w:p>
+      <w:pPr>
+        <w:rPr>
+          <w:rFonts w:ascii="Sakkal Majalla" w:hAnsi="Sakkal Majalla" w:cs="Sakkal Majalla"/>
+          <w:sz w:val="28"/>
+          <w:szCs w:val="28"/>
+        </w:rPr>
+      </w:pPr>
+      <w:r>
+        <w:rPr>
+          <w:noProof/>
+        </w:rPr>
+        <w:drawing>
+          <wp:inline distT="0" distB="0" distL="0" distR="0" wp14:anchorId="1C0C0DFE" wp14:editId="200738A4">
+            <wp:extent cx="5943600" cy="593725"/>
+            <wp:effectExtent l="0" t="0" r="0" b="0"/>
+            <wp:docPr id="870634435" name="Picture 1"/>
+            <wp:cNvGraphicFramePr>
+              <a:graphicFrameLocks xmlns:a="http://schemas.openxmlformats.org/drawingml/2006/main" noChangeAspect="1"/>
+            </wp:cNvGraphicFramePr>
+            <a:graphic xmlns:a="http://schemas.openxmlformats.org/drawingml/2006/main">
+              <a:graphicData uri="http://schemas.openxmlformats.org/drawingml/2006/picture">
+                <pic:pic xmlns:pic="http://schemas.openxmlformats.org/drawingml/2006/picture">
+                  <pic:nvPicPr>
+                    <pic:cNvPr id="870634435" name=""/>
+                    <pic:cNvPicPr/>
+                  </pic:nvPicPr>
+                  <pic:blipFill>
+                    <a:blip r:embed="rId10"/>
+                    <a:stretch>
+                      <a:fillRect/>
+                    </a:stretch>
+                  </pic:blipFill>
+                  <pic:spPr>
+                    <a:xfrm>
+                      <a:off x="0" y="0"/>
+                      <a:ext cx="5943600" cy="593725"/>
+                    </a:xfrm>
+                    <a:prstGeom prst="rect">
+                      <a:avLst/>
+                    </a:prstGeom>
+                  </pic:spPr>
+                </pic:pic>
+              </a:graphicData>
+            </a:graphic>
+          </wp:inline>
+        </w:drawing>
+      </w:r>
+    </w:p>
+    <w:p>
+      <w:pPr>
+        <w:ind w:left="720" w:firstLine="720"/>
+        <w:rPr>
+          <w:rFonts w:ascii="Sakkal Majalla" w:hAnsi="Sakkal Majalla" w:cs="Sakkal Majalla"/>
+          <w:sz w:val="28"/>
+          <w:szCs w:val="28"/>
+        </w:rPr>
+      </w:pPr>
+      <w:r>
+        <w:rPr>
+          <w:rFonts w:ascii="Sakkal Majalla" w:hAnsi="Sakkal Majalla" w:cs="Sakkal Majalla"/>
+          <w:sz w:val="28"/>
+          <w:szCs w:val="28"/>
+        </w:rPr>
+        <w:t>******************************************************************</w:t>
+      </w:r>
+    </w:p>
+    <w:p>
+      <w:pPr>
+        <w:rPr>
+          <w:rFonts w:ascii="Sakkal Majalla" w:hAnsi="Sakkal Majalla" w:cs="Sakkal Majalla"/>
+          <w:sz w:val="28"/>
+          <w:szCs w:val="28"/>
+        </w:rPr>
+      </w:pPr>
+      <w:r>
+        <w:rPr>
+          <w:noProof/>
+        </w:rPr>
+        <w:drawing>
+          <wp:inline distT="0" distB="0" distL="0" distR="0" wp14:anchorId="642D3310" wp14:editId="403BC0D8">
+            <wp:extent cx="5943600" cy="2474595"/>
+            <wp:effectExtent l="0" t="0" r="0" b="1905"/>
+            <wp:docPr id="1161510740" name="Picture 1"/>
+            <wp:cNvGraphicFramePr>
+              <a:graphicFrameLocks xmlns:a="http://schemas.openxmlformats.org/drawingml/2006/main" noChangeAspect="1"/>
+            </wp:cNvGraphicFramePr>
+            <a:graphic xmlns:a="http://schemas.openxmlformats.org/drawingml/2006/main">
+              <a:graphicData uri="http://schemas.openxmlformats.org/drawingml/2006/picture">
+                <pic:pic xmlns:pic="http://schemas.openxmlformats.org/drawingml/2006/picture">
+                  <pic:nvPicPr>
+                    <pic:cNvPr id="1161510740" name=""/>
+                    <pic:cNvPicPr/>
+                  </pic:nvPicPr>
+                  <pic:blipFill>
+                    <a:blip r:embed="rId11"/>
+                    <a:stretch>
+                      <a:fillRect/>
+                    </a:stretch>
+                  </pic:blipFill>
+                  <pic:spPr>
+                    <a:xfrm>
+                      <a:off x="0" y="0"/>
+                      <a:ext cx="5943600" cy="2474595"/>
+                    </a:xfrm>
+                    <a:prstGeom prst="rect">
+                      <a:avLst/>
+                    </a:prstGeom>
+                  </pic:spPr>
+                </pic:pic>
+              </a:graphicData>
+            </a:graphic>
+          </wp:inline>
+        </w:drawing>
+      </w:r>
+    </w:p>
+    <w:p>
+      <w:pPr>
+        <w:ind w:left="720" w:firstLine="720"/>
+        <w:rPr>
+          <w:rFonts w:ascii="Sakkal Majalla" w:hAnsi="Sakkal Majalla" w:cs="Sakkal Majalla"/>
+          <w:sz w:val="28"/>
+          <w:szCs w:val="28"/>
+        </w:rPr>
+      </w:pPr>
+      <w:r>
+        <w:rPr>
+          <w:rFonts w:ascii="Sakkal Majalla" w:hAnsi="Sakkal Majalla" w:cs="Sakkal Majalla"/>
+          <w:sz w:val="28"/>
+          <w:szCs w:val="28"/>
+        </w:rPr>
+        <w:t>******************************************************************</w:t>
+      </w:r>
+    </w:p>
+    <w:p>
+      <w:pPr>
+        <w:rPr>
+          <w:rFonts w:ascii="Sakkal Majalla" w:hAnsi="Sakkal Majalla" w:cs="Sakkal Majalla"/>
+          <w:sz w:val="28"/>
+          <w:szCs w:val="28"/>
+        </w:rPr>
+      </w:pPr>
+      <w:r>
+        <w:rPr>
+          <w:noProof/>
+        </w:rPr>
+        <w:lastRenderedPageBreak/>
+        <w:drawing>
+          <wp:inline distT="0" distB="0" distL="0" distR="0" wp14:anchorId="0026BCF7" wp14:editId="37C636D4">
+            <wp:extent cx="5943600" cy="2120265"/>
+            <wp:effectExtent l="0" t="0" r="0" b="0"/>
+            <wp:docPr id="1603300847" name="Picture 1"/>
+            <wp:cNvGraphicFramePr>
+              <a:graphicFrameLocks xmlns:a="http://schemas.openxmlformats.org/drawingml/2006/main" noChangeAspect="1"/>
+            </wp:cNvGraphicFramePr>
+            <a:graphic xmlns:a="http://schemas.openxmlformats.org/drawingml/2006/main">
+              <a:graphicData uri="http://schemas.openxmlformats.org/drawingml/2006/picture">
+                <pic:pic xmlns:pic="http://schemas.openxmlformats.org/drawingml/2006/picture">
+                  <pic:nvPicPr>
+                    <pic:cNvPr id="1603300847" name=""/>
+                    <pic:cNvPicPr/>
+                  </pic:nvPicPr>
+                  <pic:blipFill>
+                    <a:blip r:embed="rId12"/>
+                    <a:stretch>
+                      <a:fillRect/>
+                    </a:stretch>
+                  </pic:blipFill>
+                  <pic:spPr>
+                    <a:xfrm>
+                      <a:off x="0" y="0"/>
+                      <a:ext cx="5943600" cy="2120265"/>
                     </a:xfrm>
                     <a:prstGeom prst="rect">
                       <a:avLst/>
@@ -4388,7 +7484,6 @@
   <w:style w:type="character" w:default="1" w:styleId="DefaultParagraphFont">
     <w:name w:val="Default Paragraph Font"/>
     <w:uiPriority w:val="1"/>
-    <w:semiHidden/>
     <w:unhideWhenUsed/>
   </w:style>
   <w:style w:type="table" w:default="1" w:styleId="TableNormal">

--- a/ASP.net-Core/asp.net-core-notes-10.docx
+++ b/ASP.net-Core/asp.net-core-notes-10.docx
@@ -319,7 +319,31 @@
           <w:szCs w:val="19"/>
           <w:highlight w:val="white"/>
         </w:rPr>
-        <w:t xml:space="preserve"> InvoiceApp.WebApi.Models;</w:t>
+        <w:t xml:space="preserve"> </w:t>
+      </w:r>
+      <w:proofErr w:type="gramStart"/>
+      <w:r>
+        <w:rPr>
+          <w:rFonts w:ascii="Cascadia Mono" w:hAnsi="Cascadia Mono" w:cs="Cascadia Mono"/>
+          <w:color w:val="000000"/>
+          <w:kern w:val="0"/>
+          <w:sz w:val="19"/>
+          <w:szCs w:val="19"/>
+          <w:highlight w:val="white"/>
+        </w:rPr>
+        <w:t>InvoiceApp.WebApi.Models</w:t>
+      </w:r>
+      <w:proofErr w:type="gramEnd"/>
+      <w:r>
+        <w:rPr>
+          <w:rFonts w:ascii="Cascadia Mono" w:hAnsi="Cascadia Mono" w:cs="Cascadia Mono"/>
+          <w:color w:val="000000"/>
+          <w:kern w:val="0"/>
+          <w:sz w:val="19"/>
+          <w:szCs w:val="19"/>
+          <w:highlight w:val="white"/>
+        </w:rPr>
+        <w:t>;</w:t>
       </w:r>
     </w:p>
     <w:p>
@@ -357,7 +381,31 @@
           <w:szCs w:val="19"/>
           <w:highlight w:val="white"/>
         </w:rPr>
-        <w:t xml:space="preserve"> InvoiceApp.WebApi.Services;</w:t>
+        <w:t xml:space="preserve"> </w:t>
+      </w:r>
+      <w:proofErr w:type="gramStart"/>
+      <w:r>
+        <w:rPr>
+          <w:rFonts w:ascii="Cascadia Mono" w:hAnsi="Cascadia Mono" w:cs="Cascadia Mono"/>
+          <w:color w:val="000000"/>
+          <w:kern w:val="0"/>
+          <w:sz w:val="19"/>
+          <w:szCs w:val="19"/>
+          <w:highlight w:val="white"/>
+        </w:rPr>
+        <w:t>InvoiceApp.WebApi.Services</w:t>
+      </w:r>
+      <w:proofErr w:type="gramEnd"/>
+      <w:r>
+        <w:rPr>
+          <w:rFonts w:ascii="Cascadia Mono" w:hAnsi="Cascadia Mono" w:cs="Cascadia Mono"/>
+          <w:color w:val="000000"/>
+          <w:kern w:val="0"/>
+          <w:sz w:val="19"/>
+          <w:szCs w:val="19"/>
+          <w:highlight w:val="white"/>
+        </w:rPr>
+        <w:t>;</w:t>
       </w:r>
     </w:p>
     <w:p>
@@ -411,8 +459,21 @@
           <w:szCs w:val="19"/>
           <w:highlight w:val="white"/>
         </w:rPr>
-        <w:t xml:space="preserve"> JLoka.InvoiceApp.UnitTests</w:t>
-      </w:r>
+        <w:t xml:space="preserve"> </w:t>
+      </w:r>
+      <w:proofErr w:type="gramStart"/>
+      <w:r>
+        <w:rPr>
+          <w:rFonts w:ascii="Cascadia Mono" w:hAnsi="Cascadia Mono" w:cs="Cascadia Mono"/>
+          <w:color w:val="000000"/>
+          <w:kern w:val="0"/>
+          <w:sz w:val="19"/>
+          <w:szCs w:val="19"/>
+          <w:highlight w:val="white"/>
+        </w:rPr>
+        <w:t>JLoka.InvoiceApp.UnitTests</w:t>
+      </w:r>
+      <w:proofErr w:type="gramEnd"/>
     </w:p>
     <w:p>
       <w:pPr>
@@ -678,18 +739,42 @@
           <w:szCs w:val="19"/>
           <w:highlight w:val="white"/>
         </w:rPr>
-        <w:t>TestGenerateEmail_Should_Return</w:t>
-      </w:r>
-      <w:r>
-        <w:rPr>
-          <w:rFonts w:ascii="Cascadia Mono" w:hAnsi="Cascadia Mono" w:cs="Cascadia Mono"/>
-          <w:color w:val="000000"/>
-          <w:kern w:val="0"/>
-          <w:sz w:val="19"/>
-          <w:szCs w:val="19"/>
-          <w:highlight w:val="white"/>
-        </w:rPr>
-        <w:t>()</w:t>
+        <w:t>TestGenerateEmail_Should_</w:t>
+      </w:r>
+      <w:proofErr w:type="gramStart"/>
+      <w:r>
+        <w:rPr>
+          <w:rFonts w:ascii="Cascadia Mono" w:hAnsi="Cascadia Mono" w:cs="Cascadia Mono"/>
+          <w:color w:val="74531F"/>
+          <w:kern w:val="0"/>
+          <w:sz w:val="19"/>
+          <w:szCs w:val="19"/>
+          <w:highlight w:val="white"/>
+        </w:rPr>
+        <w:t>Return</w:t>
+      </w:r>
+      <w:r>
+        <w:rPr>
+          <w:rFonts w:ascii="Cascadia Mono" w:hAnsi="Cascadia Mono" w:cs="Cascadia Mono"/>
+          <w:color w:val="000000"/>
+          <w:kern w:val="0"/>
+          <w:sz w:val="19"/>
+          <w:szCs w:val="19"/>
+          <w:highlight w:val="white"/>
+        </w:rPr>
+        <w:t>(</w:t>
+      </w:r>
+      <w:proofErr w:type="gramEnd"/>
+      <w:r>
+        <w:rPr>
+          <w:rFonts w:ascii="Cascadia Mono" w:hAnsi="Cascadia Mono" w:cs="Cascadia Mono"/>
+          <w:color w:val="000000"/>
+          <w:kern w:val="0"/>
+          <w:sz w:val="19"/>
+          <w:szCs w:val="19"/>
+          <w:highlight w:val="white"/>
+        </w:rPr>
+        <w:t>)</w:t>
       </w:r>
     </w:p>
     <w:p>
@@ -1743,6 +1828,7 @@
         </w:rPr>
         <w:t>&lt;</w:t>
       </w:r>
+      <w:proofErr w:type="spellStart"/>
       <w:r>
         <w:rPr>
           <w:rFonts w:ascii="Cascadia Mono" w:hAnsi="Cascadia Mono" w:cs="Cascadia Mono"/>
@@ -1754,6 +1840,7 @@
         </w:rPr>
         <w:t>InvoiceItem</w:t>
       </w:r>
+      <w:proofErr w:type="spellEnd"/>
       <w:r>
         <w:rPr>
           <w:rFonts w:ascii="Cascadia Mono" w:hAnsi="Cascadia Mono" w:cs="Cascadia Mono"/>
@@ -1819,6 +1906,7 @@
         </w:rPr>
         <w:t xml:space="preserve">                    </w:t>
       </w:r>
+      <w:proofErr w:type="gramStart"/>
       <w:r>
         <w:rPr>
           <w:rFonts w:ascii="Cascadia Mono" w:hAnsi="Cascadia Mono" w:cs="Cascadia Mono"/>
@@ -1839,7 +1927,19 @@
           <w:szCs w:val="19"/>
           <w:highlight w:val="white"/>
         </w:rPr>
-        <w:t>()</w:t>
+        <w:t>(</w:t>
+      </w:r>
+      <w:proofErr w:type="gramEnd"/>
+      <w:r>
+        <w:rPr>
+          <w:rFonts w:ascii="Cascadia Mono" w:hAnsi="Cascadia Mono" w:cs="Cascadia Mono"/>
+          <w:color w:val="000000"/>
+          <w:kern w:val="0"/>
+          <w:sz w:val="19"/>
+          <w:szCs w:val="19"/>
+          <w:highlight w:val="white"/>
+        </w:rPr>
+        <w:t>)</w:t>
       </w:r>
     </w:p>
     <w:p>
@@ -2123,6 +2223,7 @@
         </w:rPr>
         <w:t xml:space="preserve">                    </w:t>
       </w:r>
+      <w:proofErr w:type="gramStart"/>
       <w:r>
         <w:rPr>
           <w:rFonts w:ascii="Cascadia Mono" w:hAnsi="Cascadia Mono" w:cs="Cascadia Mono"/>
@@ -2143,7 +2244,19 @@
           <w:szCs w:val="19"/>
           <w:highlight w:val="white"/>
         </w:rPr>
-        <w:t>()</w:t>
+        <w:t>(</w:t>
+      </w:r>
+      <w:proofErr w:type="gramEnd"/>
+      <w:r>
+        <w:rPr>
+          <w:rFonts w:ascii="Cascadia Mono" w:hAnsi="Cascadia Mono" w:cs="Cascadia Mono"/>
+          <w:color w:val="000000"/>
+          <w:kern w:val="0"/>
+          <w:sz w:val="19"/>
+          <w:szCs w:val="19"/>
+          <w:highlight w:val="white"/>
+        </w:rPr>
+        <w:t>)</w:t>
       </w:r>
     </w:p>
     <w:p>
@@ -2627,7 +2740,19 @@
           <w:szCs w:val="19"/>
           <w:highlight w:val="white"/>
         </w:rPr>
-        <w:t>().</w:t>
+        <w:t>(</w:t>
+      </w:r>
+      <w:proofErr w:type="gramStart"/>
+      <w:r>
+        <w:rPr>
+          <w:rFonts w:ascii="Cascadia Mono" w:hAnsi="Cascadia Mono" w:cs="Cascadia Mono"/>
+          <w:color w:val="000000"/>
+          <w:kern w:val="0"/>
+          <w:sz w:val="19"/>
+          <w:szCs w:val="19"/>
+          <w:highlight w:val="white"/>
+        </w:rPr>
+        <w:t>).</w:t>
       </w:r>
       <w:r>
         <w:rPr>
@@ -2640,6 +2765,7 @@
         </w:rPr>
         <w:t>GenerateInvoiceEmail</w:t>
       </w:r>
+      <w:proofErr w:type="gramEnd"/>
       <w:r>
         <w:rPr>
           <w:rFonts w:ascii="Cascadia Mono" w:hAnsi="Cascadia Mono" w:cs="Cascadia Mono"/>
@@ -2744,6 +2870,7 @@
         </w:rPr>
         <w:t>(</w:t>
       </w:r>
+      <w:proofErr w:type="gramStart"/>
       <w:r>
         <w:rPr>
           <w:rFonts w:ascii="Cascadia Mono" w:hAnsi="Cascadia Mono" w:cs="Cascadia Mono"/>
@@ -2764,7 +2891,19 @@
           <w:szCs w:val="19"/>
           <w:highlight w:val="white"/>
         </w:rPr>
-        <w:t xml:space="preserve">.Contact.Email, </w:t>
+        <w:t>.Contact.Email</w:t>
+      </w:r>
+      <w:proofErr w:type="gramEnd"/>
+      <w:r>
+        <w:rPr>
+          <w:rFonts w:ascii="Cascadia Mono" w:hAnsi="Cascadia Mono" w:cs="Cascadia Mono"/>
+          <w:color w:val="000000"/>
+          <w:kern w:val="0"/>
+          <w:sz w:val="19"/>
+          <w:szCs w:val="19"/>
+          <w:highlight w:val="white"/>
+        </w:rPr>
+        <w:t xml:space="preserve">, </w:t>
       </w:r>
       <w:r>
         <w:rPr>
@@ -3120,6 +3259,7 @@
         </w:rPr>
         <w:t>{</w:t>
       </w:r>
+      <w:proofErr w:type="gramStart"/>
       <w:r>
         <w:rPr>
           <w:rFonts w:ascii="Cascadia Mono" w:hAnsi="Cascadia Mono" w:cs="Cascadia Mono"/>
@@ -3153,6 +3293,7 @@
         </w:rPr>
         <w:t>ToShortDateString</w:t>
       </w:r>
+      <w:proofErr w:type="gramEnd"/>
       <w:r>
         <w:rPr>
           <w:rFonts w:ascii="Cascadia Mono" w:hAnsi="Cascadia Mono" w:cs="Cascadia Mono"/>
@@ -3202,6 +3343,7 @@
         </w:rPr>
         <w:t>{</w:t>
       </w:r>
+      <w:proofErr w:type="gramStart"/>
       <w:r>
         <w:rPr>
           <w:rFonts w:ascii="Cascadia Mono" w:hAnsi="Cascadia Mono" w:cs="Cascadia Mono"/>
@@ -3235,6 +3377,7 @@
         </w:rPr>
         <w:t>ToString</w:t>
       </w:r>
+      <w:proofErr w:type="gramEnd"/>
       <w:r>
         <w:rPr>
           <w:rFonts w:ascii="Cascadia Mono" w:hAnsi="Cascadia Mono" w:cs="Cascadia Mono"/>
@@ -3414,6 +3557,7 @@
         </w:rPr>
         <w:t>{</w:t>
       </w:r>
+      <w:proofErr w:type="gramStart"/>
       <w:r>
         <w:rPr>
           <w:rFonts w:ascii="Cascadia Mono" w:hAnsi="Cascadia Mono" w:cs="Cascadia Mono"/>
@@ -3434,8 +3578,21 @@
           <w:szCs w:val="19"/>
           <w:highlight w:val="white"/>
         </w:rPr>
-        <w:t>.DueDate.LocalDateTime.</w:t>
-      </w:r>
+        <w:t>.DueDate.LocalDateTime</w:t>
+      </w:r>
+      <w:proofErr w:type="gramEnd"/>
+      <w:r>
+        <w:rPr>
+          <w:rFonts w:ascii="Cascadia Mono" w:hAnsi="Cascadia Mono" w:cs="Cascadia Mono"/>
+          <w:color w:val="000000"/>
+          <w:kern w:val="0"/>
+          <w:sz w:val="19"/>
+          <w:szCs w:val="19"/>
+          <w:highlight w:val="white"/>
+        </w:rPr>
+        <w:t>.</w:t>
+      </w:r>
+      <w:proofErr w:type="gramStart"/>
       <w:r>
         <w:rPr>
           <w:rFonts w:ascii="Cascadia Mono" w:hAnsi="Cascadia Mono" w:cs="Cascadia Mono"/>
@@ -3456,7 +3613,19 @@
           <w:szCs w:val="19"/>
           <w:highlight w:val="white"/>
         </w:rPr>
-        <w:t>()}</w:t>
+        <w:t>(</w:t>
+      </w:r>
+      <w:proofErr w:type="gramEnd"/>
+      <w:r>
+        <w:rPr>
+          <w:rFonts w:ascii="Cascadia Mono" w:hAnsi="Cascadia Mono" w:cs="Cascadia Mono"/>
+          <w:color w:val="000000"/>
+          <w:kern w:val="0"/>
+          <w:sz w:val="19"/>
+          <w:szCs w:val="19"/>
+          <w:highlight w:val="white"/>
+        </w:rPr>
+        <w:t>)}</w:t>
       </w:r>
       <w:r>
         <w:rPr>
@@ -4066,18 +4235,42 @@
           <w:szCs w:val="19"/>
           <w:highlight w:val="white"/>
         </w:rPr>
-        <w:t>TestSendEmail_SouldSend</w:t>
-      </w:r>
-      <w:r>
-        <w:rPr>
-          <w:rFonts w:ascii="Cascadia Mono" w:hAnsi="Cascadia Mono" w:cs="Cascadia Mono"/>
-          <w:color w:val="000000"/>
-          <w:kern w:val="0"/>
-          <w:sz w:val="19"/>
-          <w:szCs w:val="19"/>
-          <w:highlight w:val="white"/>
-        </w:rPr>
-        <w:t>()</w:t>
+        <w:t>TestSendEmail_</w:t>
+      </w:r>
+      <w:proofErr w:type="gramStart"/>
+      <w:r>
+        <w:rPr>
+          <w:rFonts w:ascii="Cascadia Mono" w:hAnsi="Cascadia Mono" w:cs="Cascadia Mono"/>
+          <w:color w:val="74531F"/>
+          <w:kern w:val="0"/>
+          <w:sz w:val="19"/>
+          <w:szCs w:val="19"/>
+          <w:highlight w:val="white"/>
+        </w:rPr>
+        <w:t>SouldSend</w:t>
+      </w:r>
+      <w:r>
+        <w:rPr>
+          <w:rFonts w:ascii="Cascadia Mono" w:hAnsi="Cascadia Mono" w:cs="Cascadia Mono"/>
+          <w:color w:val="000000"/>
+          <w:kern w:val="0"/>
+          <w:sz w:val="19"/>
+          <w:szCs w:val="19"/>
+          <w:highlight w:val="white"/>
+        </w:rPr>
+        <w:t>(</w:t>
+      </w:r>
+      <w:proofErr w:type="gramEnd"/>
+      <w:r>
+        <w:rPr>
+          <w:rFonts w:ascii="Cascadia Mono" w:hAnsi="Cascadia Mono" w:cs="Cascadia Mono"/>
+          <w:color w:val="000000"/>
+          <w:kern w:val="0"/>
+          <w:sz w:val="19"/>
+          <w:szCs w:val="19"/>
+          <w:highlight w:val="white"/>
+        </w:rPr>
+        <w:t>)</w:t>
       </w:r>
     </w:p>
     <w:p>
@@ -4565,16 +4758,29 @@
         </w:rPr>
         <w:t>IEmailSender</w:t>
       </w:r>
-      <w:r>
-        <w:rPr>
-          <w:rFonts w:ascii="Cascadia Mono" w:hAnsi="Cascadia Mono" w:cs="Cascadia Mono"/>
-          <w:color w:val="000000"/>
-          <w:kern w:val="0"/>
-          <w:sz w:val="19"/>
-          <w:szCs w:val="19"/>
-          <w:highlight w:val="white"/>
-        </w:rPr>
-        <w:t>&gt;();</w:t>
+      <w:proofErr w:type="gramStart"/>
+      <w:r>
+        <w:rPr>
+          <w:rFonts w:ascii="Cascadia Mono" w:hAnsi="Cascadia Mono" w:cs="Cascadia Mono"/>
+          <w:color w:val="000000"/>
+          <w:kern w:val="0"/>
+          <w:sz w:val="19"/>
+          <w:szCs w:val="19"/>
+          <w:highlight w:val="white"/>
+        </w:rPr>
+        <w:t>&gt;(</w:t>
+      </w:r>
+      <w:proofErr w:type="gramEnd"/>
+      <w:r>
+        <w:rPr>
+          <w:rFonts w:ascii="Cascadia Mono" w:hAnsi="Cascadia Mono" w:cs="Cascadia Mono"/>
+          <w:color w:val="000000"/>
+          <w:kern w:val="0"/>
+          <w:sz w:val="19"/>
+          <w:szCs w:val="19"/>
+          <w:highlight w:val="white"/>
+        </w:rPr>
+        <w:t>);</w:t>
       </w:r>
     </w:p>
     <w:p>
@@ -4713,6 +4919,7 @@
         </w:rPr>
         <w:t xml:space="preserve"> =&gt; </w:t>
       </w:r>
+      <w:proofErr w:type="gramStart"/>
       <w:r>
         <w:rPr>
           <w:rFonts w:ascii="Cascadia Mono" w:hAnsi="Cascadia Mono" w:cs="Cascadia Mono"/>
@@ -4746,6 +4953,7 @@
         </w:rPr>
         <w:t>SendEmailAsync</w:t>
       </w:r>
+      <w:proofErr w:type="gramEnd"/>
       <w:r>
         <w:rPr>
           <w:rFonts w:ascii="Cascadia Mono" w:hAnsi="Cascadia Mono" w:cs="Cascadia Mono"/>
@@ -4757,6 +4965,7 @@
         </w:rPr>
         <w:t>(</w:t>
       </w:r>
+      <w:proofErr w:type="gramStart"/>
       <w:r>
         <w:rPr>
           <w:rFonts w:ascii="Cascadia Mono" w:hAnsi="Cascadia Mono" w:cs="Cascadia Mono"/>
@@ -4790,6 +4999,7 @@
         </w:rPr>
         <w:t>IsAny</w:t>
       </w:r>
+      <w:proofErr w:type="gramEnd"/>
       <w:r>
         <w:rPr>
           <w:rFonts w:ascii="Cascadia Mono" w:hAnsi="Cascadia Mono" w:cs="Cascadia Mono"/>
@@ -4812,17 +5022,31 @@
         </w:rPr>
         <w:t>string</w:t>
       </w:r>
-      <w:r>
-        <w:rPr>
-          <w:rFonts w:ascii="Cascadia Mono" w:hAnsi="Cascadia Mono" w:cs="Cascadia Mono"/>
-          <w:color w:val="000000"/>
-          <w:kern w:val="0"/>
-          <w:sz w:val="19"/>
-          <w:szCs w:val="19"/>
-          <w:highlight w:val="white"/>
-        </w:rPr>
-        <w:t xml:space="preserve">&gt;(), </w:t>
-      </w:r>
+      <w:proofErr w:type="gramStart"/>
+      <w:r>
+        <w:rPr>
+          <w:rFonts w:ascii="Cascadia Mono" w:hAnsi="Cascadia Mono" w:cs="Cascadia Mono"/>
+          <w:color w:val="000000"/>
+          <w:kern w:val="0"/>
+          <w:sz w:val="19"/>
+          <w:szCs w:val="19"/>
+          <w:highlight w:val="white"/>
+        </w:rPr>
+        <w:t>&gt;(</w:t>
+      </w:r>
+      <w:proofErr w:type="gramEnd"/>
+      <w:r>
+        <w:rPr>
+          <w:rFonts w:ascii="Cascadia Mono" w:hAnsi="Cascadia Mono" w:cs="Cascadia Mono"/>
+          <w:color w:val="000000"/>
+          <w:kern w:val="0"/>
+          <w:sz w:val="19"/>
+          <w:szCs w:val="19"/>
+          <w:highlight w:val="white"/>
+        </w:rPr>
+        <w:t xml:space="preserve">), </w:t>
+      </w:r>
+      <w:proofErr w:type="gramStart"/>
       <w:r>
         <w:rPr>
           <w:rFonts w:ascii="Cascadia Mono" w:hAnsi="Cascadia Mono" w:cs="Cascadia Mono"/>
@@ -4856,6 +5080,7 @@
         </w:rPr>
         <w:t>IsAny</w:t>
       </w:r>
+      <w:proofErr w:type="gramEnd"/>
       <w:r>
         <w:rPr>
           <w:rFonts w:ascii="Cascadia Mono" w:hAnsi="Cascadia Mono" w:cs="Cascadia Mono"/>
@@ -4878,17 +5103,31 @@
         </w:rPr>
         <w:t>string</w:t>
       </w:r>
-      <w:r>
-        <w:rPr>
-          <w:rFonts w:ascii="Cascadia Mono" w:hAnsi="Cascadia Mono" w:cs="Cascadia Mono"/>
-          <w:color w:val="000000"/>
-          <w:kern w:val="0"/>
-          <w:sz w:val="19"/>
-          <w:szCs w:val="19"/>
-          <w:highlight w:val="white"/>
-        </w:rPr>
-        <w:t xml:space="preserve">&gt;(), </w:t>
-      </w:r>
+      <w:proofErr w:type="gramStart"/>
+      <w:r>
+        <w:rPr>
+          <w:rFonts w:ascii="Cascadia Mono" w:hAnsi="Cascadia Mono" w:cs="Cascadia Mono"/>
+          <w:color w:val="000000"/>
+          <w:kern w:val="0"/>
+          <w:sz w:val="19"/>
+          <w:szCs w:val="19"/>
+          <w:highlight w:val="white"/>
+        </w:rPr>
+        <w:t>&gt;(</w:t>
+      </w:r>
+      <w:proofErr w:type="gramEnd"/>
+      <w:r>
+        <w:rPr>
+          <w:rFonts w:ascii="Cascadia Mono" w:hAnsi="Cascadia Mono" w:cs="Cascadia Mono"/>
+          <w:color w:val="000000"/>
+          <w:kern w:val="0"/>
+          <w:sz w:val="19"/>
+          <w:szCs w:val="19"/>
+          <w:highlight w:val="white"/>
+        </w:rPr>
+        <w:t xml:space="preserve">), </w:t>
+      </w:r>
+      <w:proofErr w:type="gramStart"/>
       <w:r>
         <w:rPr>
           <w:rFonts w:ascii="Cascadia Mono" w:hAnsi="Cascadia Mono" w:cs="Cascadia Mono"/>
@@ -4922,6 +5161,7 @@
         </w:rPr>
         <w:t>IsAny</w:t>
       </w:r>
+      <w:proofErr w:type="gramEnd"/>
       <w:r>
         <w:rPr>
           <w:rFonts w:ascii="Cascadia Mono" w:hAnsi="Cascadia Mono" w:cs="Cascadia Mono"/>
@@ -4953,7 +5193,19 @@
           <w:szCs w:val="19"/>
           <w:highlight w:val="white"/>
         </w:rPr>
-        <w:t>&gt;())).</w:t>
+        <w:t>&gt;())</w:t>
+      </w:r>
+      <w:proofErr w:type="gramStart"/>
+      <w:r>
+        <w:rPr>
+          <w:rFonts w:ascii="Cascadia Mono" w:hAnsi="Cascadia Mono" w:cs="Cascadia Mono"/>
+          <w:color w:val="000000"/>
+          <w:kern w:val="0"/>
+          <w:sz w:val="19"/>
+          <w:szCs w:val="19"/>
+          <w:highlight w:val="white"/>
+        </w:rPr>
+        <w:t>).</w:t>
       </w:r>
       <w:r>
         <w:rPr>
@@ -4966,6 +5218,7 @@
         </w:rPr>
         <w:t>Returns</w:t>
       </w:r>
+      <w:proofErr w:type="gramEnd"/>
       <w:r>
         <w:rPr>
           <w:rFonts w:ascii="Cascadia Mono" w:hAnsi="Cascadia Mono" w:cs="Cascadia Mono"/>
@@ -5035,7 +5288,31 @@
           <w:szCs w:val="19"/>
           <w:highlight w:val="white"/>
         </w:rPr>
-        <w:t>//var loggerMock = new Mock&lt;ILogger&lt;IEmailService&gt;&gt;();</w:t>
+        <w:t>//var loggerMock = new Mock&lt;ILogger&lt;IEmailService&gt;</w:t>
+      </w:r>
+      <w:proofErr w:type="gramStart"/>
+      <w:r>
+        <w:rPr>
+          <w:rFonts w:ascii="Cascadia Mono" w:hAnsi="Cascadia Mono" w:cs="Cascadia Mono"/>
+          <w:color w:val="008000"/>
+          <w:kern w:val="0"/>
+          <w:sz w:val="19"/>
+          <w:szCs w:val="19"/>
+          <w:highlight w:val="white"/>
+        </w:rPr>
+        <w:t>&gt;(</w:t>
+      </w:r>
+      <w:proofErr w:type="gramEnd"/>
+      <w:r>
+        <w:rPr>
+          <w:rFonts w:ascii="Cascadia Mono" w:hAnsi="Cascadia Mono" w:cs="Cascadia Mono"/>
+          <w:color w:val="008000"/>
+          <w:kern w:val="0"/>
+          <w:sz w:val="19"/>
+          <w:szCs w:val="19"/>
+          <w:highlight w:val="white"/>
+        </w:rPr>
+        <w:t>);</w:t>
       </w:r>
     </w:p>
     <w:p>
@@ -5073,7 +5350,151 @@
           <w:szCs w:val="19"/>
           <w:highlight w:val="white"/>
         </w:rPr>
-        <w:t>//loggerMock.Setup(l =&gt; l.Log(It.IsAny&lt;LogLevel&gt;(), It.IsAny&lt;EventId&gt;(), It.IsAny&lt;It.IsAnyType&gt;(),</w:t>
+        <w:t xml:space="preserve">//loggerMock.Setup(l =&gt; </w:t>
+      </w:r>
+      <w:proofErr w:type="gramStart"/>
+      <w:r>
+        <w:rPr>
+          <w:rFonts w:ascii="Cascadia Mono" w:hAnsi="Cascadia Mono" w:cs="Cascadia Mono"/>
+          <w:color w:val="008000"/>
+          <w:kern w:val="0"/>
+          <w:sz w:val="19"/>
+          <w:szCs w:val="19"/>
+          <w:highlight w:val="white"/>
+        </w:rPr>
+        <w:t>l.Log</w:t>
+      </w:r>
+      <w:proofErr w:type="gramEnd"/>
+      <w:r>
+        <w:rPr>
+          <w:rFonts w:ascii="Cascadia Mono" w:hAnsi="Cascadia Mono" w:cs="Cascadia Mono"/>
+          <w:color w:val="008000"/>
+          <w:kern w:val="0"/>
+          <w:sz w:val="19"/>
+          <w:szCs w:val="19"/>
+          <w:highlight w:val="white"/>
+        </w:rPr>
+        <w:t>(</w:t>
+      </w:r>
+      <w:proofErr w:type="gramStart"/>
+      <w:r>
+        <w:rPr>
+          <w:rFonts w:ascii="Cascadia Mono" w:hAnsi="Cascadia Mono" w:cs="Cascadia Mono"/>
+          <w:color w:val="008000"/>
+          <w:kern w:val="0"/>
+          <w:sz w:val="19"/>
+          <w:szCs w:val="19"/>
+          <w:highlight w:val="white"/>
+        </w:rPr>
+        <w:t>It.IsAny</w:t>
+      </w:r>
+      <w:proofErr w:type="gramEnd"/>
+      <w:r>
+        <w:rPr>
+          <w:rFonts w:ascii="Cascadia Mono" w:hAnsi="Cascadia Mono" w:cs="Cascadia Mono"/>
+          <w:color w:val="008000"/>
+          <w:kern w:val="0"/>
+          <w:sz w:val="19"/>
+          <w:szCs w:val="19"/>
+          <w:highlight w:val="white"/>
+        </w:rPr>
+        <w:t>&lt;LogLevel</w:t>
+      </w:r>
+      <w:proofErr w:type="gramStart"/>
+      <w:r>
+        <w:rPr>
+          <w:rFonts w:ascii="Cascadia Mono" w:hAnsi="Cascadia Mono" w:cs="Cascadia Mono"/>
+          <w:color w:val="008000"/>
+          <w:kern w:val="0"/>
+          <w:sz w:val="19"/>
+          <w:szCs w:val="19"/>
+          <w:highlight w:val="white"/>
+        </w:rPr>
+        <w:t>&gt;(</w:t>
+      </w:r>
+      <w:proofErr w:type="gramEnd"/>
+      <w:r>
+        <w:rPr>
+          <w:rFonts w:ascii="Cascadia Mono" w:hAnsi="Cascadia Mono" w:cs="Cascadia Mono"/>
+          <w:color w:val="008000"/>
+          <w:kern w:val="0"/>
+          <w:sz w:val="19"/>
+          <w:szCs w:val="19"/>
+          <w:highlight w:val="white"/>
+        </w:rPr>
+        <w:t xml:space="preserve">), </w:t>
+      </w:r>
+      <w:proofErr w:type="gramStart"/>
+      <w:r>
+        <w:rPr>
+          <w:rFonts w:ascii="Cascadia Mono" w:hAnsi="Cascadia Mono" w:cs="Cascadia Mono"/>
+          <w:color w:val="008000"/>
+          <w:kern w:val="0"/>
+          <w:sz w:val="19"/>
+          <w:szCs w:val="19"/>
+          <w:highlight w:val="white"/>
+        </w:rPr>
+        <w:t>It.IsAny</w:t>
+      </w:r>
+      <w:proofErr w:type="gramEnd"/>
+      <w:r>
+        <w:rPr>
+          <w:rFonts w:ascii="Cascadia Mono" w:hAnsi="Cascadia Mono" w:cs="Cascadia Mono"/>
+          <w:color w:val="008000"/>
+          <w:kern w:val="0"/>
+          <w:sz w:val="19"/>
+          <w:szCs w:val="19"/>
+          <w:highlight w:val="white"/>
+        </w:rPr>
+        <w:t>&lt;EventId</w:t>
+      </w:r>
+      <w:proofErr w:type="gramStart"/>
+      <w:r>
+        <w:rPr>
+          <w:rFonts w:ascii="Cascadia Mono" w:hAnsi="Cascadia Mono" w:cs="Cascadia Mono"/>
+          <w:color w:val="008000"/>
+          <w:kern w:val="0"/>
+          <w:sz w:val="19"/>
+          <w:szCs w:val="19"/>
+          <w:highlight w:val="white"/>
+        </w:rPr>
+        <w:t>&gt;(</w:t>
+      </w:r>
+      <w:proofErr w:type="gramEnd"/>
+      <w:r>
+        <w:rPr>
+          <w:rFonts w:ascii="Cascadia Mono" w:hAnsi="Cascadia Mono" w:cs="Cascadia Mono"/>
+          <w:color w:val="008000"/>
+          <w:kern w:val="0"/>
+          <w:sz w:val="19"/>
+          <w:szCs w:val="19"/>
+          <w:highlight w:val="white"/>
+        </w:rPr>
+        <w:t xml:space="preserve">), </w:t>
+      </w:r>
+      <w:proofErr w:type="gramStart"/>
+      <w:r>
+        <w:rPr>
+          <w:rFonts w:ascii="Cascadia Mono" w:hAnsi="Cascadia Mono" w:cs="Cascadia Mono"/>
+          <w:color w:val="008000"/>
+          <w:kern w:val="0"/>
+          <w:sz w:val="19"/>
+          <w:szCs w:val="19"/>
+          <w:highlight w:val="white"/>
+        </w:rPr>
+        <w:t>It.IsAny&lt;It.IsAnyType&gt;(</w:t>
+      </w:r>
+      <w:proofErr w:type="gramEnd"/>
+      <w:r>
+        <w:rPr>
+          <w:rFonts w:ascii="Cascadia Mono" w:hAnsi="Cascadia Mono" w:cs="Cascadia Mono"/>
+          <w:color w:val="008000"/>
+          <w:kern w:val="0"/>
+          <w:sz w:val="19"/>
+          <w:szCs w:val="19"/>
+          <w:highlight w:val="white"/>
+        </w:rPr>
+        <w:t>),</w:t>
       </w:r>
     </w:p>
     <w:p>
@@ -5111,7 +5532,127 @@
           <w:szCs w:val="19"/>
           <w:highlight w:val="white"/>
         </w:rPr>
-        <w:t>//    It.IsAny&lt;Exception&gt;(), (Func&lt;It.IsAnyType, Exception?, string&gt;)It.IsAny&lt;object&gt;())).Verifiable();</w:t>
+        <w:t xml:space="preserve">//    </w:t>
+      </w:r>
+      <w:proofErr w:type="gramStart"/>
+      <w:r>
+        <w:rPr>
+          <w:rFonts w:ascii="Cascadia Mono" w:hAnsi="Cascadia Mono" w:cs="Cascadia Mono"/>
+          <w:color w:val="008000"/>
+          <w:kern w:val="0"/>
+          <w:sz w:val="19"/>
+          <w:szCs w:val="19"/>
+          <w:highlight w:val="white"/>
+        </w:rPr>
+        <w:t>It.IsAny</w:t>
+      </w:r>
+      <w:proofErr w:type="gramEnd"/>
+      <w:r>
+        <w:rPr>
+          <w:rFonts w:ascii="Cascadia Mono" w:hAnsi="Cascadia Mono" w:cs="Cascadia Mono"/>
+          <w:color w:val="008000"/>
+          <w:kern w:val="0"/>
+          <w:sz w:val="19"/>
+          <w:szCs w:val="19"/>
+          <w:highlight w:val="white"/>
+        </w:rPr>
+        <w:t>&lt;Exception</w:t>
+      </w:r>
+      <w:proofErr w:type="gramStart"/>
+      <w:r>
+        <w:rPr>
+          <w:rFonts w:ascii="Cascadia Mono" w:hAnsi="Cascadia Mono" w:cs="Cascadia Mono"/>
+          <w:color w:val="008000"/>
+          <w:kern w:val="0"/>
+          <w:sz w:val="19"/>
+          <w:szCs w:val="19"/>
+          <w:highlight w:val="white"/>
+        </w:rPr>
+        <w:t>&gt;(</w:t>
+      </w:r>
+      <w:proofErr w:type="gramEnd"/>
+      <w:r>
+        <w:rPr>
+          <w:rFonts w:ascii="Cascadia Mono" w:hAnsi="Cascadia Mono" w:cs="Cascadia Mono"/>
+          <w:color w:val="008000"/>
+          <w:kern w:val="0"/>
+          <w:sz w:val="19"/>
+          <w:szCs w:val="19"/>
+          <w:highlight w:val="white"/>
+        </w:rPr>
+        <w:t xml:space="preserve">), (Func&lt;It.IsAnyType, </w:t>
+      </w:r>
+      <w:proofErr w:type="gramStart"/>
+      <w:r>
+        <w:rPr>
+          <w:rFonts w:ascii="Cascadia Mono" w:hAnsi="Cascadia Mono" w:cs="Cascadia Mono"/>
+          <w:color w:val="008000"/>
+          <w:kern w:val="0"/>
+          <w:sz w:val="19"/>
+          <w:szCs w:val="19"/>
+          <w:highlight w:val="white"/>
+        </w:rPr>
+        <w:t>Exception?,</w:t>
+      </w:r>
+      <w:proofErr w:type="gramEnd"/>
+      <w:r>
+        <w:rPr>
+          <w:rFonts w:ascii="Cascadia Mono" w:hAnsi="Cascadia Mono" w:cs="Cascadia Mono"/>
+          <w:color w:val="008000"/>
+          <w:kern w:val="0"/>
+          <w:sz w:val="19"/>
+          <w:szCs w:val="19"/>
+          <w:highlight w:val="white"/>
+        </w:rPr>
+        <w:t xml:space="preserve"> string</w:t>
+      </w:r>
+      <w:proofErr w:type="gramStart"/>
+      <w:r>
+        <w:rPr>
+          <w:rFonts w:ascii="Cascadia Mono" w:hAnsi="Cascadia Mono" w:cs="Cascadia Mono"/>
+          <w:color w:val="008000"/>
+          <w:kern w:val="0"/>
+          <w:sz w:val="19"/>
+          <w:szCs w:val="19"/>
+          <w:highlight w:val="white"/>
+        </w:rPr>
+        <w:t>&gt;)It</w:t>
+      </w:r>
+      <w:proofErr w:type="gramEnd"/>
+      <w:r>
+        <w:rPr>
+          <w:rFonts w:ascii="Cascadia Mono" w:hAnsi="Cascadia Mono" w:cs="Cascadia Mono"/>
+          <w:color w:val="008000"/>
+          <w:kern w:val="0"/>
+          <w:sz w:val="19"/>
+          <w:szCs w:val="19"/>
+          <w:highlight w:val="white"/>
+        </w:rPr>
+        <w:t>.IsAny&lt;object&gt;())</w:t>
+      </w:r>
+      <w:proofErr w:type="gramStart"/>
+      <w:r>
+        <w:rPr>
+          <w:rFonts w:ascii="Cascadia Mono" w:hAnsi="Cascadia Mono" w:cs="Cascadia Mono"/>
+          <w:color w:val="008000"/>
+          <w:kern w:val="0"/>
+          <w:sz w:val="19"/>
+          <w:szCs w:val="19"/>
+          <w:highlight w:val="white"/>
+        </w:rPr>
+        <w:t>).Verifiable</w:t>
+      </w:r>
+      <w:proofErr w:type="gramEnd"/>
+      <w:r>
+        <w:rPr>
+          <w:rFonts w:ascii="Cascadia Mono" w:hAnsi="Cascadia Mono" w:cs="Cascadia Mono"/>
+          <w:color w:val="008000"/>
+          <w:kern w:val="0"/>
+          <w:sz w:val="19"/>
+          <w:szCs w:val="19"/>
+          <w:highlight w:val="white"/>
+        </w:rPr>
+        <w:t>();</w:t>
       </w:r>
     </w:p>
     <w:p>
@@ -5206,6 +5747,7 @@
         </w:rPr>
         <w:t xml:space="preserve"> </w:t>
       </w:r>
+      <w:proofErr w:type="gramStart"/>
       <w:r>
         <w:rPr>
           <w:rFonts w:ascii="Cascadia Mono" w:hAnsi="Cascadia Mono" w:cs="Cascadia Mono"/>
@@ -5228,6 +5770,7 @@
         </w:rPr>
         <w:t>(</w:t>
       </w:r>
+      <w:proofErr w:type="gramEnd"/>
       <w:r>
         <w:rPr>
           <w:rFonts w:ascii="Cascadia Mono" w:hAnsi="Cascadia Mono" w:cs="Cascadia Mono"/>
@@ -5578,6 +6121,7 @@
         </w:rPr>
         <w:t xml:space="preserve"> =&gt; </w:t>
       </w:r>
+      <w:proofErr w:type="gramStart"/>
       <w:r>
         <w:rPr>
           <w:rFonts w:ascii="Cascadia Mono" w:hAnsi="Cascadia Mono" w:cs="Cascadia Mono"/>
@@ -5611,6 +6155,7 @@
         </w:rPr>
         <w:t>SendEmailAsync</w:t>
       </w:r>
+      <w:proofErr w:type="gramEnd"/>
       <w:r>
         <w:rPr>
           <w:rFonts w:ascii="Cascadia Mono" w:hAnsi="Cascadia Mono" w:cs="Cascadia Mono"/>
@@ -5622,6 +6167,7 @@
         </w:rPr>
         <w:t>(</w:t>
       </w:r>
+      <w:proofErr w:type="gramStart"/>
       <w:r>
         <w:rPr>
           <w:rFonts w:ascii="Cascadia Mono" w:hAnsi="Cascadia Mono" w:cs="Cascadia Mono"/>
@@ -5655,6 +6201,7 @@
         </w:rPr>
         <w:t>IsAny</w:t>
       </w:r>
+      <w:proofErr w:type="gramEnd"/>
       <w:r>
         <w:rPr>
           <w:rFonts w:ascii="Cascadia Mono" w:hAnsi="Cascadia Mono" w:cs="Cascadia Mono"/>
@@ -5677,17 +6224,31 @@
         </w:rPr>
         <w:t>string</w:t>
       </w:r>
-      <w:r>
-        <w:rPr>
-          <w:rFonts w:ascii="Cascadia Mono" w:hAnsi="Cascadia Mono" w:cs="Cascadia Mono"/>
-          <w:color w:val="000000"/>
-          <w:kern w:val="0"/>
-          <w:sz w:val="19"/>
-          <w:szCs w:val="19"/>
-          <w:highlight w:val="white"/>
-        </w:rPr>
-        <w:t xml:space="preserve">&gt;(), </w:t>
-      </w:r>
+      <w:proofErr w:type="gramStart"/>
+      <w:r>
+        <w:rPr>
+          <w:rFonts w:ascii="Cascadia Mono" w:hAnsi="Cascadia Mono" w:cs="Cascadia Mono"/>
+          <w:color w:val="000000"/>
+          <w:kern w:val="0"/>
+          <w:sz w:val="19"/>
+          <w:szCs w:val="19"/>
+          <w:highlight w:val="white"/>
+        </w:rPr>
+        <w:t>&gt;(</w:t>
+      </w:r>
+      <w:proofErr w:type="gramEnd"/>
+      <w:r>
+        <w:rPr>
+          <w:rFonts w:ascii="Cascadia Mono" w:hAnsi="Cascadia Mono" w:cs="Cascadia Mono"/>
+          <w:color w:val="000000"/>
+          <w:kern w:val="0"/>
+          <w:sz w:val="19"/>
+          <w:szCs w:val="19"/>
+          <w:highlight w:val="white"/>
+        </w:rPr>
+        <w:t xml:space="preserve">), </w:t>
+      </w:r>
+      <w:proofErr w:type="gramStart"/>
       <w:r>
         <w:rPr>
           <w:rFonts w:ascii="Cascadia Mono" w:hAnsi="Cascadia Mono" w:cs="Cascadia Mono"/>
@@ -5721,6 +6282,7 @@
         </w:rPr>
         <w:t>IsAny</w:t>
       </w:r>
+      <w:proofErr w:type="gramEnd"/>
       <w:r>
         <w:rPr>
           <w:rFonts w:ascii="Cascadia Mono" w:hAnsi="Cascadia Mono" w:cs="Cascadia Mono"/>
@@ -5743,17 +6305,31 @@
         </w:rPr>
         <w:t>string</w:t>
       </w:r>
-      <w:r>
-        <w:rPr>
-          <w:rFonts w:ascii="Cascadia Mono" w:hAnsi="Cascadia Mono" w:cs="Cascadia Mono"/>
-          <w:color w:val="000000"/>
-          <w:kern w:val="0"/>
-          <w:sz w:val="19"/>
-          <w:szCs w:val="19"/>
-          <w:highlight w:val="white"/>
-        </w:rPr>
-        <w:t xml:space="preserve">&gt;(), </w:t>
-      </w:r>
+      <w:proofErr w:type="gramStart"/>
+      <w:r>
+        <w:rPr>
+          <w:rFonts w:ascii="Cascadia Mono" w:hAnsi="Cascadia Mono" w:cs="Cascadia Mono"/>
+          <w:color w:val="000000"/>
+          <w:kern w:val="0"/>
+          <w:sz w:val="19"/>
+          <w:szCs w:val="19"/>
+          <w:highlight w:val="white"/>
+        </w:rPr>
+        <w:t>&gt;(</w:t>
+      </w:r>
+      <w:proofErr w:type="gramEnd"/>
+      <w:r>
+        <w:rPr>
+          <w:rFonts w:ascii="Cascadia Mono" w:hAnsi="Cascadia Mono" w:cs="Cascadia Mono"/>
+          <w:color w:val="000000"/>
+          <w:kern w:val="0"/>
+          <w:sz w:val="19"/>
+          <w:szCs w:val="19"/>
+          <w:highlight w:val="white"/>
+        </w:rPr>
+        <w:t xml:space="preserve">), </w:t>
+      </w:r>
+      <w:proofErr w:type="gramStart"/>
       <w:r>
         <w:rPr>
           <w:rFonts w:ascii="Cascadia Mono" w:hAnsi="Cascadia Mono" w:cs="Cascadia Mono"/>
@@ -5787,6 +6363,7 @@
         </w:rPr>
         <w:t>IsAny</w:t>
       </w:r>
+      <w:proofErr w:type="gramEnd"/>
       <w:r>
         <w:rPr>
           <w:rFonts w:ascii="Cascadia Mono" w:hAnsi="Cascadia Mono" w:cs="Cascadia Mono"/>
@@ -5809,16 +6386,29 @@
         </w:rPr>
         <w:t>string</w:t>
       </w:r>
-      <w:r>
-        <w:rPr>
-          <w:rFonts w:ascii="Cascadia Mono" w:hAnsi="Cascadia Mono" w:cs="Cascadia Mono"/>
-          <w:color w:val="000000"/>
-          <w:kern w:val="0"/>
-          <w:sz w:val="19"/>
-          <w:szCs w:val="19"/>
-          <w:highlight w:val="white"/>
-        </w:rPr>
-        <w:t xml:space="preserve">&gt;()), </w:t>
+      <w:proofErr w:type="gramStart"/>
+      <w:r>
+        <w:rPr>
+          <w:rFonts w:ascii="Cascadia Mono" w:hAnsi="Cascadia Mono" w:cs="Cascadia Mono"/>
+          <w:color w:val="000000"/>
+          <w:kern w:val="0"/>
+          <w:sz w:val="19"/>
+          <w:szCs w:val="19"/>
+          <w:highlight w:val="white"/>
+        </w:rPr>
+        <w:t>&gt;(</w:t>
+      </w:r>
+      <w:proofErr w:type="gramEnd"/>
+      <w:r>
+        <w:rPr>
+          <w:rFonts w:ascii="Cascadia Mono" w:hAnsi="Cascadia Mono" w:cs="Cascadia Mono"/>
+          <w:color w:val="000000"/>
+          <w:kern w:val="0"/>
+          <w:sz w:val="19"/>
+          <w:szCs w:val="19"/>
+          <w:highlight w:val="white"/>
+        </w:rPr>
+        <w:t xml:space="preserve">)), </w:t>
       </w:r>
       <w:r>
         <w:rPr>
@@ -6410,6 +7000,7 @@
         <w:lastRenderedPageBreak/>
         <w:t xml:space="preserve">The </w:t>
       </w:r>
+      <w:proofErr w:type="gramStart"/>
       <w:r>
         <w:rPr>
           <w:rFonts w:ascii="Sakkal Majalla" w:hAnsi="Sakkal Majalla" w:cs="Sakkal Majalla"/>
@@ -6417,7 +7008,17 @@
           <w:sz w:val="28"/>
           <w:szCs w:val="28"/>
         </w:rPr>
-        <w:t xml:space="preserve">greet.proto file </w:t>
+        <w:t>greet.proto</w:t>
+      </w:r>
+      <w:proofErr w:type="gramEnd"/>
+      <w:r>
+        <w:rPr>
+          <w:rFonts w:ascii="Sakkal Majalla" w:hAnsi="Sakkal Majalla" w:cs="Sakkal Majalla"/>
+          <w:color w:val="C00000"/>
+          <w:sz w:val="28"/>
+          <w:szCs w:val="28"/>
+        </w:rPr>
+        <w:t xml:space="preserve"> file </w:t>
       </w:r>
       <w:r>
         <w:rPr>
@@ -6495,6 +7096,7 @@
         </w:rPr>
         <w:t xml:space="preserve">It is the contract of the gRPC service. In the preceding proto file, we define a service named Greeter with a method named </w:t>
       </w:r>
+      <w:proofErr w:type="gramStart"/>
       <w:r>
         <w:rPr>
           <w:rFonts w:ascii="Sakkal Majalla" w:hAnsi="Sakkal Majalla" w:cs="Sakkal Majalla"/>
@@ -6510,8 +7112,18 @@
           <w:sz w:val="28"/>
           <w:szCs w:val="28"/>
         </w:rPr>
-        <w:t xml:space="preserve">(). The </w:t>
-      </w:r>
+        <w:t>(</w:t>
+      </w:r>
+      <w:proofErr w:type="gramEnd"/>
+      <w:r>
+        <w:rPr>
+          <w:rFonts w:ascii="Sakkal Majalla" w:hAnsi="Sakkal Majalla" w:cs="Sakkal Majalla"/>
+          <w:sz w:val="28"/>
+          <w:szCs w:val="28"/>
+        </w:rPr>
+        <w:t xml:space="preserve">). The </w:t>
+      </w:r>
+      <w:proofErr w:type="gramStart"/>
       <w:r>
         <w:rPr>
           <w:rFonts w:ascii="Sakkal Majalla" w:hAnsi="Sakkal Majalla" w:cs="Sakkal Majalla"/>
@@ -6527,7 +7139,16 @@
           <w:sz w:val="28"/>
           <w:szCs w:val="28"/>
         </w:rPr>
-        <w:t xml:space="preserve">() method takes a </w:t>
+        <w:t>(</w:t>
+      </w:r>
+      <w:proofErr w:type="gramEnd"/>
+      <w:r>
+        <w:rPr>
+          <w:rFonts w:ascii="Sakkal Majalla" w:hAnsi="Sakkal Majalla" w:cs="Sakkal Majalla"/>
+          <w:sz w:val="28"/>
+          <w:szCs w:val="28"/>
+        </w:rPr>
+        <w:t xml:space="preserve">) method takes a </w:t>
       </w:r>
       <w:r>
         <w:rPr>
@@ -6708,7 +7329,39 @@
           <w:sz w:val="28"/>
           <w:szCs w:val="28"/>
         </w:rPr>
-        <w:t>Google.Protobuf</w:t>
+        <w:t xml:space="preserve">Google.Protobuf </w:t>
+      </w:r>
+      <w:r>
+        <w:rPr>
+          <w:rFonts w:ascii="Sakkal Majalla" w:hAnsi="Sakkal Majalla" w:cs="Sakkal Majalla"/>
+          <w:sz w:val="28"/>
+          <w:szCs w:val="28"/>
+        </w:rPr>
+        <w:t>is installed or not, it provide</w:t>
+      </w:r>
+      <w:r>
+        <w:rPr>
+          <w:rFonts w:ascii="Sakkal Majalla" w:hAnsi="Sakkal Majalla" w:cs="Sakkal Majalla"/>
+          <w:sz w:val="28"/>
+          <w:szCs w:val="28"/>
+        </w:rPr>
+        <w:t>s</w:t>
+      </w:r>
+      <w:r>
+        <w:rPr>
+          <w:rFonts w:ascii="Sakkal Majalla" w:hAnsi="Sakkal Majalla" w:cs="Sakkal Majalla"/>
+          <w:sz w:val="28"/>
+          <w:szCs w:val="28"/>
+        </w:rPr>
+        <w:t xml:space="preserve"> </w:t>
+      </w:r>
+      <w:r>
+        <w:rPr>
+          <w:rFonts w:ascii="Sakkal Majalla" w:hAnsi="Sakkal Majalla" w:cs="Sakkal Majalla"/>
+          <w:sz w:val="28"/>
+          <w:szCs w:val="28"/>
+        </w:rPr>
+        <w:t xml:space="preserve">runtime for </w:t>
       </w:r>
       <w:r>
         <w:rPr>
@@ -6717,108 +7370,401 @@
           <w:sz w:val="28"/>
           <w:szCs w:val="28"/>
         </w:rPr>
+        <w:t>Protobuf</w:t>
+      </w:r>
+    </w:p>
+    <w:p>
+      <w:pPr>
+        <w:ind w:left="720" w:firstLine="720"/>
+        <w:rPr>
+          <w:rFonts w:ascii="Sakkal Majalla" w:hAnsi="Sakkal Majalla" w:cs="Sakkal Majalla"/>
+          <w:sz w:val="28"/>
+          <w:szCs w:val="28"/>
+        </w:rPr>
+      </w:pPr>
+      <w:r>
+        <w:rPr>
+          <w:rFonts w:ascii="Sakkal Majalla" w:hAnsi="Sakkal Majalla" w:cs="Sakkal Majalla"/>
+          <w:sz w:val="28"/>
+          <w:szCs w:val="28"/>
+        </w:rPr>
+        <w:t>******************************************************************</w:t>
+      </w:r>
+    </w:p>
+    <w:p>
+      <w:pPr>
+        <w:rPr>
+          <w:rFonts w:ascii="Sakkal Majalla" w:hAnsi="Sakkal Majalla" w:cs="Sakkal Majalla"/>
+          <w:sz w:val="28"/>
+          <w:szCs w:val="28"/>
+        </w:rPr>
+      </w:pPr>
+      <w:r>
+        <w:rPr>
+          <w:rFonts w:ascii="Sakkal Majalla" w:hAnsi="Sakkal Majalla" w:cs="Sakkal Majalla"/>
+          <w:sz w:val="28"/>
+          <w:szCs w:val="28"/>
+        </w:rPr>
+        <w:t xml:space="preserve">The basic service to run with </w:t>
+      </w:r>
+      <w:r>
+        <w:rPr>
+          <w:rFonts w:ascii="Sakkal Majalla" w:hAnsi="Sakkal Majalla" w:cs="Sakkal Majalla"/>
+          <w:sz w:val="28"/>
+          <w:szCs w:val="28"/>
+        </w:rPr>
+        <w:t>protos is:</w:t>
+      </w:r>
+    </w:p>
+    <w:p>
+      <w:pPr>
+        <w:autoSpaceDE w:val="0"/>
+        <w:autoSpaceDN w:val="0"/>
+        <w:adjustRightInd w:val="0"/>
+        <w:spacing w:after="0" w:line="240" w:lineRule="auto"/>
+        <w:rPr>
+          <w:rFonts w:ascii="Cascadia Mono" w:hAnsi="Cascadia Mono" w:cs="Cascadia Mono"/>
+          <w:color w:val="000000"/>
+          <w:kern w:val="0"/>
+          <w:sz w:val="19"/>
+          <w:szCs w:val="19"/>
+          <w:highlight w:val="white"/>
+        </w:rPr>
+      </w:pPr>
+      <w:r>
+        <w:rPr>
+          <w:rFonts w:ascii="Cascadia Mono" w:hAnsi="Cascadia Mono" w:cs="Cascadia Mono"/>
+          <w:color w:val="0000FF"/>
+          <w:kern w:val="0"/>
+          <w:sz w:val="19"/>
+          <w:szCs w:val="19"/>
+          <w:highlight w:val="white"/>
+        </w:rPr>
+        <w:t>using</w:t>
+      </w:r>
+      <w:r>
+        <w:rPr>
+          <w:rFonts w:ascii="Cascadia Mono" w:hAnsi="Cascadia Mono" w:cs="Cascadia Mono"/>
+          <w:color w:val="000000"/>
+          <w:kern w:val="0"/>
+          <w:sz w:val="19"/>
+          <w:szCs w:val="19"/>
+          <w:highlight w:val="white"/>
+        </w:rPr>
+        <w:t xml:space="preserve"> Grpc.Core;</w:t>
+      </w:r>
+    </w:p>
+    <w:p>
+      <w:pPr>
+        <w:autoSpaceDE w:val="0"/>
+        <w:autoSpaceDN w:val="0"/>
+        <w:adjustRightInd w:val="0"/>
+        <w:spacing w:after="0" w:line="240" w:lineRule="auto"/>
+        <w:rPr>
+          <w:rFonts w:ascii="Cascadia Mono" w:hAnsi="Cascadia Mono" w:cs="Cascadia Mono"/>
+          <w:color w:val="000000"/>
+          <w:kern w:val="0"/>
+          <w:sz w:val="19"/>
+          <w:szCs w:val="19"/>
+          <w:highlight w:val="white"/>
+        </w:rPr>
+      </w:pPr>
+      <w:r>
+        <w:rPr>
+          <w:rFonts w:ascii="Cascadia Mono" w:hAnsi="Cascadia Mono" w:cs="Cascadia Mono"/>
+          <w:color w:val="0000FF"/>
+          <w:kern w:val="0"/>
+          <w:sz w:val="19"/>
+          <w:szCs w:val="19"/>
+          <w:highlight w:val="white"/>
+        </w:rPr>
+        <w:t>using</w:t>
+      </w:r>
+      <w:r>
+        <w:rPr>
+          <w:rFonts w:ascii="Cascadia Mono" w:hAnsi="Cascadia Mono" w:cs="Cascadia Mono"/>
+          <w:color w:val="000000"/>
+          <w:kern w:val="0"/>
+          <w:sz w:val="19"/>
+          <w:szCs w:val="19"/>
+          <w:highlight w:val="white"/>
+        </w:rPr>
+        <w:t xml:space="preserve"> JLokaGrpcServiceDemo;</w:t>
+      </w:r>
+    </w:p>
+    <w:p>
+      <w:pPr>
+        <w:autoSpaceDE w:val="0"/>
+        <w:autoSpaceDN w:val="0"/>
+        <w:adjustRightInd w:val="0"/>
+        <w:spacing w:after="0" w:line="240" w:lineRule="auto"/>
+        <w:rPr>
+          <w:rFonts w:ascii="Cascadia Mono" w:hAnsi="Cascadia Mono" w:cs="Cascadia Mono"/>
+          <w:color w:val="000000"/>
+          <w:kern w:val="0"/>
+          <w:sz w:val="19"/>
+          <w:szCs w:val="19"/>
+          <w:highlight w:val="white"/>
+        </w:rPr>
+      </w:pPr>
+    </w:p>
+    <w:p>
+      <w:pPr>
+        <w:autoSpaceDE w:val="0"/>
+        <w:autoSpaceDN w:val="0"/>
+        <w:adjustRightInd w:val="0"/>
+        <w:spacing w:after="0" w:line="240" w:lineRule="auto"/>
+        <w:rPr>
+          <w:rFonts w:ascii="Cascadia Mono" w:hAnsi="Cascadia Mono" w:cs="Cascadia Mono"/>
+          <w:color w:val="000000"/>
+          <w:kern w:val="0"/>
+          <w:sz w:val="19"/>
+          <w:szCs w:val="19"/>
+          <w:highlight w:val="white"/>
+        </w:rPr>
+      </w:pPr>
+      <w:r>
+        <w:rPr>
+          <w:rFonts w:ascii="Cascadia Mono" w:hAnsi="Cascadia Mono" w:cs="Cascadia Mono"/>
+          <w:color w:val="0000FF"/>
+          <w:kern w:val="0"/>
+          <w:sz w:val="19"/>
+          <w:szCs w:val="19"/>
+          <w:highlight w:val="white"/>
+        </w:rPr>
+        <w:t>namespace</w:t>
+      </w:r>
+      <w:r>
+        <w:rPr>
+          <w:rFonts w:ascii="Cascadia Mono" w:hAnsi="Cascadia Mono" w:cs="Cascadia Mono"/>
+          <w:color w:val="000000"/>
+          <w:kern w:val="0"/>
+          <w:sz w:val="19"/>
+          <w:szCs w:val="19"/>
+          <w:highlight w:val="white"/>
+        </w:rPr>
+        <w:t xml:space="preserve"> JLokaGrpcServiceDemo.Services</w:t>
+      </w:r>
+    </w:p>
+    <w:p>
+      <w:pPr>
+        <w:autoSpaceDE w:val="0"/>
+        <w:autoSpaceDN w:val="0"/>
+        <w:adjustRightInd w:val="0"/>
+        <w:spacing w:after="0" w:line="240" w:lineRule="auto"/>
+        <w:rPr>
+          <w:rFonts w:ascii="Cascadia Mono" w:hAnsi="Cascadia Mono" w:cs="Cascadia Mono"/>
+          <w:color w:val="000000"/>
+          <w:kern w:val="0"/>
+          <w:sz w:val="19"/>
+          <w:szCs w:val="19"/>
+          <w:highlight w:val="white"/>
+        </w:rPr>
+      </w:pPr>
+      <w:r>
+        <w:rPr>
+          <w:rFonts w:ascii="Cascadia Mono" w:hAnsi="Cascadia Mono" w:cs="Cascadia Mono"/>
+          <w:color w:val="000000"/>
+          <w:kern w:val="0"/>
+          <w:sz w:val="19"/>
+          <w:szCs w:val="19"/>
+          <w:highlight w:val="white"/>
+        </w:rPr>
+        <w:t>{</w:t>
+      </w:r>
+    </w:p>
+    <w:p>
+      <w:pPr>
+        <w:autoSpaceDE w:val="0"/>
+        <w:autoSpaceDN w:val="0"/>
+        <w:adjustRightInd w:val="0"/>
+        <w:spacing w:after="0" w:line="240" w:lineRule="auto"/>
+        <w:rPr>
+          <w:rFonts w:ascii="Cascadia Mono" w:hAnsi="Cascadia Mono" w:cs="Cascadia Mono"/>
+          <w:color w:val="000000"/>
+          <w:kern w:val="0"/>
+          <w:sz w:val="19"/>
+          <w:szCs w:val="19"/>
+          <w:highlight w:val="white"/>
+        </w:rPr>
+      </w:pPr>
+      <w:r>
+        <w:rPr>
+          <w:rFonts w:ascii="Cascadia Mono" w:hAnsi="Cascadia Mono" w:cs="Cascadia Mono"/>
+          <w:color w:val="000000"/>
+          <w:kern w:val="0"/>
+          <w:sz w:val="19"/>
+          <w:szCs w:val="19"/>
+          <w:highlight w:val="white"/>
+        </w:rPr>
+        <w:t xml:space="preserve">    </w:t>
+      </w:r>
+      <w:r>
+        <w:rPr>
+          <w:rFonts w:ascii="Cascadia Mono" w:hAnsi="Cascadia Mono" w:cs="Cascadia Mono"/>
+          <w:color w:val="0000FF"/>
+          <w:kern w:val="0"/>
+          <w:sz w:val="19"/>
+          <w:szCs w:val="19"/>
+          <w:highlight w:val="white"/>
+        </w:rPr>
+        <w:t>public</w:t>
+      </w:r>
+      <w:r>
+        <w:rPr>
+          <w:rFonts w:ascii="Cascadia Mono" w:hAnsi="Cascadia Mono" w:cs="Cascadia Mono"/>
+          <w:color w:val="000000"/>
+          <w:kern w:val="0"/>
+          <w:sz w:val="19"/>
+          <w:szCs w:val="19"/>
+          <w:highlight w:val="white"/>
+        </w:rPr>
         <w:t xml:space="preserve"> </w:t>
       </w:r>
       <w:r>
         <w:rPr>
-          <w:rFonts w:ascii="Sakkal Majalla" w:hAnsi="Sakkal Majalla" w:cs="Sakkal Majalla"/>
-          <w:sz w:val="28"/>
-          <w:szCs w:val="28"/>
-        </w:rPr>
-        <w:t>is installed or not, it provide</w:t>
-      </w:r>
-      <w:r>
-        <w:rPr>
-          <w:rFonts w:ascii="Sakkal Majalla" w:hAnsi="Sakkal Majalla" w:cs="Sakkal Majalla"/>
-          <w:sz w:val="28"/>
-          <w:szCs w:val="28"/>
-        </w:rPr>
-        <w:t>s</w:t>
-      </w:r>
-      <w:r>
-        <w:rPr>
-          <w:rFonts w:ascii="Sakkal Majalla" w:hAnsi="Sakkal Majalla" w:cs="Sakkal Majalla"/>
-          <w:sz w:val="28"/>
-          <w:szCs w:val="28"/>
+          <w:rFonts w:ascii="Cascadia Mono" w:hAnsi="Cascadia Mono" w:cs="Cascadia Mono"/>
+          <w:color w:val="0000FF"/>
+          <w:kern w:val="0"/>
+          <w:sz w:val="19"/>
+          <w:szCs w:val="19"/>
+          <w:highlight w:val="white"/>
+        </w:rPr>
+        <w:t>class</w:t>
+      </w:r>
+      <w:r>
+        <w:rPr>
+          <w:rFonts w:ascii="Cascadia Mono" w:hAnsi="Cascadia Mono" w:cs="Cascadia Mono"/>
+          <w:color w:val="000000"/>
+          <w:kern w:val="0"/>
+          <w:sz w:val="19"/>
+          <w:szCs w:val="19"/>
+          <w:highlight w:val="white"/>
         </w:rPr>
         <w:t xml:space="preserve"> </w:t>
       </w:r>
-      <w:r>
-        <w:rPr>
-          <w:rFonts w:ascii="Sakkal Majalla" w:hAnsi="Sakkal Majalla" w:cs="Sakkal Majalla"/>
-          <w:sz w:val="28"/>
-          <w:szCs w:val="28"/>
-        </w:rPr>
-        <w:t xml:space="preserve">runtime for </w:t>
-      </w:r>
-      <w:r>
-        <w:rPr>
-          <w:rFonts w:ascii="Sakkal Majalla" w:hAnsi="Sakkal Majalla" w:cs="Sakkal Majalla"/>
-          <w:color w:val="C45911" w:themeColor="accent2" w:themeShade="BF"/>
-          <w:sz w:val="28"/>
-          <w:szCs w:val="28"/>
-        </w:rPr>
-        <w:t>Protobuf</w:t>
-      </w:r>
-    </w:p>
-    <w:p>
-      <w:pPr>
-        <w:ind w:left="720" w:firstLine="720"/>
-        <w:rPr>
-          <w:rFonts w:ascii="Sakkal Majalla" w:hAnsi="Sakkal Majalla" w:cs="Sakkal Majalla"/>
-          <w:sz w:val="28"/>
-          <w:szCs w:val="28"/>
-        </w:rPr>
-      </w:pPr>
-      <w:r>
-        <w:rPr>
-          <w:rFonts w:ascii="Sakkal Majalla" w:hAnsi="Sakkal Majalla" w:cs="Sakkal Majalla"/>
-          <w:sz w:val="28"/>
-          <w:szCs w:val="28"/>
-        </w:rPr>
-        <w:t>******************************************************************</w:t>
-      </w:r>
-    </w:p>
-    <w:p>
-      <w:pPr>
-        <w:rPr>
-          <w:rFonts w:ascii="Sakkal Majalla" w:hAnsi="Sakkal Majalla" w:cs="Sakkal Majalla"/>
-          <w:sz w:val="28"/>
-          <w:szCs w:val="28"/>
-        </w:rPr>
-      </w:pPr>
-      <w:r>
-        <w:rPr>
-          <w:rFonts w:ascii="Sakkal Majalla" w:hAnsi="Sakkal Majalla" w:cs="Sakkal Majalla"/>
-          <w:sz w:val="28"/>
-          <w:szCs w:val="28"/>
-        </w:rPr>
-        <w:t xml:space="preserve">The basic service to run with </w:t>
-      </w:r>
-      <w:r>
-        <w:rPr>
-          <w:rFonts w:ascii="Sakkal Majalla" w:hAnsi="Sakkal Majalla" w:cs="Sakkal Majalla"/>
-          <w:sz w:val="28"/>
-          <w:szCs w:val="28"/>
-        </w:rPr>
-        <w:t>protos is:</w:t>
-      </w:r>
-    </w:p>
-    <w:p>
-      <w:pPr>
-        <w:autoSpaceDE w:val="0"/>
-        <w:autoSpaceDN w:val="0"/>
-        <w:adjustRightInd w:val="0"/>
-        <w:spacing w:after="0" w:line="240" w:lineRule="auto"/>
-        <w:rPr>
-          <w:rFonts w:ascii="Cascadia Mono" w:hAnsi="Cascadia Mono" w:cs="Cascadia Mono"/>
-          <w:color w:val="000000"/>
-          <w:kern w:val="0"/>
-          <w:sz w:val="19"/>
-          <w:szCs w:val="19"/>
-          <w:highlight w:val="white"/>
-        </w:rPr>
-      </w:pPr>
+      <w:proofErr w:type="gramStart"/>
+      <w:r>
+        <w:rPr>
+          <w:rFonts w:ascii="Cascadia Mono" w:hAnsi="Cascadia Mono" w:cs="Cascadia Mono"/>
+          <w:color w:val="2B91AF"/>
+          <w:kern w:val="0"/>
+          <w:sz w:val="19"/>
+          <w:szCs w:val="19"/>
+          <w:highlight w:val="white"/>
+        </w:rPr>
+        <w:t>GreeterService</w:t>
+      </w:r>
+      <w:r>
+        <w:rPr>
+          <w:rFonts w:ascii="Cascadia Mono" w:hAnsi="Cascadia Mono" w:cs="Cascadia Mono"/>
+          <w:color w:val="000000"/>
+          <w:kern w:val="0"/>
+          <w:sz w:val="19"/>
+          <w:szCs w:val="19"/>
+          <w:highlight w:val="white"/>
+        </w:rPr>
+        <w:t xml:space="preserve"> :</w:t>
+      </w:r>
+      <w:proofErr w:type="gramEnd"/>
+      <w:r>
+        <w:rPr>
+          <w:rFonts w:ascii="Cascadia Mono" w:hAnsi="Cascadia Mono" w:cs="Cascadia Mono"/>
+          <w:color w:val="000000"/>
+          <w:kern w:val="0"/>
+          <w:sz w:val="19"/>
+          <w:szCs w:val="19"/>
+          <w:highlight w:val="white"/>
+        </w:rPr>
+        <w:t xml:space="preserve"> </w:t>
+      </w:r>
+      <w:r>
+        <w:rPr>
+          <w:rFonts w:ascii="Cascadia Mono" w:hAnsi="Cascadia Mono" w:cs="Cascadia Mono"/>
+          <w:color w:val="2B91AF"/>
+          <w:kern w:val="0"/>
+          <w:sz w:val="19"/>
+          <w:szCs w:val="19"/>
+          <w:highlight w:val="white"/>
+        </w:rPr>
+        <w:t>Greeter</w:t>
+      </w:r>
+      <w:r>
+        <w:rPr>
+          <w:rFonts w:ascii="Cascadia Mono" w:hAnsi="Cascadia Mono" w:cs="Cascadia Mono"/>
+          <w:color w:val="000000"/>
+          <w:kern w:val="0"/>
+          <w:sz w:val="19"/>
+          <w:szCs w:val="19"/>
+          <w:highlight w:val="white"/>
+        </w:rPr>
+        <w:t>.</w:t>
+      </w:r>
+      <w:r>
+        <w:rPr>
+          <w:rFonts w:ascii="Cascadia Mono" w:hAnsi="Cascadia Mono" w:cs="Cascadia Mono"/>
+          <w:color w:val="2B91AF"/>
+          <w:kern w:val="0"/>
+          <w:sz w:val="19"/>
+          <w:szCs w:val="19"/>
+          <w:highlight w:val="white"/>
+        </w:rPr>
+        <w:t>GreeterBase</w:t>
+      </w:r>
+    </w:p>
+    <w:p>
+      <w:pPr>
+        <w:autoSpaceDE w:val="0"/>
+        <w:autoSpaceDN w:val="0"/>
+        <w:adjustRightInd w:val="0"/>
+        <w:spacing w:after="0" w:line="240" w:lineRule="auto"/>
+        <w:rPr>
+          <w:rFonts w:ascii="Cascadia Mono" w:hAnsi="Cascadia Mono" w:cs="Cascadia Mono"/>
+          <w:color w:val="000000"/>
+          <w:kern w:val="0"/>
+          <w:sz w:val="19"/>
+          <w:szCs w:val="19"/>
+          <w:highlight w:val="white"/>
+        </w:rPr>
+      </w:pPr>
+      <w:r>
+        <w:rPr>
+          <w:rFonts w:ascii="Cascadia Mono" w:hAnsi="Cascadia Mono" w:cs="Cascadia Mono"/>
+          <w:color w:val="000000"/>
+          <w:kern w:val="0"/>
+          <w:sz w:val="19"/>
+          <w:szCs w:val="19"/>
+          <w:highlight w:val="white"/>
+        </w:rPr>
+        <w:t xml:space="preserve">    {</w:t>
+      </w:r>
+    </w:p>
+    <w:p>
+      <w:pPr>
+        <w:autoSpaceDE w:val="0"/>
+        <w:autoSpaceDN w:val="0"/>
+        <w:adjustRightInd w:val="0"/>
+        <w:spacing w:after="0" w:line="240" w:lineRule="auto"/>
+        <w:rPr>
+          <w:rFonts w:ascii="Cascadia Mono" w:hAnsi="Cascadia Mono" w:cs="Cascadia Mono"/>
+          <w:color w:val="000000"/>
+          <w:kern w:val="0"/>
+          <w:sz w:val="19"/>
+          <w:szCs w:val="19"/>
+          <w:highlight w:val="white"/>
+        </w:rPr>
+      </w:pPr>
+      <w:r>
+        <w:rPr>
+          <w:rFonts w:ascii="Cascadia Mono" w:hAnsi="Cascadia Mono" w:cs="Cascadia Mono"/>
+          <w:color w:val="000000"/>
+          <w:kern w:val="0"/>
+          <w:sz w:val="19"/>
+          <w:szCs w:val="19"/>
+          <w:highlight w:val="white"/>
+        </w:rPr>
+        <w:t xml:space="preserve">        </w:t>
+      </w:r>
       <w:r>
         <w:rPr>
           <w:rFonts w:ascii="Cascadia Mono" w:hAnsi="Cascadia Mono" w:cs="Cascadia Mono"/>
@@ -6828,35 +7774,19 @@
           <w:szCs w:val="19"/>
           <w:highlight w:val="white"/>
         </w:rPr>
-        <w:t>using</w:t>
-      </w:r>
-      <w:r>
-        <w:rPr>
-          <w:rFonts w:ascii="Cascadia Mono" w:hAnsi="Cascadia Mono" w:cs="Cascadia Mono"/>
-          <w:color w:val="000000"/>
-          <w:kern w:val="0"/>
-          <w:sz w:val="19"/>
-          <w:szCs w:val="19"/>
-          <w:highlight w:val="white"/>
-        </w:rPr>
-        <w:t xml:space="preserve"> Grpc.Core;</w:t>
-      </w:r>
-    </w:p>
-    <w:p>
-      <w:pPr>
-        <w:autoSpaceDE w:val="0"/>
-        <w:autoSpaceDN w:val="0"/>
-        <w:adjustRightInd w:val="0"/>
-        <w:spacing w:after="0" w:line="240" w:lineRule="auto"/>
-        <w:rPr>
-          <w:rFonts w:ascii="Cascadia Mono" w:hAnsi="Cascadia Mono" w:cs="Cascadia Mono"/>
-          <w:color w:val="000000"/>
-          <w:kern w:val="0"/>
-          <w:sz w:val="19"/>
-          <w:szCs w:val="19"/>
-          <w:highlight w:val="white"/>
-        </w:rPr>
-      </w:pPr>
+        <w:t>private</w:t>
+      </w:r>
+      <w:r>
+        <w:rPr>
+          <w:rFonts w:ascii="Cascadia Mono" w:hAnsi="Cascadia Mono" w:cs="Cascadia Mono"/>
+          <w:color w:val="000000"/>
+          <w:kern w:val="0"/>
+          <w:sz w:val="19"/>
+          <w:szCs w:val="19"/>
+          <w:highlight w:val="white"/>
+        </w:rPr>
+        <w:t xml:space="preserve"> </w:t>
+      </w:r>
       <w:r>
         <w:rPr>
           <w:rFonts w:ascii="Cascadia Mono" w:hAnsi="Cascadia Mono" w:cs="Cascadia Mono"/>
@@ -6866,51 +7796,90 @@
           <w:szCs w:val="19"/>
           <w:highlight w:val="white"/>
         </w:rPr>
-        <w:t>using</w:t>
-      </w:r>
-      <w:r>
-        <w:rPr>
-          <w:rFonts w:ascii="Cascadia Mono" w:hAnsi="Cascadia Mono" w:cs="Cascadia Mono"/>
-          <w:color w:val="000000"/>
-          <w:kern w:val="0"/>
-          <w:sz w:val="19"/>
-          <w:szCs w:val="19"/>
-          <w:highlight w:val="white"/>
-        </w:rPr>
-        <w:t xml:space="preserve"> JLokaGrpcServiceDemo;</w:t>
-      </w:r>
-    </w:p>
-    <w:p>
-      <w:pPr>
-        <w:autoSpaceDE w:val="0"/>
-        <w:autoSpaceDN w:val="0"/>
-        <w:adjustRightInd w:val="0"/>
-        <w:spacing w:after="0" w:line="240" w:lineRule="auto"/>
-        <w:rPr>
-          <w:rFonts w:ascii="Cascadia Mono" w:hAnsi="Cascadia Mono" w:cs="Cascadia Mono"/>
-          <w:color w:val="000000"/>
-          <w:kern w:val="0"/>
-          <w:sz w:val="19"/>
-          <w:szCs w:val="19"/>
-          <w:highlight w:val="white"/>
-        </w:rPr>
-      </w:pPr>
-    </w:p>
-    <w:p>
-      <w:pPr>
-        <w:autoSpaceDE w:val="0"/>
-        <w:autoSpaceDN w:val="0"/>
-        <w:adjustRightInd w:val="0"/>
-        <w:spacing w:after="0" w:line="240" w:lineRule="auto"/>
-        <w:rPr>
-          <w:rFonts w:ascii="Cascadia Mono" w:hAnsi="Cascadia Mono" w:cs="Cascadia Mono"/>
-          <w:color w:val="000000"/>
-          <w:kern w:val="0"/>
-          <w:sz w:val="19"/>
-          <w:szCs w:val="19"/>
-          <w:highlight w:val="white"/>
-        </w:rPr>
-      </w:pPr>
+        <w:t>readonly</w:t>
+      </w:r>
+      <w:r>
+        <w:rPr>
+          <w:rFonts w:ascii="Cascadia Mono" w:hAnsi="Cascadia Mono" w:cs="Cascadia Mono"/>
+          <w:color w:val="000000"/>
+          <w:kern w:val="0"/>
+          <w:sz w:val="19"/>
+          <w:szCs w:val="19"/>
+          <w:highlight w:val="white"/>
+        </w:rPr>
+        <w:t xml:space="preserve"> </w:t>
+      </w:r>
+      <w:r>
+        <w:rPr>
+          <w:rFonts w:ascii="Cascadia Mono" w:hAnsi="Cascadia Mono" w:cs="Cascadia Mono"/>
+          <w:color w:val="2B91AF"/>
+          <w:kern w:val="0"/>
+          <w:sz w:val="19"/>
+          <w:szCs w:val="19"/>
+          <w:highlight w:val="white"/>
+        </w:rPr>
+        <w:t>ILogger</w:t>
+      </w:r>
+      <w:r>
+        <w:rPr>
+          <w:rFonts w:ascii="Cascadia Mono" w:hAnsi="Cascadia Mono" w:cs="Cascadia Mono"/>
+          <w:color w:val="000000"/>
+          <w:kern w:val="0"/>
+          <w:sz w:val="19"/>
+          <w:szCs w:val="19"/>
+          <w:highlight w:val="white"/>
+        </w:rPr>
+        <w:t>&lt;</w:t>
+      </w:r>
+      <w:r>
+        <w:rPr>
+          <w:rFonts w:ascii="Cascadia Mono" w:hAnsi="Cascadia Mono" w:cs="Cascadia Mono"/>
+          <w:color w:val="2B91AF"/>
+          <w:kern w:val="0"/>
+          <w:sz w:val="19"/>
+          <w:szCs w:val="19"/>
+          <w:highlight w:val="white"/>
+        </w:rPr>
+        <w:t>GreeterService</w:t>
+      </w:r>
+      <w:r>
+        <w:rPr>
+          <w:rFonts w:ascii="Cascadia Mono" w:hAnsi="Cascadia Mono" w:cs="Cascadia Mono"/>
+          <w:color w:val="000000"/>
+          <w:kern w:val="0"/>
+          <w:sz w:val="19"/>
+          <w:szCs w:val="19"/>
+          <w:highlight w:val="white"/>
+        </w:rPr>
+        <w:t>&gt; _logger;</w:t>
+      </w:r>
+    </w:p>
+    <w:p>
+      <w:pPr>
+        <w:autoSpaceDE w:val="0"/>
+        <w:autoSpaceDN w:val="0"/>
+        <w:adjustRightInd w:val="0"/>
+        <w:spacing w:after="0" w:line="240" w:lineRule="auto"/>
+        <w:rPr>
+          <w:rFonts w:ascii="Cascadia Mono" w:hAnsi="Cascadia Mono" w:cs="Cascadia Mono"/>
+          <w:color w:val="000000"/>
+          <w:kern w:val="0"/>
+          <w:sz w:val="19"/>
+          <w:szCs w:val="19"/>
+          <w:highlight w:val="white"/>
+        </w:rPr>
+      </w:pPr>
+      <w:r>
+        <w:rPr>
+          <w:rFonts w:ascii="Cascadia Mono" w:hAnsi="Cascadia Mono" w:cs="Cascadia Mono"/>
+          <w:color w:val="000000"/>
+          <w:kern w:val="0"/>
+          <w:sz w:val="19"/>
+          <w:szCs w:val="19"/>
+          <w:highlight w:val="white"/>
+        </w:rPr>
+        <w:t xml:space="preserve">        </w:t>
+      </w:r>
       <w:r>
         <w:rPr>
           <w:rFonts w:ascii="Cascadia Mono" w:hAnsi="Cascadia Mono" w:cs="Cascadia Mono"/>
@@ -6920,72 +7889,254 @@
           <w:szCs w:val="19"/>
           <w:highlight w:val="white"/>
         </w:rPr>
-        <w:t>namespace</w:t>
-      </w:r>
-      <w:r>
-        <w:rPr>
-          <w:rFonts w:ascii="Cascadia Mono" w:hAnsi="Cascadia Mono" w:cs="Cascadia Mono"/>
-          <w:color w:val="000000"/>
-          <w:kern w:val="0"/>
-          <w:sz w:val="19"/>
-          <w:szCs w:val="19"/>
-          <w:highlight w:val="white"/>
-        </w:rPr>
-        <w:t xml:space="preserve"> JLokaGrpcServiceDemo.Services</w:t>
-      </w:r>
-    </w:p>
-    <w:p>
-      <w:pPr>
-        <w:autoSpaceDE w:val="0"/>
-        <w:autoSpaceDN w:val="0"/>
-        <w:adjustRightInd w:val="0"/>
-        <w:spacing w:after="0" w:line="240" w:lineRule="auto"/>
-        <w:rPr>
-          <w:rFonts w:ascii="Cascadia Mono" w:hAnsi="Cascadia Mono" w:cs="Cascadia Mono"/>
-          <w:color w:val="000000"/>
-          <w:kern w:val="0"/>
-          <w:sz w:val="19"/>
-          <w:szCs w:val="19"/>
-          <w:highlight w:val="white"/>
-        </w:rPr>
-      </w:pPr>
-      <w:r>
-        <w:rPr>
-          <w:rFonts w:ascii="Cascadia Mono" w:hAnsi="Cascadia Mono" w:cs="Cascadia Mono"/>
-          <w:color w:val="000000"/>
-          <w:kern w:val="0"/>
-          <w:sz w:val="19"/>
-          <w:szCs w:val="19"/>
-          <w:highlight w:val="white"/>
-        </w:rPr>
-        <w:t>{</w:t>
-      </w:r>
-    </w:p>
-    <w:p>
-      <w:pPr>
-        <w:autoSpaceDE w:val="0"/>
-        <w:autoSpaceDN w:val="0"/>
-        <w:adjustRightInd w:val="0"/>
-        <w:spacing w:after="0" w:line="240" w:lineRule="auto"/>
-        <w:rPr>
-          <w:rFonts w:ascii="Cascadia Mono" w:hAnsi="Cascadia Mono" w:cs="Cascadia Mono"/>
-          <w:color w:val="000000"/>
-          <w:kern w:val="0"/>
-          <w:sz w:val="19"/>
-          <w:szCs w:val="19"/>
-          <w:highlight w:val="white"/>
-        </w:rPr>
-      </w:pPr>
-      <w:r>
-        <w:rPr>
-          <w:rFonts w:ascii="Cascadia Mono" w:hAnsi="Cascadia Mono" w:cs="Cascadia Mono"/>
-          <w:color w:val="000000"/>
-          <w:kern w:val="0"/>
-          <w:sz w:val="19"/>
-          <w:szCs w:val="19"/>
-          <w:highlight w:val="white"/>
-        </w:rPr>
-        <w:t xml:space="preserve">    </w:t>
+        <w:t>public</w:t>
+      </w:r>
+      <w:r>
+        <w:rPr>
+          <w:rFonts w:ascii="Cascadia Mono" w:hAnsi="Cascadia Mono" w:cs="Cascadia Mono"/>
+          <w:color w:val="000000"/>
+          <w:kern w:val="0"/>
+          <w:sz w:val="19"/>
+          <w:szCs w:val="19"/>
+          <w:highlight w:val="white"/>
+        </w:rPr>
+        <w:t xml:space="preserve"> </w:t>
+      </w:r>
+      <w:proofErr w:type="gramStart"/>
+      <w:r>
+        <w:rPr>
+          <w:rFonts w:ascii="Cascadia Mono" w:hAnsi="Cascadia Mono" w:cs="Cascadia Mono"/>
+          <w:color w:val="2B91AF"/>
+          <w:kern w:val="0"/>
+          <w:sz w:val="19"/>
+          <w:szCs w:val="19"/>
+          <w:highlight w:val="white"/>
+        </w:rPr>
+        <w:t>GreeterService</w:t>
+      </w:r>
+      <w:r>
+        <w:rPr>
+          <w:rFonts w:ascii="Cascadia Mono" w:hAnsi="Cascadia Mono" w:cs="Cascadia Mono"/>
+          <w:color w:val="000000"/>
+          <w:kern w:val="0"/>
+          <w:sz w:val="19"/>
+          <w:szCs w:val="19"/>
+          <w:highlight w:val="white"/>
+        </w:rPr>
+        <w:t>(</w:t>
+      </w:r>
+      <w:proofErr w:type="gramEnd"/>
+      <w:r>
+        <w:rPr>
+          <w:rFonts w:ascii="Cascadia Mono" w:hAnsi="Cascadia Mono" w:cs="Cascadia Mono"/>
+          <w:color w:val="2B91AF"/>
+          <w:kern w:val="0"/>
+          <w:sz w:val="19"/>
+          <w:szCs w:val="19"/>
+          <w:highlight w:val="white"/>
+        </w:rPr>
+        <w:t>ILogger</w:t>
+      </w:r>
+      <w:r>
+        <w:rPr>
+          <w:rFonts w:ascii="Cascadia Mono" w:hAnsi="Cascadia Mono" w:cs="Cascadia Mono"/>
+          <w:color w:val="000000"/>
+          <w:kern w:val="0"/>
+          <w:sz w:val="19"/>
+          <w:szCs w:val="19"/>
+          <w:highlight w:val="white"/>
+        </w:rPr>
+        <w:t>&lt;</w:t>
+      </w:r>
+      <w:r>
+        <w:rPr>
+          <w:rFonts w:ascii="Cascadia Mono" w:hAnsi="Cascadia Mono" w:cs="Cascadia Mono"/>
+          <w:color w:val="2B91AF"/>
+          <w:kern w:val="0"/>
+          <w:sz w:val="19"/>
+          <w:szCs w:val="19"/>
+          <w:highlight w:val="white"/>
+        </w:rPr>
+        <w:t>GreeterService</w:t>
+      </w:r>
+      <w:r>
+        <w:rPr>
+          <w:rFonts w:ascii="Cascadia Mono" w:hAnsi="Cascadia Mono" w:cs="Cascadia Mono"/>
+          <w:color w:val="000000"/>
+          <w:kern w:val="0"/>
+          <w:sz w:val="19"/>
+          <w:szCs w:val="19"/>
+          <w:highlight w:val="white"/>
+        </w:rPr>
+        <w:t xml:space="preserve">&gt; </w:t>
+      </w:r>
+      <w:r>
+        <w:rPr>
+          <w:rFonts w:ascii="Cascadia Mono" w:hAnsi="Cascadia Mono" w:cs="Cascadia Mono"/>
+          <w:color w:val="1F377F"/>
+          <w:kern w:val="0"/>
+          <w:sz w:val="19"/>
+          <w:szCs w:val="19"/>
+          <w:highlight w:val="white"/>
+        </w:rPr>
+        <w:t>logger</w:t>
+      </w:r>
+      <w:r>
+        <w:rPr>
+          <w:rFonts w:ascii="Cascadia Mono" w:hAnsi="Cascadia Mono" w:cs="Cascadia Mono"/>
+          <w:color w:val="000000"/>
+          <w:kern w:val="0"/>
+          <w:sz w:val="19"/>
+          <w:szCs w:val="19"/>
+          <w:highlight w:val="white"/>
+        </w:rPr>
+        <w:t>)</w:t>
+      </w:r>
+    </w:p>
+    <w:p>
+      <w:pPr>
+        <w:autoSpaceDE w:val="0"/>
+        <w:autoSpaceDN w:val="0"/>
+        <w:adjustRightInd w:val="0"/>
+        <w:spacing w:after="0" w:line="240" w:lineRule="auto"/>
+        <w:rPr>
+          <w:rFonts w:ascii="Cascadia Mono" w:hAnsi="Cascadia Mono" w:cs="Cascadia Mono"/>
+          <w:color w:val="000000"/>
+          <w:kern w:val="0"/>
+          <w:sz w:val="19"/>
+          <w:szCs w:val="19"/>
+          <w:highlight w:val="white"/>
+        </w:rPr>
+      </w:pPr>
+      <w:r>
+        <w:rPr>
+          <w:rFonts w:ascii="Cascadia Mono" w:hAnsi="Cascadia Mono" w:cs="Cascadia Mono"/>
+          <w:color w:val="000000"/>
+          <w:kern w:val="0"/>
+          <w:sz w:val="19"/>
+          <w:szCs w:val="19"/>
+          <w:highlight w:val="white"/>
+        </w:rPr>
+        <w:t xml:space="preserve">        {</w:t>
+      </w:r>
+    </w:p>
+    <w:p>
+      <w:pPr>
+        <w:autoSpaceDE w:val="0"/>
+        <w:autoSpaceDN w:val="0"/>
+        <w:adjustRightInd w:val="0"/>
+        <w:spacing w:after="0" w:line="240" w:lineRule="auto"/>
+        <w:rPr>
+          <w:rFonts w:ascii="Cascadia Mono" w:hAnsi="Cascadia Mono" w:cs="Cascadia Mono"/>
+          <w:color w:val="000000"/>
+          <w:kern w:val="0"/>
+          <w:sz w:val="19"/>
+          <w:szCs w:val="19"/>
+          <w:highlight w:val="white"/>
+        </w:rPr>
+      </w:pPr>
+      <w:r>
+        <w:rPr>
+          <w:rFonts w:ascii="Cascadia Mono" w:hAnsi="Cascadia Mono" w:cs="Cascadia Mono"/>
+          <w:color w:val="000000"/>
+          <w:kern w:val="0"/>
+          <w:sz w:val="19"/>
+          <w:szCs w:val="19"/>
+          <w:highlight w:val="white"/>
+        </w:rPr>
+        <w:t xml:space="preserve">            _logger = </w:t>
+      </w:r>
+      <w:r>
+        <w:rPr>
+          <w:rFonts w:ascii="Cascadia Mono" w:hAnsi="Cascadia Mono" w:cs="Cascadia Mono"/>
+          <w:color w:val="1F377F"/>
+          <w:kern w:val="0"/>
+          <w:sz w:val="19"/>
+          <w:szCs w:val="19"/>
+          <w:highlight w:val="white"/>
+        </w:rPr>
+        <w:t>logger</w:t>
+      </w:r>
+      <w:r>
+        <w:rPr>
+          <w:rFonts w:ascii="Cascadia Mono" w:hAnsi="Cascadia Mono" w:cs="Cascadia Mono"/>
+          <w:color w:val="000000"/>
+          <w:kern w:val="0"/>
+          <w:sz w:val="19"/>
+          <w:szCs w:val="19"/>
+          <w:highlight w:val="white"/>
+        </w:rPr>
+        <w:t>;</w:t>
+      </w:r>
+    </w:p>
+    <w:p>
+      <w:pPr>
+        <w:autoSpaceDE w:val="0"/>
+        <w:autoSpaceDN w:val="0"/>
+        <w:adjustRightInd w:val="0"/>
+        <w:spacing w:after="0" w:line="240" w:lineRule="auto"/>
+        <w:rPr>
+          <w:rFonts w:ascii="Cascadia Mono" w:hAnsi="Cascadia Mono" w:cs="Cascadia Mono"/>
+          <w:color w:val="000000"/>
+          <w:kern w:val="0"/>
+          <w:sz w:val="19"/>
+          <w:szCs w:val="19"/>
+          <w:highlight w:val="white"/>
+        </w:rPr>
+      </w:pPr>
+      <w:r>
+        <w:rPr>
+          <w:rFonts w:ascii="Cascadia Mono" w:hAnsi="Cascadia Mono" w:cs="Cascadia Mono"/>
+          <w:color w:val="000000"/>
+          <w:kern w:val="0"/>
+          <w:sz w:val="19"/>
+          <w:szCs w:val="19"/>
+          <w:highlight w:val="white"/>
+        </w:rPr>
+        <w:t xml:space="preserve">        }</w:t>
+      </w:r>
+    </w:p>
+    <w:p>
+      <w:pPr>
+        <w:autoSpaceDE w:val="0"/>
+        <w:autoSpaceDN w:val="0"/>
+        <w:adjustRightInd w:val="0"/>
+        <w:spacing w:after="0" w:line="240" w:lineRule="auto"/>
+        <w:rPr>
+          <w:rFonts w:ascii="Cascadia Mono" w:hAnsi="Cascadia Mono" w:cs="Cascadia Mono"/>
+          <w:color w:val="000000"/>
+          <w:kern w:val="0"/>
+          <w:sz w:val="19"/>
+          <w:szCs w:val="19"/>
+          <w:highlight w:val="white"/>
+        </w:rPr>
+      </w:pPr>
+    </w:p>
+    <w:p>
+      <w:pPr>
+        <w:autoSpaceDE w:val="0"/>
+        <w:autoSpaceDN w:val="0"/>
+        <w:adjustRightInd w:val="0"/>
+        <w:spacing w:after="0" w:line="240" w:lineRule="auto"/>
+        <w:rPr>
+          <w:rFonts w:ascii="Cascadia Mono" w:hAnsi="Cascadia Mono" w:cs="Cascadia Mono"/>
+          <w:color w:val="000000"/>
+          <w:kern w:val="0"/>
+          <w:sz w:val="19"/>
+          <w:szCs w:val="19"/>
+          <w:highlight w:val="white"/>
+        </w:rPr>
+      </w:pPr>
+      <w:r>
+        <w:rPr>
+          <w:rFonts w:ascii="Cascadia Mono" w:hAnsi="Cascadia Mono" w:cs="Cascadia Mono"/>
+          <w:color w:val="000000"/>
+          <w:kern w:val="0"/>
+          <w:sz w:val="19"/>
+          <w:szCs w:val="19"/>
+          <w:highlight w:val="white"/>
+        </w:rPr>
+        <w:t xml:space="preserve">        </w:t>
       </w:r>
       <w:r>
         <w:rPr>
@@ -7018,7 +8169,7 @@
           <w:szCs w:val="19"/>
           <w:highlight w:val="white"/>
         </w:rPr>
-        <w:t>class</w:t>
+        <w:t>override</w:t>
       </w:r>
       <w:r>
         <w:rPr>
@@ -7040,18 +8191,18 @@
           <w:szCs w:val="19"/>
           <w:highlight w:val="white"/>
         </w:rPr>
-        <w:t>GreeterService</w:t>
-      </w:r>
-      <w:r>
-        <w:rPr>
-          <w:rFonts w:ascii="Cascadia Mono" w:hAnsi="Cascadia Mono" w:cs="Cascadia Mono"/>
-          <w:color w:val="000000"/>
-          <w:kern w:val="0"/>
-          <w:sz w:val="19"/>
-          <w:szCs w:val="19"/>
-          <w:highlight w:val="white"/>
-        </w:rPr>
-        <w:t xml:space="preserve"> : </w:t>
+        <w:t>Task</w:t>
+      </w:r>
+      <w:r>
+        <w:rPr>
+          <w:rFonts w:ascii="Cascadia Mono" w:hAnsi="Cascadia Mono" w:cs="Cascadia Mono"/>
+          <w:color w:val="000000"/>
+          <w:kern w:val="0"/>
+          <w:sz w:val="19"/>
+          <w:szCs w:val="19"/>
+          <w:highlight w:val="white"/>
+        </w:rPr>
+        <w:t>&lt;</w:t>
       </w:r>
       <w:r>
         <w:rPr>
@@ -7062,7 +8213,217 @@
           <w:szCs w:val="19"/>
           <w:highlight w:val="white"/>
         </w:rPr>
-        <w:t>Greeter</w:t>
+        <w:t>HelloReply</w:t>
+      </w:r>
+      <w:r>
+        <w:rPr>
+          <w:rFonts w:ascii="Cascadia Mono" w:hAnsi="Cascadia Mono" w:cs="Cascadia Mono"/>
+          <w:color w:val="000000"/>
+          <w:kern w:val="0"/>
+          <w:sz w:val="19"/>
+          <w:szCs w:val="19"/>
+          <w:highlight w:val="white"/>
+        </w:rPr>
+        <w:t xml:space="preserve">&gt; </w:t>
+      </w:r>
+      <w:proofErr w:type="gramStart"/>
+      <w:r>
+        <w:rPr>
+          <w:rFonts w:ascii="Cascadia Mono" w:hAnsi="Cascadia Mono" w:cs="Cascadia Mono"/>
+          <w:color w:val="74531F"/>
+          <w:kern w:val="0"/>
+          <w:sz w:val="19"/>
+          <w:szCs w:val="19"/>
+          <w:highlight w:val="white"/>
+        </w:rPr>
+        <w:t>SayHello</w:t>
+      </w:r>
+      <w:r>
+        <w:rPr>
+          <w:rFonts w:ascii="Cascadia Mono" w:hAnsi="Cascadia Mono" w:cs="Cascadia Mono"/>
+          <w:color w:val="000000"/>
+          <w:kern w:val="0"/>
+          <w:sz w:val="19"/>
+          <w:szCs w:val="19"/>
+          <w:highlight w:val="white"/>
+        </w:rPr>
+        <w:t>(</w:t>
+      </w:r>
+      <w:proofErr w:type="gramEnd"/>
+      <w:r>
+        <w:rPr>
+          <w:rFonts w:ascii="Cascadia Mono" w:hAnsi="Cascadia Mono" w:cs="Cascadia Mono"/>
+          <w:color w:val="2B91AF"/>
+          <w:kern w:val="0"/>
+          <w:sz w:val="19"/>
+          <w:szCs w:val="19"/>
+          <w:highlight w:val="white"/>
+        </w:rPr>
+        <w:t>HelloRequest</w:t>
+      </w:r>
+      <w:r>
+        <w:rPr>
+          <w:rFonts w:ascii="Cascadia Mono" w:hAnsi="Cascadia Mono" w:cs="Cascadia Mono"/>
+          <w:color w:val="000000"/>
+          <w:kern w:val="0"/>
+          <w:sz w:val="19"/>
+          <w:szCs w:val="19"/>
+          <w:highlight w:val="white"/>
+        </w:rPr>
+        <w:t xml:space="preserve"> </w:t>
+      </w:r>
+      <w:r>
+        <w:rPr>
+          <w:rFonts w:ascii="Cascadia Mono" w:hAnsi="Cascadia Mono" w:cs="Cascadia Mono"/>
+          <w:color w:val="1F377F"/>
+          <w:kern w:val="0"/>
+          <w:sz w:val="19"/>
+          <w:szCs w:val="19"/>
+          <w:highlight w:val="white"/>
+        </w:rPr>
+        <w:t>request</w:t>
+      </w:r>
+      <w:r>
+        <w:rPr>
+          <w:rFonts w:ascii="Cascadia Mono" w:hAnsi="Cascadia Mono" w:cs="Cascadia Mono"/>
+          <w:color w:val="000000"/>
+          <w:kern w:val="0"/>
+          <w:sz w:val="19"/>
+          <w:szCs w:val="19"/>
+          <w:highlight w:val="white"/>
+        </w:rPr>
+        <w:t xml:space="preserve">, </w:t>
+      </w:r>
+      <w:r>
+        <w:rPr>
+          <w:rFonts w:ascii="Cascadia Mono" w:hAnsi="Cascadia Mono" w:cs="Cascadia Mono"/>
+          <w:color w:val="2B91AF"/>
+          <w:kern w:val="0"/>
+          <w:sz w:val="19"/>
+          <w:szCs w:val="19"/>
+          <w:highlight w:val="white"/>
+        </w:rPr>
+        <w:t>ServerCallContext</w:t>
+      </w:r>
+      <w:r>
+        <w:rPr>
+          <w:rFonts w:ascii="Cascadia Mono" w:hAnsi="Cascadia Mono" w:cs="Cascadia Mono"/>
+          <w:color w:val="000000"/>
+          <w:kern w:val="0"/>
+          <w:sz w:val="19"/>
+          <w:szCs w:val="19"/>
+          <w:highlight w:val="white"/>
+        </w:rPr>
+        <w:t xml:space="preserve"> </w:t>
+      </w:r>
+      <w:r>
+        <w:rPr>
+          <w:rFonts w:ascii="Cascadia Mono" w:hAnsi="Cascadia Mono" w:cs="Cascadia Mono"/>
+          <w:color w:val="1F377F"/>
+          <w:kern w:val="0"/>
+          <w:sz w:val="19"/>
+          <w:szCs w:val="19"/>
+          <w:highlight w:val="white"/>
+        </w:rPr>
+        <w:t>context</w:t>
+      </w:r>
+      <w:r>
+        <w:rPr>
+          <w:rFonts w:ascii="Cascadia Mono" w:hAnsi="Cascadia Mono" w:cs="Cascadia Mono"/>
+          <w:color w:val="000000"/>
+          <w:kern w:val="0"/>
+          <w:sz w:val="19"/>
+          <w:szCs w:val="19"/>
+          <w:highlight w:val="white"/>
+        </w:rPr>
+        <w:t>)</w:t>
+      </w:r>
+    </w:p>
+    <w:p>
+      <w:pPr>
+        <w:autoSpaceDE w:val="0"/>
+        <w:autoSpaceDN w:val="0"/>
+        <w:adjustRightInd w:val="0"/>
+        <w:spacing w:after="0" w:line="240" w:lineRule="auto"/>
+        <w:rPr>
+          <w:rFonts w:ascii="Cascadia Mono" w:hAnsi="Cascadia Mono" w:cs="Cascadia Mono"/>
+          <w:color w:val="000000"/>
+          <w:kern w:val="0"/>
+          <w:sz w:val="19"/>
+          <w:szCs w:val="19"/>
+          <w:highlight w:val="white"/>
+        </w:rPr>
+      </w:pPr>
+      <w:r>
+        <w:rPr>
+          <w:rFonts w:ascii="Cascadia Mono" w:hAnsi="Cascadia Mono" w:cs="Cascadia Mono"/>
+          <w:color w:val="000000"/>
+          <w:kern w:val="0"/>
+          <w:sz w:val="19"/>
+          <w:szCs w:val="19"/>
+          <w:highlight w:val="white"/>
+        </w:rPr>
+        <w:t xml:space="preserve">        {</w:t>
+      </w:r>
+    </w:p>
+    <w:p>
+      <w:pPr>
+        <w:autoSpaceDE w:val="0"/>
+        <w:autoSpaceDN w:val="0"/>
+        <w:adjustRightInd w:val="0"/>
+        <w:spacing w:after="0" w:line="240" w:lineRule="auto"/>
+        <w:rPr>
+          <w:rFonts w:ascii="Cascadia Mono" w:hAnsi="Cascadia Mono" w:cs="Cascadia Mono"/>
+          <w:color w:val="000000"/>
+          <w:kern w:val="0"/>
+          <w:sz w:val="19"/>
+          <w:szCs w:val="19"/>
+          <w:highlight w:val="white"/>
+        </w:rPr>
+      </w:pPr>
+      <w:r>
+        <w:rPr>
+          <w:rFonts w:ascii="Cascadia Mono" w:hAnsi="Cascadia Mono" w:cs="Cascadia Mono"/>
+          <w:color w:val="000000"/>
+          <w:kern w:val="0"/>
+          <w:sz w:val="19"/>
+          <w:szCs w:val="19"/>
+          <w:highlight w:val="white"/>
+        </w:rPr>
+        <w:t xml:space="preserve">            </w:t>
+      </w:r>
+      <w:r>
+        <w:rPr>
+          <w:rFonts w:ascii="Cascadia Mono" w:hAnsi="Cascadia Mono" w:cs="Cascadia Mono"/>
+          <w:color w:val="8F08C4"/>
+          <w:kern w:val="0"/>
+          <w:sz w:val="19"/>
+          <w:szCs w:val="19"/>
+          <w:highlight w:val="white"/>
+        </w:rPr>
+        <w:t>return</w:t>
+      </w:r>
+      <w:r>
+        <w:rPr>
+          <w:rFonts w:ascii="Cascadia Mono" w:hAnsi="Cascadia Mono" w:cs="Cascadia Mono"/>
+          <w:color w:val="000000"/>
+          <w:kern w:val="0"/>
+          <w:sz w:val="19"/>
+          <w:szCs w:val="19"/>
+          <w:highlight w:val="white"/>
+        </w:rPr>
+        <w:t xml:space="preserve"> </w:t>
+      </w:r>
+      <w:r>
+        <w:rPr>
+          <w:rFonts w:ascii="Cascadia Mono" w:hAnsi="Cascadia Mono" w:cs="Cascadia Mono"/>
+          <w:color w:val="2B91AF"/>
+          <w:kern w:val="0"/>
+          <w:sz w:val="19"/>
+          <w:szCs w:val="19"/>
+          <w:highlight w:val="white"/>
+        </w:rPr>
+        <w:t>Task</w:t>
       </w:r>
       <w:r>
         <w:rPr>
@@ -7078,271 +8439,135 @@
       <w:r>
         <w:rPr>
           <w:rFonts w:ascii="Cascadia Mono" w:hAnsi="Cascadia Mono" w:cs="Cascadia Mono"/>
+          <w:color w:val="74531F"/>
+          <w:kern w:val="0"/>
+          <w:sz w:val="19"/>
+          <w:szCs w:val="19"/>
+          <w:highlight w:val="white"/>
+        </w:rPr>
+        <w:t>FromResult</w:t>
+      </w:r>
+      <w:r>
+        <w:rPr>
+          <w:rFonts w:ascii="Cascadia Mono" w:hAnsi="Cascadia Mono" w:cs="Cascadia Mono"/>
+          <w:color w:val="000000"/>
+          <w:kern w:val="0"/>
+          <w:sz w:val="19"/>
+          <w:szCs w:val="19"/>
+          <w:highlight w:val="white"/>
+        </w:rPr>
+        <w:t>(</w:t>
+      </w:r>
+      <w:r>
+        <w:rPr>
+          <w:rFonts w:ascii="Cascadia Mono" w:hAnsi="Cascadia Mono" w:cs="Cascadia Mono"/>
+          <w:color w:val="0000FF"/>
+          <w:kern w:val="0"/>
+          <w:sz w:val="19"/>
+          <w:szCs w:val="19"/>
+          <w:highlight w:val="white"/>
+        </w:rPr>
+        <w:t>new</w:t>
+      </w:r>
+      <w:r>
+        <w:rPr>
+          <w:rFonts w:ascii="Cascadia Mono" w:hAnsi="Cascadia Mono" w:cs="Cascadia Mono"/>
+          <w:color w:val="000000"/>
+          <w:kern w:val="0"/>
+          <w:sz w:val="19"/>
+          <w:szCs w:val="19"/>
+          <w:highlight w:val="white"/>
+        </w:rPr>
+        <w:t xml:space="preserve"> </w:t>
+      </w:r>
+      <w:r>
+        <w:rPr>
+          <w:rFonts w:ascii="Cascadia Mono" w:hAnsi="Cascadia Mono" w:cs="Cascadia Mono"/>
           <w:color w:val="2B91AF"/>
           <w:kern w:val="0"/>
           <w:sz w:val="19"/>
           <w:szCs w:val="19"/>
           <w:highlight w:val="white"/>
         </w:rPr>
-        <w:t>GreeterBase</w:t>
-      </w:r>
-    </w:p>
-    <w:p>
-      <w:pPr>
-        <w:autoSpaceDE w:val="0"/>
-        <w:autoSpaceDN w:val="0"/>
-        <w:adjustRightInd w:val="0"/>
-        <w:spacing w:after="0" w:line="240" w:lineRule="auto"/>
-        <w:rPr>
-          <w:rFonts w:ascii="Cascadia Mono" w:hAnsi="Cascadia Mono" w:cs="Cascadia Mono"/>
-          <w:color w:val="000000"/>
-          <w:kern w:val="0"/>
-          <w:sz w:val="19"/>
-          <w:szCs w:val="19"/>
-          <w:highlight w:val="white"/>
-        </w:rPr>
-      </w:pPr>
-      <w:r>
-        <w:rPr>
-          <w:rFonts w:ascii="Cascadia Mono" w:hAnsi="Cascadia Mono" w:cs="Cascadia Mono"/>
-          <w:color w:val="000000"/>
-          <w:kern w:val="0"/>
-          <w:sz w:val="19"/>
-          <w:szCs w:val="19"/>
-          <w:highlight w:val="white"/>
-        </w:rPr>
-        <w:t xml:space="preserve">    {</w:t>
-      </w:r>
-    </w:p>
-    <w:p>
-      <w:pPr>
-        <w:autoSpaceDE w:val="0"/>
-        <w:autoSpaceDN w:val="0"/>
-        <w:adjustRightInd w:val="0"/>
-        <w:spacing w:after="0" w:line="240" w:lineRule="auto"/>
-        <w:rPr>
-          <w:rFonts w:ascii="Cascadia Mono" w:hAnsi="Cascadia Mono" w:cs="Cascadia Mono"/>
-          <w:color w:val="000000"/>
-          <w:kern w:val="0"/>
-          <w:sz w:val="19"/>
-          <w:szCs w:val="19"/>
-          <w:highlight w:val="white"/>
-        </w:rPr>
-      </w:pPr>
-      <w:r>
-        <w:rPr>
-          <w:rFonts w:ascii="Cascadia Mono" w:hAnsi="Cascadia Mono" w:cs="Cascadia Mono"/>
-          <w:color w:val="000000"/>
-          <w:kern w:val="0"/>
-          <w:sz w:val="19"/>
-          <w:szCs w:val="19"/>
-          <w:highlight w:val="white"/>
-        </w:rPr>
-        <w:t xml:space="preserve">        </w:t>
-      </w:r>
-      <w:r>
-        <w:rPr>
-          <w:rFonts w:ascii="Cascadia Mono" w:hAnsi="Cascadia Mono" w:cs="Cascadia Mono"/>
-          <w:color w:val="0000FF"/>
-          <w:kern w:val="0"/>
-          <w:sz w:val="19"/>
-          <w:szCs w:val="19"/>
-          <w:highlight w:val="white"/>
-        </w:rPr>
-        <w:t>private</w:t>
-      </w:r>
-      <w:r>
-        <w:rPr>
-          <w:rFonts w:ascii="Cascadia Mono" w:hAnsi="Cascadia Mono" w:cs="Cascadia Mono"/>
-          <w:color w:val="000000"/>
-          <w:kern w:val="0"/>
-          <w:sz w:val="19"/>
-          <w:szCs w:val="19"/>
-          <w:highlight w:val="white"/>
-        </w:rPr>
-        <w:t xml:space="preserve"> </w:t>
-      </w:r>
-      <w:r>
-        <w:rPr>
-          <w:rFonts w:ascii="Cascadia Mono" w:hAnsi="Cascadia Mono" w:cs="Cascadia Mono"/>
-          <w:color w:val="0000FF"/>
-          <w:kern w:val="0"/>
-          <w:sz w:val="19"/>
-          <w:szCs w:val="19"/>
-          <w:highlight w:val="white"/>
-        </w:rPr>
-        <w:t>readonly</w:t>
-      </w:r>
-      <w:r>
-        <w:rPr>
-          <w:rFonts w:ascii="Cascadia Mono" w:hAnsi="Cascadia Mono" w:cs="Cascadia Mono"/>
-          <w:color w:val="000000"/>
-          <w:kern w:val="0"/>
-          <w:sz w:val="19"/>
-          <w:szCs w:val="19"/>
-          <w:highlight w:val="white"/>
-        </w:rPr>
-        <w:t xml:space="preserve"> </w:t>
-      </w:r>
-      <w:r>
-        <w:rPr>
-          <w:rFonts w:ascii="Cascadia Mono" w:hAnsi="Cascadia Mono" w:cs="Cascadia Mono"/>
-          <w:color w:val="2B91AF"/>
-          <w:kern w:val="0"/>
-          <w:sz w:val="19"/>
-          <w:szCs w:val="19"/>
-          <w:highlight w:val="white"/>
-        </w:rPr>
-        <w:t>ILogger</w:t>
-      </w:r>
-      <w:r>
-        <w:rPr>
-          <w:rFonts w:ascii="Cascadia Mono" w:hAnsi="Cascadia Mono" w:cs="Cascadia Mono"/>
-          <w:color w:val="000000"/>
-          <w:kern w:val="0"/>
-          <w:sz w:val="19"/>
-          <w:szCs w:val="19"/>
-          <w:highlight w:val="white"/>
-        </w:rPr>
-        <w:t>&lt;</w:t>
-      </w:r>
-      <w:r>
-        <w:rPr>
-          <w:rFonts w:ascii="Cascadia Mono" w:hAnsi="Cascadia Mono" w:cs="Cascadia Mono"/>
-          <w:color w:val="2B91AF"/>
-          <w:kern w:val="0"/>
-          <w:sz w:val="19"/>
-          <w:szCs w:val="19"/>
-          <w:highlight w:val="white"/>
-        </w:rPr>
-        <w:t>GreeterService</w:t>
-      </w:r>
-      <w:r>
-        <w:rPr>
-          <w:rFonts w:ascii="Cascadia Mono" w:hAnsi="Cascadia Mono" w:cs="Cascadia Mono"/>
-          <w:color w:val="000000"/>
-          <w:kern w:val="0"/>
-          <w:sz w:val="19"/>
-          <w:szCs w:val="19"/>
-          <w:highlight w:val="white"/>
-        </w:rPr>
-        <w:t>&gt; _logger;</w:t>
-      </w:r>
-    </w:p>
-    <w:p>
-      <w:pPr>
-        <w:autoSpaceDE w:val="0"/>
-        <w:autoSpaceDN w:val="0"/>
-        <w:adjustRightInd w:val="0"/>
-        <w:spacing w:after="0" w:line="240" w:lineRule="auto"/>
-        <w:rPr>
-          <w:rFonts w:ascii="Cascadia Mono" w:hAnsi="Cascadia Mono" w:cs="Cascadia Mono"/>
-          <w:color w:val="000000"/>
-          <w:kern w:val="0"/>
-          <w:sz w:val="19"/>
-          <w:szCs w:val="19"/>
-          <w:highlight w:val="white"/>
-        </w:rPr>
-      </w:pPr>
-      <w:r>
-        <w:rPr>
-          <w:rFonts w:ascii="Cascadia Mono" w:hAnsi="Cascadia Mono" w:cs="Cascadia Mono"/>
-          <w:color w:val="000000"/>
-          <w:kern w:val="0"/>
-          <w:sz w:val="19"/>
-          <w:szCs w:val="19"/>
-          <w:highlight w:val="white"/>
-        </w:rPr>
-        <w:t xml:space="preserve">        </w:t>
-      </w:r>
-      <w:r>
-        <w:rPr>
-          <w:rFonts w:ascii="Cascadia Mono" w:hAnsi="Cascadia Mono" w:cs="Cascadia Mono"/>
-          <w:color w:val="0000FF"/>
-          <w:kern w:val="0"/>
-          <w:sz w:val="19"/>
-          <w:szCs w:val="19"/>
-          <w:highlight w:val="white"/>
-        </w:rPr>
-        <w:t>public</w:t>
-      </w:r>
-      <w:r>
-        <w:rPr>
-          <w:rFonts w:ascii="Cascadia Mono" w:hAnsi="Cascadia Mono" w:cs="Cascadia Mono"/>
-          <w:color w:val="000000"/>
-          <w:kern w:val="0"/>
-          <w:sz w:val="19"/>
-          <w:szCs w:val="19"/>
-          <w:highlight w:val="white"/>
-        </w:rPr>
-        <w:t xml:space="preserve"> </w:t>
-      </w:r>
-      <w:r>
-        <w:rPr>
-          <w:rFonts w:ascii="Cascadia Mono" w:hAnsi="Cascadia Mono" w:cs="Cascadia Mono"/>
-          <w:color w:val="2B91AF"/>
-          <w:kern w:val="0"/>
-          <w:sz w:val="19"/>
-          <w:szCs w:val="19"/>
-          <w:highlight w:val="white"/>
-        </w:rPr>
-        <w:t>GreeterService</w:t>
-      </w:r>
-      <w:r>
-        <w:rPr>
-          <w:rFonts w:ascii="Cascadia Mono" w:hAnsi="Cascadia Mono" w:cs="Cascadia Mono"/>
-          <w:color w:val="000000"/>
-          <w:kern w:val="0"/>
-          <w:sz w:val="19"/>
-          <w:szCs w:val="19"/>
-          <w:highlight w:val="white"/>
-        </w:rPr>
-        <w:t>(</w:t>
-      </w:r>
-      <w:r>
-        <w:rPr>
-          <w:rFonts w:ascii="Cascadia Mono" w:hAnsi="Cascadia Mono" w:cs="Cascadia Mono"/>
-          <w:color w:val="2B91AF"/>
-          <w:kern w:val="0"/>
-          <w:sz w:val="19"/>
-          <w:szCs w:val="19"/>
-          <w:highlight w:val="white"/>
-        </w:rPr>
-        <w:t>ILogger</w:t>
-      </w:r>
-      <w:r>
-        <w:rPr>
-          <w:rFonts w:ascii="Cascadia Mono" w:hAnsi="Cascadia Mono" w:cs="Cascadia Mono"/>
-          <w:color w:val="000000"/>
-          <w:kern w:val="0"/>
-          <w:sz w:val="19"/>
-          <w:szCs w:val="19"/>
-          <w:highlight w:val="white"/>
-        </w:rPr>
-        <w:t>&lt;</w:t>
-      </w:r>
-      <w:r>
-        <w:rPr>
-          <w:rFonts w:ascii="Cascadia Mono" w:hAnsi="Cascadia Mono" w:cs="Cascadia Mono"/>
-          <w:color w:val="2B91AF"/>
-          <w:kern w:val="0"/>
-          <w:sz w:val="19"/>
-          <w:szCs w:val="19"/>
-          <w:highlight w:val="white"/>
-        </w:rPr>
-        <w:t>GreeterService</w:t>
-      </w:r>
-      <w:r>
-        <w:rPr>
-          <w:rFonts w:ascii="Cascadia Mono" w:hAnsi="Cascadia Mono" w:cs="Cascadia Mono"/>
-          <w:color w:val="000000"/>
-          <w:kern w:val="0"/>
-          <w:sz w:val="19"/>
-          <w:szCs w:val="19"/>
-          <w:highlight w:val="white"/>
-        </w:rPr>
-        <w:t xml:space="preserve">&gt; </w:t>
-      </w:r>
+        <w:t>HelloReply</w:t>
+      </w:r>
+    </w:p>
+    <w:p>
+      <w:pPr>
+        <w:autoSpaceDE w:val="0"/>
+        <w:autoSpaceDN w:val="0"/>
+        <w:adjustRightInd w:val="0"/>
+        <w:spacing w:after="0" w:line="240" w:lineRule="auto"/>
+        <w:rPr>
+          <w:rFonts w:ascii="Cascadia Mono" w:hAnsi="Cascadia Mono" w:cs="Cascadia Mono"/>
+          <w:color w:val="000000"/>
+          <w:kern w:val="0"/>
+          <w:sz w:val="19"/>
+          <w:szCs w:val="19"/>
+          <w:highlight w:val="white"/>
+        </w:rPr>
+      </w:pPr>
+      <w:r>
+        <w:rPr>
+          <w:rFonts w:ascii="Cascadia Mono" w:hAnsi="Cascadia Mono" w:cs="Cascadia Mono"/>
+          <w:color w:val="000000"/>
+          <w:kern w:val="0"/>
+          <w:sz w:val="19"/>
+          <w:szCs w:val="19"/>
+          <w:highlight w:val="white"/>
+        </w:rPr>
+        <w:t xml:space="preserve">            {</w:t>
+      </w:r>
+    </w:p>
+    <w:p>
+      <w:pPr>
+        <w:autoSpaceDE w:val="0"/>
+        <w:autoSpaceDN w:val="0"/>
+        <w:adjustRightInd w:val="0"/>
+        <w:spacing w:after="0" w:line="240" w:lineRule="auto"/>
+        <w:rPr>
+          <w:rFonts w:ascii="Cascadia Mono" w:hAnsi="Cascadia Mono" w:cs="Cascadia Mono"/>
+          <w:color w:val="000000"/>
+          <w:kern w:val="0"/>
+          <w:sz w:val="19"/>
+          <w:szCs w:val="19"/>
+          <w:highlight w:val="white"/>
+        </w:rPr>
+      </w:pPr>
+      <w:r>
+        <w:rPr>
+          <w:rFonts w:ascii="Cascadia Mono" w:hAnsi="Cascadia Mono" w:cs="Cascadia Mono"/>
+          <w:color w:val="000000"/>
+          <w:kern w:val="0"/>
+          <w:sz w:val="19"/>
+          <w:szCs w:val="19"/>
+          <w:highlight w:val="white"/>
+        </w:rPr>
+        <w:t xml:space="preserve">                Message = </w:t>
+      </w:r>
+      <w:r>
+        <w:rPr>
+          <w:rFonts w:ascii="Cascadia Mono" w:hAnsi="Cascadia Mono" w:cs="Cascadia Mono"/>
+          <w:color w:val="A31515"/>
+          <w:kern w:val="0"/>
+          <w:sz w:val="19"/>
+          <w:szCs w:val="19"/>
+          <w:highlight w:val="white"/>
+        </w:rPr>
+        <w:t>"Hello "</w:t>
+      </w:r>
+      <w:r>
+        <w:rPr>
+          <w:rFonts w:ascii="Cascadia Mono" w:hAnsi="Cascadia Mono" w:cs="Cascadia Mono"/>
+          <w:color w:val="000000"/>
+          <w:kern w:val="0"/>
+          <w:sz w:val="19"/>
+          <w:szCs w:val="19"/>
+          <w:highlight w:val="white"/>
+        </w:rPr>
+        <w:t xml:space="preserve"> + </w:t>
+      </w:r>
+      <w:proofErr w:type="gramStart"/>
       <w:r>
         <w:rPr>
           <w:rFonts w:ascii="Cascadia Mono" w:hAnsi="Cascadia Mono" w:cs="Cascadia Mono"/>
@@ -7352,306 +8577,6 @@
           <w:szCs w:val="19"/>
           <w:highlight w:val="white"/>
         </w:rPr>
-        <w:t>logger</w:t>
-      </w:r>
-      <w:r>
-        <w:rPr>
-          <w:rFonts w:ascii="Cascadia Mono" w:hAnsi="Cascadia Mono" w:cs="Cascadia Mono"/>
-          <w:color w:val="000000"/>
-          <w:kern w:val="0"/>
-          <w:sz w:val="19"/>
-          <w:szCs w:val="19"/>
-          <w:highlight w:val="white"/>
-        </w:rPr>
-        <w:t>)</w:t>
-      </w:r>
-    </w:p>
-    <w:p>
-      <w:pPr>
-        <w:autoSpaceDE w:val="0"/>
-        <w:autoSpaceDN w:val="0"/>
-        <w:adjustRightInd w:val="0"/>
-        <w:spacing w:after="0" w:line="240" w:lineRule="auto"/>
-        <w:rPr>
-          <w:rFonts w:ascii="Cascadia Mono" w:hAnsi="Cascadia Mono" w:cs="Cascadia Mono"/>
-          <w:color w:val="000000"/>
-          <w:kern w:val="0"/>
-          <w:sz w:val="19"/>
-          <w:szCs w:val="19"/>
-          <w:highlight w:val="white"/>
-        </w:rPr>
-      </w:pPr>
-      <w:r>
-        <w:rPr>
-          <w:rFonts w:ascii="Cascadia Mono" w:hAnsi="Cascadia Mono" w:cs="Cascadia Mono"/>
-          <w:color w:val="000000"/>
-          <w:kern w:val="0"/>
-          <w:sz w:val="19"/>
-          <w:szCs w:val="19"/>
-          <w:highlight w:val="white"/>
-        </w:rPr>
-        <w:t xml:space="preserve">        {</w:t>
-      </w:r>
-    </w:p>
-    <w:p>
-      <w:pPr>
-        <w:autoSpaceDE w:val="0"/>
-        <w:autoSpaceDN w:val="0"/>
-        <w:adjustRightInd w:val="0"/>
-        <w:spacing w:after="0" w:line="240" w:lineRule="auto"/>
-        <w:rPr>
-          <w:rFonts w:ascii="Cascadia Mono" w:hAnsi="Cascadia Mono" w:cs="Cascadia Mono"/>
-          <w:color w:val="000000"/>
-          <w:kern w:val="0"/>
-          <w:sz w:val="19"/>
-          <w:szCs w:val="19"/>
-          <w:highlight w:val="white"/>
-        </w:rPr>
-      </w:pPr>
-      <w:r>
-        <w:rPr>
-          <w:rFonts w:ascii="Cascadia Mono" w:hAnsi="Cascadia Mono" w:cs="Cascadia Mono"/>
-          <w:color w:val="000000"/>
-          <w:kern w:val="0"/>
-          <w:sz w:val="19"/>
-          <w:szCs w:val="19"/>
-          <w:highlight w:val="white"/>
-        </w:rPr>
-        <w:t xml:space="preserve">            _logger = </w:t>
-      </w:r>
-      <w:r>
-        <w:rPr>
-          <w:rFonts w:ascii="Cascadia Mono" w:hAnsi="Cascadia Mono" w:cs="Cascadia Mono"/>
-          <w:color w:val="1F377F"/>
-          <w:kern w:val="0"/>
-          <w:sz w:val="19"/>
-          <w:szCs w:val="19"/>
-          <w:highlight w:val="white"/>
-        </w:rPr>
-        <w:t>logger</w:t>
-      </w:r>
-      <w:r>
-        <w:rPr>
-          <w:rFonts w:ascii="Cascadia Mono" w:hAnsi="Cascadia Mono" w:cs="Cascadia Mono"/>
-          <w:color w:val="000000"/>
-          <w:kern w:val="0"/>
-          <w:sz w:val="19"/>
-          <w:szCs w:val="19"/>
-          <w:highlight w:val="white"/>
-        </w:rPr>
-        <w:t>;</w:t>
-      </w:r>
-    </w:p>
-    <w:p>
-      <w:pPr>
-        <w:autoSpaceDE w:val="0"/>
-        <w:autoSpaceDN w:val="0"/>
-        <w:adjustRightInd w:val="0"/>
-        <w:spacing w:after="0" w:line="240" w:lineRule="auto"/>
-        <w:rPr>
-          <w:rFonts w:ascii="Cascadia Mono" w:hAnsi="Cascadia Mono" w:cs="Cascadia Mono"/>
-          <w:color w:val="000000"/>
-          <w:kern w:val="0"/>
-          <w:sz w:val="19"/>
-          <w:szCs w:val="19"/>
-          <w:highlight w:val="white"/>
-        </w:rPr>
-      </w:pPr>
-      <w:r>
-        <w:rPr>
-          <w:rFonts w:ascii="Cascadia Mono" w:hAnsi="Cascadia Mono" w:cs="Cascadia Mono"/>
-          <w:color w:val="000000"/>
-          <w:kern w:val="0"/>
-          <w:sz w:val="19"/>
-          <w:szCs w:val="19"/>
-          <w:highlight w:val="white"/>
-        </w:rPr>
-        <w:t xml:space="preserve">        }</w:t>
-      </w:r>
-    </w:p>
-    <w:p>
-      <w:pPr>
-        <w:autoSpaceDE w:val="0"/>
-        <w:autoSpaceDN w:val="0"/>
-        <w:adjustRightInd w:val="0"/>
-        <w:spacing w:after="0" w:line="240" w:lineRule="auto"/>
-        <w:rPr>
-          <w:rFonts w:ascii="Cascadia Mono" w:hAnsi="Cascadia Mono" w:cs="Cascadia Mono"/>
-          <w:color w:val="000000"/>
-          <w:kern w:val="0"/>
-          <w:sz w:val="19"/>
-          <w:szCs w:val="19"/>
-          <w:highlight w:val="white"/>
-        </w:rPr>
-      </w:pPr>
-    </w:p>
-    <w:p>
-      <w:pPr>
-        <w:autoSpaceDE w:val="0"/>
-        <w:autoSpaceDN w:val="0"/>
-        <w:adjustRightInd w:val="0"/>
-        <w:spacing w:after="0" w:line="240" w:lineRule="auto"/>
-        <w:rPr>
-          <w:rFonts w:ascii="Cascadia Mono" w:hAnsi="Cascadia Mono" w:cs="Cascadia Mono"/>
-          <w:color w:val="000000"/>
-          <w:kern w:val="0"/>
-          <w:sz w:val="19"/>
-          <w:szCs w:val="19"/>
-          <w:highlight w:val="white"/>
-        </w:rPr>
-      </w:pPr>
-      <w:r>
-        <w:rPr>
-          <w:rFonts w:ascii="Cascadia Mono" w:hAnsi="Cascadia Mono" w:cs="Cascadia Mono"/>
-          <w:color w:val="000000"/>
-          <w:kern w:val="0"/>
-          <w:sz w:val="19"/>
-          <w:szCs w:val="19"/>
-          <w:highlight w:val="white"/>
-        </w:rPr>
-        <w:t xml:space="preserve">        </w:t>
-      </w:r>
-      <w:r>
-        <w:rPr>
-          <w:rFonts w:ascii="Cascadia Mono" w:hAnsi="Cascadia Mono" w:cs="Cascadia Mono"/>
-          <w:color w:val="0000FF"/>
-          <w:kern w:val="0"/>
-          <w:sz w:val="19"/>
-          <w:szCs w:val="19"/>
-          <w:highlight w:val="white"/>
-        </w:rPr>
-        <w:t>public</w:t>
-      </w:r>
-      <w:r>
-        <w:rPr>
-          <w:rFonts w:ascii="Cascadia Mono" w:hAnsi="Cascadia Mono" w:cs="Cascadia Mono"/>
-          <w:color w:val="000000"/>
-          <w:kern w:val="0"/>
-          <w:sz w:val="19"/>
-          <w:szCs w:val="19"/>
-          <w:highlight w:val="white"/>
-        </w:rPr>
-        <w:t xml:space="preserve"> </w:t>
-      </w:r>
-      <w:r>
-        <w:rPr>
-          <w:rFonts w:ascii="Cascadia Mono" w:hAnsi="Cascadia Mono" w:cs="Cascadia Mono"/>
-          <w:color w:val="0000FF"/>
-          <w:kern w:val="0"/>
-          <w:sz w:val="19"/>
-          <w:szCs w:val="19"/>
-          <w:highlight w:val="white"/>
-        </w:rPr>
-        <w:t>override</w:t>
-      </w:r>
-      <w:r>
-        <w:rPr>
-          <w:rFonts w:ascii="Cascadia Mono" w:hAnsi="Cascadia Mono" w:cs="Cascadia Mono"/>
-          <w:color w:val="000000"/>
-          <w:kern w:val="0"/>
-          <w:sz w:val="19"/>
-          <w:szCs w:val="19"/>
-          <w:highlight w:val="white"/>
-        </w:rPr>
-        <w:t xml:space="preserve"> </w:t>
-      </w:r>
-      <w:r>
-        <w:rPr>
-          <w:rFonts w:ascii="Cascadia Mono" w:hAnsi="Cascadia Mono" w:cs="Cascadia Mono"/>
-          <w:color w:val="2B91AF"/>
-          <w:kern w:val="0"/>
-          <w:sz w:val="19"/>
-          <w:szCs w:val="19"/>
-          <w:highlight w:val="white"/>
-        </w:rPr>
-        <w:t>Task</w:t>
-      </w:r>
-      <w:r>
-        <w:rPr>
-          <w:rFonts w:ascii="Cascadia Mono" w:hAnsi="Cascadia Mono" w:cs="Cascadia Mono"/>
-          <w:color w:val="000000"/>
-          <w:kern w:val="0"/>
-          <w:sz w:val="19"/>
-          <w:szCs w:val="19"/>
-          <w:highlight w:val="white"/>
-        </w:rPr>
-        <w:t>&lt;</w:t>
-      </w:r>
-      <w:r>
-        <w:rPr>
-          <w:rFonts w:ascii="Cascadia Mono" w:hAnsi="Cascadia Mono" w:cs="Cascadia Mono"/>
-          <w:color w:val="2B91AF"/>
-          <w:kern w:val="0"/>
-          <w:sz w:val="19"/>
-          <w:szCs w:val="19"/>
-          <w:highlight w:val="white"/>
-        </w:rPr>
-        <w:t>HelloReply</w:t>
-      </w:r>
-      <w:r>
-        <w:rPr>
-          <w:rFonts w:ascii="Cascadia Mono" w:hAnsi="Cascadia Mono" w:cs="Cascadia Mono"/>
-          <w:color w:val="000000"/>
-          <w:kern w:val="0"/>
-          <w:sz w:val="19"/>
-          <w:szCs w:val="19"/>
-          <w:highlight w:val="white"/>
-        </w:rPr>
-        <w:t xml:space="preserve">&gt; </w:t>
-      </w:r>
-      <w:r>
-        <w:rPr>
-          <w:rFonts w:ascii="Cascadia Mono" w:hAnsi="Cascadia Mono" w:cs="Cascadia Mono"/>
-          <w:color w:val="74531F"/>
-          <w:kern w:val="0"/>
-          <w:sz w:val="19"/>
-          <w:szCs w:val="19"/>
-          <w:highlight w:val="white"/>
-        </w:rPr>
-        <w:t>SayHello</w:t>
-      </w:r>
-      <w:r>
-        <w:rPr>
-          <w:rFonts w:ascii="Cascadia Mono" w:hAnsi="Cascadia Mono" w:cs="Cascadia Mono"/>
-          <w:color w:val="000000"/>
-          <w:kern w:val="0"/>
-          <w:sz w:val="19"/>
-          <w:szCs w:val="19"/>
-          <w:highlight w:val="white"/>
-        </w:rPr>
-        <w:t>(</w:t>
-      </w:r>
-      <w:r>
-        <w:rPr>
-          <w:rFonts w:ascii="Cascadia Mono" w:hAnsi="Cascadia Mono" w:cs="Cascadia Mono"/>
-          <w:color w:val="2B91AF"/>
-          <w:kern w:val="0"/>
-          <w:sz w:val="19"/>
-          <w:szCs w:val="19"/>
-          <w:highlight w:val="white"/>
-        </w:rPr>
-        <w:t>HelloRequest</w:t>
-      </w:r>
-      <w:r>
-        <w:rPr>
-          <w:rFonts w:ascii="Cascadia Mono" w:hAnsi="Cascadia Mono" w:cs="Cascadia Mono"/>
-          <w:color w:val="000000"/>
-          <w:kern w:val="0"/>
-          <w:sz w:val="19"/>
-          <w:szCs w:val="19"/>
-          <w:highlight w:val="white"/>
-        </w:rPr>
-        <w:t xml:space="preserve"> </w:t>
-      </w:r>
-      <w:r>
-        <w:rPr>
-          <w:rFonts w:ascii="Cascadia Mono" w:hAnsi="Cascadia Mono" w:cs="Cascadia Mono"/>
-          <w:color w:val="1F377F"/>
-          <w:kern w:val="0"/>
-          <w:sz w:val="19"/>
-          <w:szCs w:val="19"/>
-          <w:highlight w:val="white"/>
-        </w:rPr>
         <w:t>request</w:t>
       </w:r>
       <w:r>
@@ -7663,303 +8588,9 @@
           <w:szCs w:val="19"/>
           <w:highlight w:val="white"/>
         </w:rPr>
-        <w:t xml:space="preserve">, </w:t>
-      </w:r>
-      <w:r>
-        <w:rPr>
-          <w:rFonts w:ascii="Cascadia Mono" w:hAnsi="Cascadia Mono" w:cs="Cascadia Mono"/>
-          <w:color w:val="2B91AF"/>
-          <w:kern w:val="0"/>
-          <w:sz w:val="19"/>
-          <w:szCs w:val="19"/>
-          <w:highlight w:val="white"/>
-        </w:rPr>
-        <w:t>ServerCallContext</w:t>
-      </w:r>
-      <w:r>
-        <w:rPr>
-          <w:rFonts w:ascii="Cascadia Mono" w:hAnsi="Cascadia Mono" w:cs="Cascadia Mono"/>
-          <w:color w:val="000000"/>
-          <w:kern w:val="0"/>
-          <w:sz w:val="19"/>
-          <w:szCs w:val="19"/>
-          <w:highlight w:val="white"/>
-        </w:rPr>
-        <w:t xml:space="preserve"> </w:t>
-      </w:r>
-      <w:r>
-        <w:rPr>
-          <w:rFonts w:ascii="Cascadia Mono" w:hAnsi="Cascadia Mono" w:cs="Cascadia Mono"/>
-          <w:color w:val="1F377F"/>
-          <w:kern w:val="0"/>
-          <w:sz w:val="19"/>
-          <w:szCs w:val="19"/>
-          <w:highlight w:val="white"/>
-        </w:rPr>
-        <w:t>context</w:t>
-      </w:r>
-      <w:r>
-        <w:rPr>
-          <w:rFonts w:ascii="Cascadia Mono" w:hAnsi="Cascadia Mono" w:cs="Cascadia Mono"/>
-          <w:color w:val="000000"/>
-          <w:kern w:val="0"/>
-          <w:sz w:val="19"/>
-          <w:szCs w:val="19"/>
-          <w:highlight w:val="white"/>
-        </w:rPr>
-        <w:t>)</w:t>
-      </w:r>
-    </w:p>
-    <w:p>
-      <w:pPr>
-        <w:autoSpaceDE w:val="0"/>
-        <w:autoSpaceDN w:val="0"/>
-        <w:adjustRightInd w:val="0"/>
-        <w:spacing w:after="0" w:line="240" w:lineRule="auto"/>
-        <w:rPr>
-          <w:rFonts w:ascii="Cascadia Mono" w:hAnsi="Cascadia Mono" w:cs="Cascadia Mono"/>
-          <w:color w:val="000000"/>
-          <w:kern w:val="0"/>
-          <w:sz w:val="19"/>
-          <w:szCs w:val="19"/>
-          <w:highlight w:val="white"/>
-        </w:rPr>
-      </w:pPr>
-      <w:r>
-        <w:rPr>
-          <w:rFonts w:ascii="Cascadia Mono" w:hAnsi="Cascadia Mono" w:cs="Cascadia Mono"/>
-          <w:color w:val="000000"/>
-          <w:kern w:val="0"/>
-          <w:sz w:val="19"/>
-          <w:szCs w:val="19"/>
-          <w:highlight w:val="white"/>
-        </w:rPr>
-        <w:t xml:space="preserve">        {</w:t>
-      </w:r>
-    </w:p>
-    <w:p>
-      <w:pPr>
-        <w:autoSpaceDE w:val="0"/>
-        <w:autoSpaceDN w:val="0"/>
-        <w:adjustRightInd w:val="0"/>
-        <w:spacing w:after="0" w:line="240" w:lineRule="auto"/>
-        <w:rPr>
-          <w:rFonts w:ascii="Cascadia Mono" w:hAnsi="Cascadia Mono" w:cs="Cascadia Mono"/>
-          <w:color w:val="000000"/>
-          <w:kern w:val="0"/>
-          <w:sz w:val="19"/>
-          <w:szCs w:val="19"/>
-          <w:highlight w:val="white"/>
-        </w:rPr>
-      </w:pPr>
-      <w:r>
-        <w:rPr>
-          <w:rFonts w:ascii="Cascadia Mono" w:hAnsi="Cascadia Mono" w:cs="Cascadia Mono"/>
-          <w:color w:val="000000"/>
-          <w:kern w:val="0"/>
-          <w:sz w:val="19"/>
-          <w:szCs w:val="19"/>
-          <w:highlight w:val="white"/>
-        </w:rPr>
-        <w:t xml:space="preserve">            </w:t>
-      </w:r>
-      <w:r>
-        <w:rPr>
-          <w:rFonts w:ascii="Cascadia Mono" w:hAnsi="Cascadia Mono" w:cs="Cascadia Mono"/>
-          <w:color w:val="8F08C4"/>
-          <w:kern w:val="0"/>
-          <w:sz w:val="19"/>
-          <w:szCs w:val="19"/>
-          <w:highlight w:val="white"/>
-        </w:rPr>
-        <w:t>return</w:t>
-      </w:r>
-      <w:r>
-        <w:rPr>
-          <w:rFonts w:ascii="Cascadia Mono" w:hAnsi="Cascadia Mono" w:cs="Cascadia Mono"/>
-          <w:color w:val="000000"/>
-          <w:kern w:val="0"/>
-          <w:sz w:val="19"/>
-          <w:szCs w:val="19"/>
-          <w:highlight w:val="white"/>
-        </w:rPr>
-        <w:t xml:space="preserve"> </w:t>
-      </w:r>
-      <w:r>
-        <w:rPr>
-          <w:rFonts w:ascii="Cascadia Mono" w:hAnsi="Cascadia Mono" w:cs="Cascadia Mono"/>
-          <w:color w:val="2B91AF"/>
-          <w:kern w:val="0"/>
-          <w:sz w:val="19"/>
-          <w:szCs w:val="19"/>
-          <w:highlight w:val="white"/>
-        </w:rPr>
-        <w:t>Task</w:t>
-      </w:r>
-      <w:r>
-        <w:rPr>
-          <w:rFonts w:ascii="Cascadia Mono" w:hAnsi="Cascadia Mono" w:cs="Cascadia Mono"/>
-          <w:color w:val="000000"/>
-          <w:kern w:val="0"/>
-          <w:sz w:val="19"/>
-          <w:szCs w:val="19"/>
-          <w:highlight w:val="white"/>
-        </w:rPr>
-        <w:t>.</w:t>
-      </w:r>
-      <w:r>
-        <w:rPr>
-          <w:rFonts w:ascii="Cascadia Mono" w:hAnsi="Cascadia Mono" w:cs="Cascadia Mono"/>
-          <w:color w:val="74531F"/>
-          <w:kern w:val="0"/>
-          <w:sz w:val="19"/>
-          <w:szCs w:val="19"/>
-          <w:highlight w:val="white"/>
-        </w:rPr>
-        <w:t>FromResult</w:t>
-      </w:r>
-      <w:r>
-        <w:rPr>
-          <w:rFonts w:ascii="Cascadia Mono" w:hAnsi="Cascadia Mono" w:cs="Cascadia Mono"/>
-          <w:color w:val="000000"/>
-          <w:kern w:val="0"/>
-          <w:sz w:val="19"/>
-          <w:szCs w:val="19"/>
-          <w:highlight w:val="white"/>
-        </w:rPr>
-        <w:t>(</w:t>
-      </w:r>
-      <w:r>
-        <w:rPr>
-          <w:rFonts w:ascii="Cascadia Mono" w:hAnsi="Cascadia Mono" w:cs="Cascadia Mono"/>
-          <w:color w:val="0000FF"/>
-          <w:kern w:val="0"/>
-          <w:sz w:val="19"/>
-          <w:szCs w:val="19"/>
-          <w:highlight w:val="white"/>
-        </w:rPr>
-        <w:t>new</w:t>
-      </w:r>
-      <w:r>
-        <w:rPr>
-          <w:rFonts w:ascii="Cascadia Mono" w:hAnsi="Cascadia Mono" w:cs="Cascadia Mono"/>
-          <w:color w:val="000000"/>
-          <w:kern w:val="0"/>
-          <w:sz w:val="19"/>
-          <w:szCs w:val="19"/>
-          <w:highlight w:val="white"/>
-        </w:rPr>
-        <w:t xml:space="preserve"> </w:t>
-      </w:r>
-      <w:r>
-        <w:rPr>
-          <w:rFonts w:ascii="Cascadia Mono" w:hAnsi="Cascadia Mono" w:cs="Cascadia Mono"/>
-          <w:color w:val="2B91AF"/>
-          <w:kern w:val="0"/>
-          <w:sz w:val="19"/>
-          <w:szCs w:val="19"/>
-          <w:highlight w:val="white"/>
-        </w:rPr>
-        <w:t>HelloReply</w:t>
-      </w:r>
-    </w:p>
-    <w:p>
-      <w:pPr>
-        <w:autoSpaceDE w:val="0"/>
-        <w:autoSpaceDN w:val="0"/>
-        <w:adjustRightInd w:val="0"/>
-        <w:spacing w:after="0" w:line="240" w:lineRule="auto"/>
-        <w:rPr>
-          <w:rFonts w:ascii="Cascadia Mono" w:hAnsi="Cascadia Mono" w:cs="Cascadia Mono"/>
-          <w:color w:val="000000"/>
-          <w:kern w:val="0"/>
-          <w:sz w:val="19"/>
-          <w:szCs w:val="19"/>
-          <w:highlight w:val="white"/>
-        </w:rPr>
-      </w:pPr>
-      <w:r>
-        <w:rPr>
-          <w:rFonts w:ascii="Cascadia Mono" w:hAnsi="Cascadia Mono" w:cs="Cascadia Mono"/>
-          <w:color w:val="000000"/>
-          <w:kern w:val="0"/>
-          <w:sz w:val="19"/>
-          <w:szCs w:val="19"/>
-          <w:highlight w:val="white"/>
-        </w:rPr>
-        <w:t xml:space="preserve">            {</w:t>
-      </w:r>
-    </w:p>
-    <w:p>
-      <w:pPr>
-        <w:autoSpaceDE w:val="0"/>
-        <w:autoSpaceDN w:val="0"/>
-        <w:adjustRightInd w:val="0"/>
-        <w:spacing w:after="0" w:line="240" w:lineRule="auto"/>
-        <w:rPr>
-          <w:rFonts w:ascii="Cascadia Mono" w:hAnsi="Cascadia Mono" w:cs="Cascadia Mono"/>
-          <w:color w:val="000000"/>
-          <w:kern w:val="0"/>
-          <w:sz w:val="19"/>
-          <w:szCs w:val="19"/>
-          <w:highlight w:val="white"/>
-        </w:rPr>
-      </w:pPr>
-      <w:r>
-        <w:rPr>
-          <w:rFonts w:ascii="Cascadia Mono" w:hAnsi="Cascadia Mono" w:cs="Cascadia Mono"/>
-          <w:color w:val="000000"/>
-          <w:kern w:val="0"/>
-          <w:sz w:val="19"/>
-          <w:szCs w:val="19"/>
-          <w:highlight w:val="white"/>
-        </w:rPr>
-        <w:t xml:space="preserve">                Message = </w:t>
-      </w:r>
-      <w:r>
-        <w:rPr>
-          <w:rFonts w:ascii="Cascadia Mono" w:hAnsi="Cascadia Mono" w:cs="Cascadia Mono"/>
-          <w:color w:val="A31515"/>
-          <w:kern w:val="0"/>
-          <w:sz w:val="19"/>
-          <w:szCs w:val="19"/>
-          <w:highlight w:val="white"/>
-        </w:rPr>
-        <w:t>"Hello "</w:t>
-      </w:r>
-      <w:r>
-        <w:rPr>
-          <w:rFonts w:ascii="Cascadia Mono" w:hAnsi="Cascadia Mono" w:cs="Cascadia Mono"/>
-          <w:color w:val="000000"/>
-          <w:kern w:val="0"/>
-          <w:sz w:val="19"/>
-          <w:szCs w:val="19"/>
-          <w:highlight w:val="white"/>
-        </w:rPr>
-        <w:t xml:space="preserve"> + </w:t>
-      </w:r>
-      <w:r>
-        <w:rPr>
-          <w:rFonts w:ascii="Cascadia Mono" w:hAnsi="Cascadia Mono" w:cs="Cascadia Mono"/>
-          <w:color w:val="1F377F"/>
-          <w:kern w:val="0"/>
-          <w:sz w:val="19"/>
-          <w:szCs w:val="19"/>
-          <w:highlight w:val="white"/>
-        </w:rPr>
-        <w:t>request</w:t>
-      </w:r>
-      <w:r>
-        <w:rPr>
-          <w:rFonts w:ascii="Cascadia Mono" w:hAnsi="Cascadia Mono" w:cs="Cascadia Mono"/>
-          <w:color w:val="000000"/>
-          <w:kern w:val="0"/>
-          <w:sz w:val="19"/>
-          <w:szCs w:val="19"/>
-          <w:highlight w:val="white"/>
-        </w:rPr>
         <w:t>.Name</w:t>
       </w:r>
+      <w:proofErr w:type="gramEnd"/>
     </w:p>
     <w:p>
       <w:pPr>
@@ -8379,6 +9010,7 @@
           <w:highlight w:val="white"/>
         </w:rPr>
       </w:pPr>
+      <w:proofErr w:type="gramStart"/>
       <w:r>
         <w:rPr>
           <w:rFonts w:ascii="Cascadia Mono" w:hAnsi="Cascadia Mono" w:cs="Cascadia Mono"/>
@@ -8412,6 +9044,7 @@
         </w:rPr>
         <w:t>AddGrpc</w:t>
       </w:r>
+      <w:proofErr w:type="gramEnd"/>
       <w:r>
         <w:rPr>
           <w:rFonts w:ascii="Cascadia Mono" w:hAnsi="Cascadia Mono" w:cs="Cascadia Mono"/>
@@ -8499,6 +9132,7 @@
         </w:rPr>
         <w:t xml:space="preserve"> = </w:t>
       </w:r>
+      <w:proofErr w:type="gramStart"/>
       <w:r>
         <w:rPr>
           <w:rFonts w:ascii="Cascadia Mono" w:hAnsi="Cascadia Mono" w:cs="Cascadia Mono"/>
@@ -8532,6 +9166,7 @@
         </w:rPr>
         <w:t>Build</w:t>
       </w:r>
+      <w:proofErr w:type="gramEnd"/>
       <w:r>
         <w:rPr>
           <w:rFonts w:ascii="Cascadia Mono" w:hAnsi="Cascadia Mono" w:cs="Cascadia Mono"/>
@@ -8602,6 +9237,7 @@
           <w:highlight w:val="white"/>
         </w:rPr>
       </w:pPr>
+      <w:proofErr w:type="gramStart"/>
       <w:r>
         <w:rPr>
           <w:rFonts w:ascii="Cascadia Mono" w:hAnsi="Cascadia Mono" w:cs="Cascadia Mono"/>
@@ -8635,6 +9271,7 @@
         </w:rPr>
         <w:t>MapGrpcService</w:t>
       </w:r>
+      <w:proofErr w:type="gramEnd"/>
       <w:r>
         <w:rPr>
           <w:rFonts w:ascii="Cascadia Mono" w:hAnsi="Cascadia Mono" w:cs="Cascadia Mono"/>
@@ -8657,33 +9294,47 @@
         </w:rPr>
         <w:t>GreeterService</w:t>
       </w:r>
-      <w:r>
-        <w:rPr>
-          <w:rFonts w:ascii="Cascadia Mono" w:hAnsi="Cascadia Mono" w:cs="Cascadia Mono"/>
-          <w:color w:val="000000"/>
-          <w:kern w:val="0"/>
-          <w:sz w:val="19"/>
-          <w:szCs w:val="19"/>
-          <w:highlight w:val="white"/>
-        </w:rPr>
-        <w:t>&gt;();</w:t>
-      </w:r>
-    </w:p>
-    <w:p>
-      <w:pPr>
-        <w:autoSpaceDE w:val="0"/>
-        <w:autoSpaceDN w:val="0"/>
-        <w:adjustRightInd w:val="0"/>
-        <w:spacing w:after="0" w:line="240" w:lineRule="auto"/>
-        <w:rPr>
-          <w:rFonts w:ascii="Cascadia Mono" w:hAnsi="Cascadia Mono" w:cs="Cascadia Mono"/>
-          <w:color w:val="000000"/>
-          <w:kern w:val="0"/>
-          <w:sz w:val="19"/>
-          <w:szCs w:val="19"/>
-          <w:highlight w:val="white"/>
-        </w:rPr>
-      </w:pPr>
+      <w:proofErr w:type="gramStart"/>
+      <w:r>
+        <w:rPr>
+          <w:rFonts w:ascii="Cascadia Mono" w:hAnsi="Cascadia Mono" w:cs="Cascadia Mono"/>
+          <w:color w:val="000000"/>
+          <w:kern w:val="0"/>
+          <w:sz w:val="19"/>
+          <w:szCs w:val="19"/>
+          <w:highlight w:val="white"/>
+        </w:rPr>
+        <w:t>&gt;(</w:t>
+      </w:r>
+      <w:proofErr w:type="gramEnd"/>
+      <w:r>
+        <w:rPr>
+          <w:rFonts w:ascii="Cascadia Mono" w:hAnsi="Cascadia Mono" w:cs="Cascadia Mono"/>
+          <w:color w:val="000000"/>
+          <w:kern w:val="0"/>
+          <w:sz w:val="19"/>
+          <w:szCs w:val="19"/>
+          <w:highlight w:val="white"/>
+        </w:rPr>
+        <w:t>);</w:t>
+      </w:r>
+    </w:p>
+    <w:p>
+      <w:pPr>
+        <w:autoSpaceDE w:val="0"/>
+        <w:autoSpaceDN w:val="0"/>
+        <w:adjustRightInd w:val="0"/>
+        <w:spacing w:after="0" w:line="240" w:lineRule="auto"/>
+        <w:rPr>
+          <w:rFonts w:ascii="Cascadia Mono" w:hAnsi="Cascadia Mono" w:cs="Cascadia Mono"/>
+          <w:color w:val="000000"/>
+          <w:kern w:val="0"/>
+          <w:sz w:val="19"/>
+          <w:szCs w:val="19"/>
+          <w:highlight w:val="white"/>
+        </w:rPr>
+      </w:pPr>
+      <w:proofErr w:type="gramStart"/>
       <w:r>
         <w:rPr>
           <w:rFonts w:ascii="Cascadia Mono" w:hAnsi="Cascadia Mono" w:cs="Cascadia Mono"/>
@@ -8717,6 +9368,7 @@
         </w:rPr>
         <w:t>MapGet</w:t>
       </w:r>
+      <w:proofErr w:type="gramEnd"/>
       <w:r>
         <w:rPr>
           <w:rFonts w:ascii="Cascadia Mono" w:hAnsi="Cascadia Mono" w:cs="Cascadia Mono"/>
@@ -8799,6 +9451,7 @@
           <w:szCs w:val="19"/>
         </w:rPr>
       </w:pPr>
+      <w:proofErr w:type="gramStart"/>
       <w:r>
         <w:rPr>
           <w:rFonts w:ascii="Cascadia Mono" w:hAnsi="Cascadia Mono" w:cs="Cascadia Mono"/>
@@ -8832,6 +9485,7 @@
         </w:rPr>
         <w:t>Run</w:t>
       </w:r>
+      <w:proofErr w:type="gramEnd"/>
       <w:r>
         <w:rPr>
           <w:rFonts w:ascii="Cascadia Mono" w:hAnsi="Cascadia Mono" w:cs="Cascadia Mono"/>
@@ -8860,6 +9514,1430 @@
           <w:szCs w:val="28"/>
         </w:rPr>
         <w:t>******************************************************************</w:t>
+      </w:r>
+    </w:p>
+    <w:p>
+      <w:pPr>
+        <w:rPr>
+          <w:rFonts w:ascii="Sakkal Majalla" w:hAnsi="Sakkal Majalla" w:cs="Sakkal Majalla"/>
+          <w:sz w:val="28"/>
+          <w:szCs w:val="28"/>
+        </w:rPr>
+      </w:pPr>
+      <w:r>
+        <w:rPr>
+          <w:noProof/>
+        </w:rPr>
+        <w:drawing>
+          <wp:inline distT="0" distB="0" distL="0" distR="0" wp14:anchorId="5AC95B05" wp14:editId="3C43D3A2">
+            <wp:extent cx="5943600" cy="1887220"/>
+            <wp:effectExtent l="0" t="0" r="0" b="0"/>
+            <wp:docPr id="2039766961" name="Picture 1"/>
+            <wp:cNvGraphicFramePr>
+              <a:graphicFrameLocks xmlns:a="http://schemas.openxmlformats.org/drawingml/2006/main" noChangeAspect="1"/>
+            </wp:cNvGraphicFramePr>
+            <a:graphic xmlns:a="http://schemas.openxmlformats.org/drawingml/2006/main">
+              <a:graphicData uri="http://schemas.openxmlformats.org/drawingml/2006/picture">
+                <pic:pic xmlns:pic="http://schemas.openxmlformats.org/drawingml/2006/picture">
+                  <pic:nvPicPr>
+                    <pic:cNvPr id="2039766961" name=""/>
+                    <pic:cNvPicPr/>
+                  </pic:nvPicPr>
+                  <pic:blipFill>
+                    <a:blip r:embed="rId14"/>
+                    <a:stretch>
+                      <a:fillRect/>
+                    </a:stretch>
+                  </pic:blipFill>
+                  <pic:spPr>
+                    <a:xfrm>
+                      <a:off x="0" y="0"/>
+                      <a:ext cx="5943600" cy="1887220"/>
+                    </a:xfrm>
+                    <a:prstGeom prst="rect">
+                      <a:avLst/>
+                    </a:prstGeom>
+                  </pic:spPr>
+                </pic:pic>
+              </a:graphicData>
+            </a:graphic>
+          </wp:inline>
+        </w:drawing>
+      </w:r>
+    </w:p>
+    <w:p>
+      <w:pPr>
+        <w:ind w:left="720" w:firstLine="720"/>
+        <w:rPr>
+          <w:rFonts w:ascii="Sakkal Majalla" w:hAnsi="Sakkal Majalla" w:cs="Sakkal Majalla"/>
+          <w:sz w:val="28"/>
+          <w:szCs w:val="28"/>
+        </w:rPr>
+      </w:pPr>
+      <w:r>
+        <w:rPr>
+          <w:rFonts w:ascii="Sakkal Majalla" w:hAnsi="Sakkal Majalla" w:cs="Sakkal Majalla"/>
+          <w:sz w:val="28"/>
+          <w:szCs w:val="28"/>
+        </w:rPr>
+        <w:t>******************************************************************</w:t>
+      </w:r>
+    </w:p>
+    <w:p>
+      <w:pPr>
+        <w:rPr>
+          <w:rFonts w:ascii="Sakkal Majalla" w:hAnsi="Sakkal Majalla" w:cs="Sakkal Majalla"/>
+          <w:sz w:val="28"/>
+          <w:szCs w:val="28"/>
+        </w:rPr>
+      </w:pPr>
+      <w:r>
+        <w:rPr>
+          <w:rFonts w:ascii="Sakkal Majalla" w:hAnsi="Sakkal Majalla" w:cs="Sakkal Majalla"/>
+          <w:sz w:val="28"/>
+          <w:szCs w:val="28"/>
+        </w:rPr>
+        <w:t xml:space="preserve">gRPC is a </w:t>
+      </w:r>
+      <w:r>
+        <w:rPr>
+          <w:rFonts w:ascii="Sakkal Majalla" w:hAnsi="Sakkal Majalla" w:cs="Sakkal Majalla"/>
+          <w:color w:val="0070C0"/>
+          <w:sz w:val="28"/>
+          <w:szCs w:val="28"/>
+        </w:rPr>
+        <w:t>contract-first framework</w:t>
+      </w:r>
+      <w:r>
+        <w:rPr>
+          <w:rFonts w:ascii="Sakkal Majalla" w:hAnsi="Sakkal Majalla" w:cs="Sakkal Majalla"/>
+          <w:sz w:val="28"/>
+          <w:szCs w:val="28"/>
+        </w:rPr>
+        <w:t xml:space="preserve">, meaning that </w:t>
+      </w:r>
+      <w:r>
+        <w:rPr>
+          <w:rFonts w:ascii="Sakkal Majalla" w:hAnsi="Sakkal Majalla" w:cs="Sakkal Majalla"/>
+          <w:color w:val="0070C0"/>
+          <w:sz w:val="28"/>
+          <w:szCs w:val="28"/>
+        </w:rPr>
+        <w:t xml:space="preserve">the gRPC service </w:t>
+      </w:r>
+      <w:r>
+        <w:rPr>
+          <w:rFonts w:ascii="Sakkal Majalla" w:hAnsi="Sakkal Majalla" w:cs="Sakkal Majalla"/>
+          <w:sz w:val="28"/>
+          <w:szCs w:val="28"/>
+        </w:rPr>
+        <w:t xml:space="preserve">and </w:t>
+      </w:r>
+      <w:r>
+        <w:rPr>
+          <w:rFonts w:ascii="Sakkal Majalla" w:hAnsi="Sakkal Majalla" w:cs="Sakkal Majalla"/>
+          <w:color w:val="0070C0"/>
+          <w:sz w:val="28"/>
+          <w:szCs w:val="28"/>
+        </w:rPr>
+        <w:t xml:space="preserve">messages </w:t>
+      </w:r>
+      <w:r>
+        <w:rPr>
+          <w:rFonts w:ascii="Sakkal Majalla" w:hAnsi="Sakkal Majalla" w:cs="Sakkal Majalla"/>
+          <w:sz w:val="28"/>
+          <w:szCs w:val="28"/>
+        </w:rPr>
+        <w:t xml:space="preserve">must be defined in a </w:t>
+      </w:r>
+      <w:r>
+        <w:rPr>
+          <w:rFonts w:ascii="Sakkal Majalla" w:hAnsi="Sakkal Majalla" w:cs="Sakkal Majalla"/>
+          <w:color w:val="0070C0"/>
+          <w:sz w:val="28"/>
+          <w:szCs w:val="28"/>
+        </w:rPr>
+        <w:t>proto file</w:t>
+      </w:r>
+      <w:r>
+        <w:rPr>
+          <w:rFonts w:ascii="Sakkal Majalla" w:hAnsi="Sakkal Majalla" w:cs="Sakkal Majalla"/>
+          <w:sz w:val="28"/>
+          <w:szCs w:val="28"/>
+        </w:rPr>
+        <w:t xml:space="preserve">. When we talk about </w:t>
+      </w:r>
+      <w:r>
+        <w:rPr>
+          <w:rFonts w:ascii="Sakkal Majalla" w:hAnsi="Sakkal Majalla" w:cs="Sakkal Majalla"/>
+          <w:color w:val="0070C0"/>
+          <w:sz w:val="28"/>
+          <w:szCs w:val="28"/>
+        </w:rPr>
+        <w:t>messages</w:t>
+      </w:r>
+      <w:r>
+        <w:rPr>
+          <w:rFonts w:ascii="Sakkal Majalla" w:hAnsi="Sakkal Majalla" w:cs="Sakkal Majalla"/>
+          <w:sz w:val="28"/>
+          <w:szCs w:val="28"/>
+        </w:rPr>
+        <w:t xml:space="preserve">, we are talking about the data that is sent </w:t>
+      </w:r>
+      <w:r>
+        <w:rPr>
+          <w:rFonts w:ascii="Sakkal Majalla" w:hAnsi="Sakkal Majalla" w:cs="Sakkal Majalla"/>
+          <w:color w:val="0070C0"/>
+          <w:sz w:val="28"/>
+          <w:szCs w:val="28"/>
+        </w:rPr>
+        <w:t>between the client and the server</w:t>
+      </w:r>
+      <w:r>
+        <w:rPr>
+          <w:rFonts w:ascii="Sakkal Majalla" w:hAnsi="Sakkal Majalla" w:cs="Sakkal Majalla"/>
+          <w:sz w:val="28"/>
+          <w:szCs w:val="28"/>
+        </w:rPr>
+        <w:t xml:space="preserve">. While </w:t>
+      </w:r>
+      <w:r>
+        <w:rPr>
+          <w:rFonts w:ascii="Sakkal Majalla" w:hAnsi="Sakkal Majalla" w:cs="Sakkal Majalla"/>
+          <w:color w:val="0070C0"/>
+          <w:sz w:val="28"/>
+          <w:szCs w:val="28"/>
+        </w:rPr>
+        <w:t xml:space="preserve">gRPC messages </w:t>
+      </w:r>
+      <w:r>
+        <w:rPr>
+          <w:rFonts w:ascii="Sakkal Majalla" w:hAnsi="Sakkal Majalla" w:cs="Sakkal Majalla"/>
+          <w:sz w:val="28"/>
+          <w:szCs w:val="28"/>
+        </w:rPr>
+        <w:t xml:space="preserve">may be similar to the data model in RESTful APIs, they are not the same. RESTful APIs are centered around </w:t>
+      </w:r>
+      <w:r>
+        <w:rPr>
+          <w:rFonts w:ascii="Sakkal Majalla" w:hAnsi="Sakkal Majalla" w:cs="Sakkal Majalla"/>
+          <w:color w:val="0070C0"/>
+          <w:sz w:val="28"/>
+          <w:szCs w:val="28"/>
+        </w:rPr>
+        <w:t>resources</w:t>
+      </w:r>
+      <w:r>
+        <w:rPr>
+          <w:rFonts w:ascii="Sakkal Majalla" w:hAnsi="Sakkal Majalla" w:cs="Sakkal Majalla"/>
+          <w:sz w:val="28"/>
+          <w:szCs w:val="28"/>
+        </w:rPr>
+        <w:t xml:space="preserve">, and </w:t>
+      </w:r>
+      <w:r>
+        <w:rPr>
+          <w:rFonts w:ascii="Sakkal Majalla" w:hAnsi="Sakkal Majalla" w:cs="Sakkal Majalla"/>
+          <w:color w:val="0070C0"/>
+          <w:sz w:val="28"/>
+          <w:szCs w:val="28"/>
+        </w:rPr>
+        <w:t xml:space="preserve">the data model </w:t>
+      </w:r>
+      <w:r>
+        <w:rPr>
+          <w:rFonts w:ascii="Sakkal Majalla" w:hAnsi="Sakkal Majalla" w:cs="Sakkal Majalla"/>
+          <w:sz w:val="28"/>
+          <w:szCs w:val="28"/>
+        </w:rPr>
+        <w:t xml:space="preserve">is usually a </w:t>
+      </w:r>
+      <w:r>
+        <w:rPr>
+          <w:rFonts w:ascii="Sakkal Majalla" w:hAnsi="Sakkal Majalla" w:cs="Sakkal Majalla"/>
+          <w:color w:val="0070C0"/>
+          <w:sz w:val="28"/>
+          <w:szCs w:val="28"/>
+        </w:rPr>
+        <w:t xml:space="preserve">resource model </w:t>
+      </w:r>
+      <w:r>
+        <w:rPr>
+          <w:rFonts w:ascii="Sakkal Majalla" w:hAnsi="Sakkal Majalla" w:cs="Sakkal Majalla"/>
+          <w:sz w:val="28"/>
+          <w:szCs w:val="28"/>
+        </w:rPr>
+        <w:t xml:space="preserve">that can be mapped to one or </w:t>
+      </w:r>
+      <w:r>
+        <w:rPr>
+          <w:rFonts w:ascii="Sakkal Majalla" w:hAnsi="Sakkal Majalla" w:cs="Sakkal Majalla"/>
+          <w:color w:val="0070C0"/>
+          <w:sz w:val="28"/>
+          <w:szCs w:val="28"/>
+        </w:rPr>
+        <w:t>multiple database tables</w:t>
+      </w:r>
+      <w:r>
+        <w:rPr>
+          <w:rFonts w:ascii="Sakkal Majalla" w:hAnsi="Sakkal Majalla" w:cs="Sakkal Majalla"/>
+          <w:sz w:val="28"/>
+          <w:szCs w:val="28"/>
+        </w:rPr>
+        <w:t xml:space="preserve">. In contrast, </w:t>
+      </w:r>
+      <w:r>
+        <w:rPr>
+          <w:rFonts w:ascii="Sakkal Majalla" w:hAnsi="Sakkal Majalla" w:cs="Sakkal Majalla"/>
+          <w:color w:val="0070C0"/>
+          <w:sz w:val="28"/>
+          <w:szCs w:val="28"/>
+        </w:rPr>
+        <w:t>gRPC is action-based</w:t>
+      </w:r>
+      <w:r>
+        <w:rPr>
+          <w:rFonts w:ascii="Sakkal Majalla" w:hAnsi="Sakkal Majalla" w:cs="Sakkal Majalla"/>
+          <w:sz w:val="28"/>
+          <w:szCs w:val="28"/>
+        </w:rPr>
+        <w:t xml:space="preserve">, and the message can be any other type of </w:t>
+      </w:r>
+      <w:r>
+        <w:rPr>
+          <w:rFonts w:ascii="Sakkal Majalla" w:hAnsi="Sakkal Majalla" w:cs="Sakkal Majalla"/>
+          <w:color w:val="0070C0"/>
+          <w:sz w:val="28"/>
+          <w:szCs w:val="28"/>
+        </w:rPr>
+        <w:t xml:space="preserve">data model </w:t>
+      </w:r>
+      <w:r>
+        <w:rPr>
+          <w:rFonts w:ascii="Sakkal Majalla" w:hAnsi="Sakkal Majalla" w:cs="Sakkal Majalla"/>
+          <w:sz w:val="28"/>
+          <w:szCs w:val="28"/>
+        </w:rPr>
+        <w:t xml:space="preserve">or </w:t>
+      </w:r>
+      <w:r>
+        <w:rPr>
+          <w:rFonts w:ascii="Sakkal Majalla" w:hAnsi="Sakkal Majalla" w:cs="Sakkal Majalla"/>
+          <w:color w:val="0070C0"/>
+          <w:sz w:val="28"/>
+          <w:szCs w:val="28"/>
+        </w:rPr>
+        <w:t xml:space="preserve">other message </w:t>
+      </w:r>
+      <w:r>
+        <w:rPr>
+          <w:rFonts w:ascii="Sakkal Majalla" w:hAnsi="Sakkal Majalla" w:cs="Sakkal Majalla"/>
+          <w:sz w:val="28"/>
+          <w:szCs w:val="28"/>
+        </w:rPr>
+        <w:t xml:space="preserve">sent between the </w:t>
+      </w:r>
+      <w:r>
+        <w:rPr>
+          <w:rFonts w:ascii="Sakkal Majalla" w:hAnsi="Sakkal Majalla" w:cs="Sakkal Majalla"/>
+          <w:color w:val="0070C0"/>
+          <w:sz w:val="28"/>
+          <w:szCs w:val="28"/>
+        </w:rPr>
+        <w:t xml:space="preserve">client </w:t>
+      </w:r>
+      <w:r>
+        <w:rPr>
+          <w:rFonts w:ascii="Sakkal Majalla" w:hAnsi="Sakkal Majalla" w:cs="Sakkal Majalla"/>
+          <w:sz w:val="28"/>
+          <w:szCs w:val="28"/>
+        </w:rPr>
+        <w:t xml:space="preserve">and the </w:t>
+      </w:r>
+      <w:r>
+        <w:rPr>
+          <w:rFonts w:ascii="Sakkal Majalla" w:hAnsi="Sakkal Majalla" w:cs="Sakkal Majalla"/>
+          <w:color w:val="0070C0"/>
+          <w:sz w:val="28"/>
+          <w:szCs w:val="28"/>
+        </w:rPr>
+        <w:t>server</w:t>
+      </w:r>
+      <w:r>
+        <w:rPr>
+          <w:rFonts w:ascii="Sakkal Majalla" w:hAnsi="Sakkal Majalla" w:cs="Sakkal Majalla"/>
+          <w:sz w:val="28"/>
+          <w:szCs w:val="28"/>
+        </w:rPr>
+        <w:t xml:space="preserve">. Therefore, </w:t>
+      </w:r>
+      <w:r>
+        <w:rPr>
+          <w:rFonts w:ascii="Sakkal Majalla" w:hAnsi="Sakkal Majalla" w:cs="Sakkal Majalla"/>
+          <w:color w:val="0070C0"/>
+          <w:sz w:val="28"/>
+          <w:szCs w:val="28"/>
+        </w:rPr>
+        <w:t xml:space="preserve">gRPC messages </w:t>
+      </w:r>
+      <w:r>
+        <w:rPr>
+          <w:rFonts w:ascii="Sakkal Majalla" w:hAnsi="Sakkal Majalla" w:cs="Sakkal Majalla"/>
+          <w:sz w:val="28"/>
+          <w:szCs w:val="28"/>
+        </w:rPr>
+        <w:t>may not be exactly mapped to a resource model in RESTful APIs.</w:t>
+      </w:r>
+    </w:p>
+    <w:p>
+      <w:pPr>
+        <w:ind w:left="720" w:firstLine="720"/>
+        <w:rPr>
+          <w:rFonts w:ascii="Sakkal Majalla" w:hAnsi="Sakkal Majalla" w:cs="Sakkal Majalla"/>
+          <w:sz w:val="28"/>
+          <w:szCs w:val="28"/>
+        </w:rPr>
+      </w:pPr>
+      <w:r>
+        <w:rPr>
+          <w:rFonts w:ascii="Sakkal Majalla" w:hAnsi="Sakkal Majalla" w:cs="Sakkal Majalla"/>
+          <w:sz w:val="28"/>
+          <w:szCs w:val="28"/>
+        </w:rPr>
+        <w:t>******************************************************************</w:t>
+      </w:r>
+    </w:p>
+    <w:p>
+      <w:pPr>
+        <w:rPr>
+          <w:rFonts w:ascii="Sakkal Majalla" w:hAnsi="Sakkal Majalla" w:cs="Sakkal Majalla"/>
+          <w:sz w:val="28"/>
+          <w:szCs w:val="28"/>
+        </w:rPr>
+      </w:pPr>
+      <w:r>
+        <w:rPr>
+          <w:rFonts w:ascii="Sakkal Majalla" w:hAnsi="Sakkal Majalla" w:cs="Sakkal Majalla"/>
+          <w:sz w:val="28"/>
+          <w:szCs w:val="28"/>
+        </w:rPr>
+        <w:lastRenderedPageBreak/>
+        <w:t xml:space="preserve">the </w:t>
+      </w:r>
+      <w:r>
+        <w:rPr>
+          <w:rFonts w:ascii="Sakkal Majalla" w:hAnsi="Sakkal Majalla" w:cs="Sakkal Majalla"/>
+          <w:color w:val="538135" w:themeColor="accent6" w:themeShade="BF"/>
+          <w:sz w:val="28"/>
+          <w:szCs w:val="28"/>
+        </w:rPr>
+        <w:t xml:space="preserve">option csharp_namespace </w:t>
+      </w:r>
+      <w:r>
+        <w:rPr>
+          <w:rFonts w:ascii="Sakkal Majalla" w:hAnsi="Sakkal Majalla" w:cs="Sakkal Majalla"/>
+          <w:sz w:val="28"/>
+          <w:szCs w:val="28"/>
+        </w:rPr>
+        <w:t>attribute is only used by the C# code generator.</w:t>
+      </w:r>
+    </w:p>
+    <w:p>
+      <w:pPr>
+        <w:ind w:left="720" w:firstLine="720"/>
+        <w:rPr>
+          <w:rFonts w:ascii="Sakkal Majalla" w:hAnsi="Sakkal Majalla" w:cs="Sakkal Majalla"/>
+          <w:sz w:val="28"/>
+          <w:szCs w:val="28"/>
+        </w:rPr>
+      </w:pPr>
+      <w:r>
+        <w:rPr>
+          <w:rFonts w:ascii="Sakkal Majalla" w:hAnsi="Sakkal Majalla" w:cs="Sakkal Majalla"/>
+          <w:sz w:val="28"/>
+          <w:szCs w:val="28"/>
+        </w:rPr>
+        <w:t>******************************************************************</w:t>
+      </w:r>
+    </w:p>
+    <w:p>
+      <w:pPr>
+        <w:rPr>
+          <w:rFonts w:ascii="Sakkal Majalla" w:hAnsi="Sakkal Majalla" w:cs="Sakkal Majalla"/>
+          <w:sz w:val="28"/>
+          <w:szCs w:val="28"/>
+        </w:rPr>
+      </w:pPr>
+      <w:r>
+        <w:rPr>
+          <w:rFonts w:ascii="Sakkal Majalla" w:hAnsi="Sakkal Majalla" w:cs="Sakkal Majalla"/>
+          <w:color w:val="C45911" w:themeColor="accent2" w:themeShade="BF"/>
+          <w:sz w:val="28"/>
+          <w:szCs w:val="28"/>
+        </w:rPr>
+        <w:t xml:space="preserve">proto3 </w:t>
+      </w:r>
+      <w:r>
+        <w:rPr>
+          <w:rFonts w:ascii="Sakkal Majalla" w:hAnsi="Sakkal Majalla" w:cs="Sakkal Majalla"/>
+          <w:sz w:val="28"/>
+          <w:szCs w:val="28"/>
+        </w:rPr>
+        <w:t xml:space="preserve">does not support </w:t>
+      </w:r>
+      <w:r>
+        <w:rPr>
+          <w:rFonts w:ascii="Sakkal Majalla" w:hAnsi="Sakkal Majalla" w:cs="Sakkal Majalla"/>
+          <w:color w:val="C45911" w:themeColor="accent2" w:themeShade="BF"/>
+          <w:sz w:val="28"/>
+          <w:szCs w:val="28"/>
+        </w:rPr>
+        <w:t xml:space="preserve">GUID </w:t>
+      </w:r>
+      <w:r>
+        <w:rPr>
+          <w:rFonts w:ascii="Sakkal Majalla" w:hAnsi="Sakkal Majalla" w:cs="Sakkal Majalla"/>
+          <w:sz w:val="28"/>
+          <w:szCs w:val="28"/>
+        </w:rPr>
+        <w:t xml:space="preserve">and </w:t>
+      </w:r>
+      <w:r>
+        <w:rPr>
+          <w:rFonts w:ascii="Sakkal Majalla" w:hAnsi="Sakkal Majalla" w:cs="Sakkal Majalla"/>
+          <w:color w:val="C45911" w:themeColor="accent2" w:themeShade="BF"/>
+          <w:sz w:val="28"/>
+          <w:szCs w:val="28"/>
+        </w:rPr>
+        <w:t>decimal types</w:t>
+      </w:r>
+      <w:r>
+        <w:rPr>
+          <w:rFonts w:ascii="Sakkal Majalla" w:hAnsi="Sakkal Majalla" w:cs="Sakkal Majalla"/>
+          <w:sz w:val="28"/>
+          <w:szCs w:val="28"/>
+        </w:rPr>
+        <w:t>.</w:t>
+      </w:r>
+    </w:p>
+    <w:p>
+      <w:pPr>
+        <w:ind w:left="720" w:firstLine="720"/>
+        <w:rPr>
+          <w:rFonts w:ascii="Sakkal Majalla" w:hAnsi="Sakkal Majalla" w:cs="Sakkal Majalla"/>
+          <w:sz w:val="28"/>
+          <w:szCs w:val="28"/>
+        </w:rPr>
+      </w:pPr>
+      <w:r>
+        <w:rPr>
+          <w:rFonts w:ascii="Sakkal Majalla" w:hAnsi="Sakkal Majalla" w:cs="Sakkal Majalla"/>
+          <w:sz w:val="28"/>
+          <w:szCs w:val="28"/>
+        </w:rPr>
+        <w:t>******************************************************************</w:t>
+      </w:r>
+    </w:p>
+    <w:p>
+      <w:pPr>
+        <w:autoSpaceDE w:val="0"/>
+        <w:autoSpaceDN w:val="0"/>
+        <w:adjustRightInd w:val="0"/>
+        <w:spacing w:after="0" w:line="240" w:lineRule="auto"/>
+        <w:rPr>
+          <w:rFonts w:ascii="Cascadia Mono" w:hAnsi="Cascadia Mono" w:cs="Cascadia Mono"/>
+          <w:color w:val="000000"/>
+          <w:kern w:val="0"/>
+          <w:sz w:val="19"/>
+          <w:szCs w:val="19"/>
+          <w:highlight w:val="white"/>
+        </w:rPr>
+      </w:pPr>
+      <w:r>
+        <w:rPr>
+          <w:rFonts w:ascii="Cascadia Mono" w:hAnsi="Cascadia Mono" w:cs="Cascadia Mono"/>
+          <w:color w:val="0000FF"/>
+          <w:kern w:val="0"/>
+          <w:sz w:val="19"/>
+          <w:szCs w:val="19"/>
+          <w:highlight w:val="white"/>
+        </w:rPr>
+        <w:t>syntax</w:t>
+      </w:r>
+      <w:r>
+        <w:rPr>
+          <w:rFonts w:ascii="Cascadia Mono" w:hAnsi="Cascadia Mono" w:cs="Cascadia Mono"/>
+          <w:color w:val="000000"/>
+          <w:kern w:val="0"/>
+          <w:sz w:val="19"/>
+          <w:szCs w:val="19"/>
+          <w:highlight w:val="white"/>
+        </w:rPr>
+        <w:t xml:space="preserve"> = </w:t>
+      </w:r>
+      <w:r>
+        <w:rPr>
+          <w:rFonts w:ascii="Cascadia Mono" w:hAnsi="Cascadia Mono" w:cs="Cascadia Mono"/>
+          <w:color w:val="A31515"/>
+          <w:kern w:val="0"/>
+          <w:sz w:val="19"/>
+          <w:szCs w:val="19"/>
+          <w:highlight w:val="white"/>
+        </w:rPr>
+        <w:t>"proto3"</w:t>
+      </w:r>
+      <w:r>
+        <w:rPr>
+          <w:rFonts w:ascii="Cascadia Mono" w:hAnsi="Cascadia Mono" w:cs="Cascadia Mono"/>
+          <w:color w:val="000000"/>
+          <w:kern w:val="0"/>
+          <w:sz w:val="19"/>
+          <w:szCs w:val="19"/>
+          <w:highlight w:val="white"/>
+        </w:rPr>
+        <w:t>;</w:t>
+      </w:r>
+    </w:p>
+    <w:p>
+      <w:pPr>
+        <w:autoSpaceDE w:val="0"/>
+        <w:autoSpaceDN w:val="0"/>
+        <w:adjustRightInd w:val="0"/>
+        <w:spacing w:after="0" w:line="240" w:lineRule="auto"/>
+        <w:rPr>
+          <w:rFonts w:ascii="Cascadia Mono" w:hAnsi="Cascadia Mono" w:cs="Cascadia Mono"/>
+          <w:color w:val="000000"/>
+          <w:kern w:val="0"/>
+          <w:sz w:val="19"/>
+          <w:szCs w:val="19"/>
+          <w:highlight w:val="white"/>
+        </w:rPr>
+      </w:pPr>
+    </w:p>
+    <w:p>
+      <w:pPr>
+        <w:autoSpaceDE w:val="0"/>
+        <w:autoSpaceDN w:val="0"/>
+        <w:adjustRightInd w:val="0"/>
+        <w:spacing w:after="0" w:line="240" w:lineRule="auto"/>
+        <w:rPr>
+          <w:rFonts w:ascii="Cascadia Mono" w:hAnsi="Cascadia Mono" w:cs="Cascadia Mono"/>
+          <w:color w:val="000000"/>
+          <w:kern w:val="0"/>
+          <w:sz w:val="19"/>
+          <w:szCs w:val="19"/>
+          <w:highlight w:val="white"/>
+        </w:rPr>
+      </w:pPr>
+      <w:r>
+        <w:rPr>
+          <w:rFonts w:ascii="Cascadia Mono" w:hAnsi="Cascadia Mono" w:cs="Cascadia Mono"/>
+          <w:color w:val="0000FF"/>
+          <w:kern w:val="0"/>
+          <w:sz w:val="19"/>
+          <w:szCs w:val="19"/>
+          <w:highlight w:val="white"/>
+        </w:rPr>
+        <w:t>option</w:t>
+      </w:r>
+      <w:r>
+        <w:rPr>
+          <w:rFonts w:ascii="Cascadia Mono" w:hAnsi="Cascadia Mono" w:cs="Cascadia Mono"/>
+          <w:color w:val="000000"/>
+          <w:kern w:val="0"/>
+          <w:sz w:val="19"/>
+          <w:szCs w:val="19"/>
+          <w:highlight w:val="white"/>
+        </w:rPr>
+        <w:t xml:space="preserve"> csharp_namespace = </w:t>
+      </w:r>
+      <w:r>
+        <w:rPr>
+          <w:rFonts w:ascii="Cascadia Mono" w:hAnsi="Cascadia Mono" w:cs="Cascadia Mono"/>
+          <w:color w:val="A31515"/>
+          <w:kern w:val="0"/>
+          <w:sz w:val="19"/>
+          <w:szCs w:val="19"/>
+          <w:highlight w:val="white"/>
+        </w:rPr>
+        <w:t>"JLokaGrpcServiceDemo.Protos"</w:t>
+      </w:r>
+      <w:r>
+        <w:rPr>
+          <w:rFonts w:ascii="Cascadia Mono" w:hAnsi="Cascadia Mono" w:cs="Cascadia Mono"/>
+          <w:color w:val="000000"/>
+          <w:kern w:val="0"/>
+          <w:sz w:val="19"/>
+          <w:szCs w:val="19"/>
+          <w:highlight w:val="white"/>
+        </w:rPr>
+        <w:t>;</w:t>
+      </w:r>
+    </w:p>
+    <w:p>
+      <w:pPr>
+        <w:autoSpaceDE w:val="0"/>
+        <w:autoSpaceDN w:val="0"/>
+        <w:adjustRightInd w:val="0"/>
+        <w:spacing w:after="0" w:line="240" w:lineRule="auto"/>
+        <w:rPr>
+          <w:rFonts w:ascii="Cascadia Mono" w:hAnsi="Cascadia Mono" w:cs="Cascadia Mono"/>
+          <w:color w:val="000000"/>
+          <w:kern w:val="0"/>
+          <w:sz w:val="19"/>
+          <w:szCs w:val="19"/>
+          <w:highlight w:val="white"/>
+        </w:rPr>
+      </w:pPr>
+    </w:p>
+    <w:p>
+      <w:pPr>
+        <w:autoSpaceDE w:val="0"/>
+        <w:autoSpaceDN w:val="0"/>
+        <w:adjustRightInd w:val="0"/>
+        <w:spacing w:after="0" w:line="240" w:lineRule="auto"/>
+        <w:rPr>
+          <w:rFonts w:ascii="Cascadia Mono" w:hAnsi="Cascadia Mono" w:cs="Cascadia Mono"/>
+          <w:color w:val="000000"/>
+          <w:kern w:val="0"/>
+          <w:sz w:val="19"/>
+          <w:szCs w:val="19"/>
+          <w:highlight w:val="white"/>
+        </w:rPr>
+      </w:pPr>
+      <w:r>
+        <w:rPr>
+          <w:rFonts w:ascii="Cascadia Mono" w:hAnsi="Cascadia Mono" w:cs="Cascadia Mono"/>
+          <w:color w:val="0000FF"/>
+          <w:kern w:val="0"/>
+          <w:sz w:val="19"/>
+          <w:szCs w:val="19"/>
+          <w:highlight w:val="white"/>
+        </w:rPr>
+        <w:t>message</w:t>
+      </w:r>
+      <w:r>
+        <w:rPr>
+          <w:rFonts w:ascii="Cascadia Mono" w:hAnsi="Cascadia Mono" w:cs="Cascadia Mono"/>
+          <w:color w:val="000000"/>
+          <w:kern w:val="0"/>
+          <w:sz w:val="19"/>
+          <w:szCs w:val="19"/>
+          <w:highlight w:val="white"/>
+        </w:rPr>
+        <w:t xml:space="preserve"> </w:t>
+      </w:r>
+      <w:r>
+        <w:rPr>
+          <w:rFonts w:ascii="Cascadia Mono" w:hAnsi="Cascadia Mono" w:cs="Cascadia Mono"/>
+          <w:color w:val="2B91AF"/>
+          <w:kern w:val="0"/>
+          <w:sz w:val="19"/>
+          <w:szCs w:val="19"/>
+          <w:highlight w:val="white"/>
+        </w:rPr>
+        <w:t>CreateAddressRequest</w:t>
+      </w:r>
+      <w:r>
+        <w:rPr>
+          <w:rFonts w:ascii="Cascadia Mono" w:hAnsi="Cascadia Mono" w:cs="Cascadia Mono"/>
+          <w:color w:val="000000"/>
+          <w:kern w:val="0"/>
+          <w:sz w:val="19"/>
+          <w:szCs w:val="19"/>
+          <w:highlight w:val="white"/>
+        </w:rPr>
+        <w:t xml:space="preserve"> {</w:t>
+      </w:r>
+    </w:p>
+    <w:p>
+      <w:pPr>
+        <w:autoSpaceDE w:val="0"/>
+        <w:autoSpaceDN w:val="0"/>
+        <w:adjustRightInd w:val="0"/>
+        <w:spacing w:after="0" w:line="240" w:lineRule="auto"/>
+        <w:rPr>
+          <w:rFonts w:ascii="Cascadia Mono" w:hAnsi="Cascadia Mono" w:cs="Cascadia Mono"/>
+          <w:color w:val="000000"/>
+          <w:kern w:val="0"/>
+          <w:sz w:val="19"/>
+          <w:szCs w:val="19"/>
+          <w:highlight w:val="white"/>
+        </w:rPr>
+      </w:pPr>
+      <w:r>
+        <w:rPr>
+          <w:rFonts w:ascii="Cascadia Mono" w:hAnsi="Cascadia Mono" w:cs="Cascadia Mono"/>
+          <w:color w:val="000000"/>
+          <w:kern w:val="0"/>
+          <w:sz w:val="19"/>
+          <w:szCs w:val="19"/>
+          <w:highlight w:val="white"/>
+        </w:rPr>
+        <w:tab/>
+      </w:r>
+      <w:r>
+        <w:rPr>
+          <w:rFonts w:ascii="Cascadia Mono" w:hAnsi="Cascadia Mono" w:cs="Cascadia Mono"/>
+          <w:color w:val="0000FF"/>
+          <w:kern w:val="0"/>
+          <w:sz w:val="19"/>
+          <w:szCs w:val="19"/>
+          <w:highlight w:val="white"/>
+        </w:rPr>
+        <w:t>string</w:t>
+      </w:r>
+      <w:r>
+        <w:rPr>
+          <w:rFonts w:ascii="Cascadia Mono" w:hAnsi="Cascadia Mono" w:cs="Cascadia Mono"/>
+          <w:color w:val="000000"/>
+          <w:kern w:val="0"/>
+          <w:sz w:val="19"/>
+          <w:szCs w:val="19"/>
+          <w:highlight w:val="white"/>
+        </w:rPr>
+        <w:t xml:space="preserve"> street = 1;</w:t>
+      </w:r>
+    </w:p>
+    <w:p>
+      <w:pPr>
+        <w:autoSpaceDE w:val="0"/>
+        <w:autoSpaceDN w:val="0"/>
+        <w:adjustRightInd w:val="0"/>
+        <w:spacing w:after="0" w:line="240" w:lineRule="auto"/>
+        <w:rPr>
+          <w:rFonts w:ascii="Cascadia Mono" w:hAnsi="Cascadia Mono" w:cs="Cascadia Mono"/>
+          <w:color w:val="000000"/>
+          <w:kern w:val="0"/>
+          <w:sz w:val="19"/>
+          <w:szCs w:val="19"/>
+          <w:highlight w:val="white"/>
+        </w:rPr>
+      </w:pPr>
+      <w:r>
+        <w:rPr>
+          <w:rFonts w:ascii="Cascadia Mono" w:hAnsi="Cascadia Mono" w:cs="Cascadia Mono"/>
+          <w:color w:val="000000"/>
+          <w:kern w:val="0"/>
+          <w:sz w:val="19"/>
+          <w:szCs w:val="19"/>
+          <w:highlight w:val="white"/>
+        </w:rPr>
+        <w:tab/>
+      </w:r>
+      <w:r>
+        <w:rPr>
+          <w:rFonts w:ascii="Cascadia Mono" w:hAnsi="Cascadia Mono" w:cs="Cascadia Mono"/>
+          <w:color w:val="0000FF"/>
+          <w:kern w:val="0"/>
+          <w:sz w:val="19"/>
+          <w:szCs w:val="19"/>
+          <w:highlight w:val="white"/>
+        </w:rPr>
+        <w:t>string</w:t>
+      </w:r>
+      <w:r>
+        <w:rPr>
+          <w:rFonts w:ascii="Cascadia Mono" w:hAnsi="Cascadia Mono" w:cs="Cascadia Mono"/>
+          <w:color w:val="000000"/>
+          <w:kern w:val="0"/>
+          <w:sz w:val="19"/>
+          <w:szCs w:val="19"/>
+          <w:highlight w:val="white"/>
+        </w:rPr>
+        <w:t xml:space="preserve"> city = 2;</w:t>
+      </w:r>
+    </w:p>
+    <w:p>
+      <w:pPr>
+        <w:autoSpaceDE w:val="0"/>
+        <w:autoSpaceDN w:val="0"/>
+        <w:adjustRightInd w:val="0"/>
+        <w:spacing w:after="0" w:line="240" w:lineRule="auto"/>
+        <w:rPr>
+          <w:rFonts w:ascii="Cascadia Mono" w:hAnsi="Cascadia Mono" w:cs="Cascadia Mono"/>
+          <w:color w:val="000000"/>
+          <w:kern w:val="0"/>
+          <w:sz w:val="19"/>
+          <w:szCs w:val="19"/>
+          <w:highlight w:val="white"/>
+        </w:rPr>
+      </w:pPr>
+      <w:r>
+        <w:rPr>
+          <w:rFonts w:ascii="Cascadia Mono" w:hAnsi="Cascadia Mono" w:cs="Cascadia Mono"/>
+          <w:color w:val="000000"/>
+          <w:kern w:val="0"/>
+          <w:sz w:val="19"/>
+          <w:szCs w:val="19"/>
+          <w:highlight w:val="white"/>
+        </w:rPr>
+        <w:tab/>
+      </w:r>
+      <w:r>
+        <w:rPr>
+          <w:rFonts w:ascii="Cascadia Mono" w:hAnsi="Cascadia Mono" w:cs="Cascadia Mono"/>
+          <w:color w:val="0000FF"/>
+          <w:kern w:val="0"/>
+          <w:sz w:val="19"/>
+          <w:szCs w:val="19"/>
+          <w:highlight w:val="white"/>
+        </w:rPr>
+        <w:t>string</w:t>
+      </w:r>
+      <w:r>
+        <w:rPr>
+          <w:rFonts w:ascii="Cascadia Mono" w:hAnsi="Cascadia Mono" w:cs="Cascadia Mono"/>
+          <w:color w:val="000000"/>
+          <w:kern w:val="0"/>
+          <w:sz w:val="19"/>
+          <w:szCs w:val="19"/>
+          <w:highlight w:val="white"/>
+        </w:rPr>
+        <w:t xml:space="preserve"> state = 3;</w:t>
+      </w:r>
+    </w:p>
+    <w:p>
+      <w:pPr>
+        <w:autoSpaceDE w:val="0"/>
+        <w:autoSpaceDN w:val="0"/>
+        <w:adjustRightInd w:val="0"/>
+        <w:spacing w:after="0" w:line="240" w:lineRule="auto"/>
+        <w:rPr>
+          <w:rFonts w:ascii="Cascadia Mono" w:hAnsi="Cascadia Mono" w:cs="Cascadia Mono"/>
+          <w:color w:val="000000"/>
+          <w:kern w:val="0"/>
+          <w:sz w:val="19"/>
+          <w:szCs w:val="19"/>
+          <w:highlight w:val="white"/>
+        </w:rPr>
+      </w:pPr>
+      <w:r>
+        <w:rPr>
+          <w:rFonts w:ascii="Cascadia Mono" w:hAnsi="Cascadia Mono" w:cs="Cascadia Mono"/>
+          <w:color w:val="000000"/>
+          <w:kern w:val="0"/>
+          <w:sz w:val="19"/>
+          <w:szCs w:val="19"/>
+          <w:highlight w:val="white"/>
+        </w:rPr>
+        <w:tab/>
+      </w:r>
+      <w:r>
+        <w:rPr>
+          <w:rFonts w:ascii="Cascadia Mono" w:hAnsi="Cascadia Mono" w:cs="Cascadia Mono"/>
+          <w:color w:val="0000FF"/>
+          <w:kern w:val="0"/>
+          <w:sz w:val="19"/>
+          <w:szCs w:val="19"/>
+          <w:highlight w:val="white"/>
+        </w:rPr>
+        <w:t>string</w:t>
+      </w:r>
+      <w:r>
+        <w:rPr>
+          <w:rFonts w:ascii="Cascadia Mono" w:hAnsi="Cascadia Mono" w:cs="Cascadia Mono"/>
+          <w:color w:val="000000"/>
+          <w:kern w:val="0"/>
+          <w:sz w:val="19"/>
+          <w:szCs w:val="19"/>
+          <w:highlight w:val="white"/>
+        </w:rPr>
+        <w:t xml:space="preserve"> zip_code = 4;</w:t>
+      </w:r>
+    </w:p>
+    <w:p>
+      <w:pPr>
+        <w:autoSpaceDE w:val="0"/>
+        <w:autoSpaceDN w:val="0"/>
+        <w:adjustRightInd w:val="0"/>
+        <w:spacing w:after="0" w:line="240" w:lineRule="auto"/>
+        <w:rPr>
+          <w:rFonts w:ascii="Cascadia Mono" w:hAnsi="Cascadia Mono" w:cs="Cascadia Mono"/>
+          <w:color w:val="000000"/>
+          <w:kern w:val="0"/>
+          <w:sz w:val="19"/>
+          <w:szCs w:val="19"/>
+          <w:highlight w:val="white"/>
+        </w:rPr>
+      </w:pPr>
+      <w:r>
+        <w:rPr>
+          <w:rFonts w:ascii="Cascadia Mono" w:hAnsi="Cascadia Mono" w:cs="Cascadia Mono"/>
+          <w:color w:val="000000"/>
+          <w:kern w:val="0"/>
+          <w:sz w:val="19"/>
+          <w:szCs w:val="19"/>
+          <w:highlight w:val="white"/>
+        </w:rPr>
+        <w:tab/>
+      </w:r>
+      <w:r>
+        <w:rPr>
+          <w:rFonts w:ascii="Cascadia Mono" w:hAnsi="Cascadia Mono" w:cs="Cascadia Mono"/>
+          <w:color w:val="0000FF"/>
+          <w:kern w:val="0"/>
+          <w:sz w:val="19"/>
+          <w:szCs w:val="19"/>
+          <w:highlight w:val="white"/>
+        </w:rPr>
+        <w:t>string</w:t>
+      </w:r>
+      <w:r>
+        <w:rPr>
+          <w:rFonts w:ascii="Cascadia Mono" w:hAnsi="Cascadia Mono" w:cs="Cascadia Mono"/>
+          <w:color w:val="000000"/>
+          <w:kern w:val="0"/>
+          <w:sz w:val="19"/>
+          <w:szCs w:val="19"/>
+          <w:highlight w:val="white"/>
+        </w:rPr>
+        <w:t xml:space="preserve"> country = 5;</w:t>
+      </w:r>
+    </w:p>
+    <w:p>
+      <w:pPr>
+        <w:rPr>
+          <w:rFonts w:ascii="Cascadia Mono" w:hAnsi="Cascadia Mono" w:cs="Cascadia Mono"/>
+          <w:color w:val="000000"/>
+          <w:kern w:val="0"/>
+          <w:sz w:val="19"/>
+          <w:szCs w:val="19"/>
+        </w:rPr>
+      </w:pPr>
+      <w:r>
+        <w:rPr>
+          <w:rFonts w:ascii="Cascadia Mono" w:hAnsi="Cascadia Mono" w:cs="Cascadia Mono"/>
+          <w:color w:val="000000"/>
+          <w:kern w:val="0"/>
+          <w:sz w:val="19"/>
+          <w:szCs w:val="19"/>
+          <w:highlight w:val="white"/>
+        </w:rPr>
+        <w:t>}</w:t>
+      </w:r>
+    </w:p>
+    <w:p>
+      <w:pPr>
+        <w:rPr>
+          <w:rFonts w:ascii="Cascadia Mono" w:hAnsi="Cascadia Mono" w:cs="Cascadia Mono"/>
+          <w:color w:val="000000"/>
+          <w:kern w:val="0"/>
+          <w:sz w:val="19"/>
+          <w:szCs w:val="19"/>
+        </w:rPr>
+      </w:pPr>
+      <w:r>
+        <w:rPr>
+          <w:rFonts w:ascii="Cascadia Mono" w:hAnsi="Cascadia Mono" w:cs="Cascadia Mono"/>
+          <w:color w:val="000000"/>
+          <w:kern w:val="0"/>
+          <w:sz w:val="19"/>
+          <w:szCs w:val="19"/>
+        </w:rPr>
+        <w:tab/>
+      </w:r>
+      <w:r>
+        <w:rPr>
+          <w:rFonts w:ascii="Cascadia Mono" w:hAnsi="Cascadia Mono" w:cs="Cascadia Mono"/>
+          <w:color w:val="000000"/>
+          <w:kern w:val="0"/>
+          <w:sz w:val="19"/>
+          <w:szCs w:val="19"/>
+        </w:rPr>
+        <w:tab/>
+        <w:t>--------------------------------------------------------</w:t>
+      </w:r>
+    </w:p>
+    <w:p>
+      <w:pPr>
+        <w:rPr>
+          <w:rFonts w:ascii="Sakkal Majalla" w:hAnsi="Sakkal Majalla" w:cs="Sakkal Majalla"/>
+          <w:sz w:val="28"/>
+          <w:szCs w:val="28"/>
+        </w:rPr>
+      </w:pPr>
+      <w:r>
+        <w:rPr>
+          <w:rFonts w:ascii="Sakkal Majalla" w:hAnsi="Sakkal Majalla" w:cs="Sakkal Majalla"/>
+          <w:sz w:val="28"/>
+          <w:szCs w:val="28"/>
+        </w:rPr>
+        <w:t xml:space="preserve">The </w:t>
+      </w:r>
+      <w:r>
+        <w:rPr>
+          <w:rFonts w:ascii="Sakkal Majalla" w:hAnsi="Sakkal Majalla" w:cs="Sakkal Majalla"/>
+          <w:color w:val="C00000"/>
+          <w:sz w:val="28"/>
+          <w:szCs w:val="28"/>
+        </w:rPr>
+        <w:t xml:space="preserve">numbers </w:t>
+      </w:r>
+      <w:r>
+        <w:rPr>
+          <w:rFonts w:ascii="Sakkal Majalla" w:hAnsi="Sakkal Majalla" w:cs="Sakkal Majalla"/>
+          <w:sz w:val="28"/>
+          <w:szCs w:val="28"/>
+        </w:rPr>
+        <w:t xml:space="preserve">following the field names are </w:t>
+      </w:r>
+      <w:r>
+        <w:rPr>
+          <w:rFonts w:ascii="Sakkal Majalla" w:hAnsi="Sakkal Majalla" w:cs="Sakkal Majalla"/>
+          <w:color w:val="C00000"/>
+          <w:sz w:val="28"/>
+          <w:szCs w:val="28"/>
+        </w:rPr>
+        <w:t>called field numbers</w:t>
+      </w:r>
+      <w:r>
+        <w:rPr>
+          <w:rFonts w:ascii="Sakkal Majalla" w:hAnsi="Sakkal Majalla" w:cs="Sakkal Majalla"/>
+          <w:sz w:val="28"/>
+          <w:szCs w:val="28"/>
+        </w:rPr>
+        <w:t xml:space="preserve">. Field numbers play an </w:t>
+      </w:r>
+      <w:r>
+        <w:rPr>
+          <w:rFonts w:ascii="Sakkal Majalla" w:hAnsi="Sakkal Majalla" w:cs="Sakkal Majalla"/>
+          <w:color w:val="C00000"/>
+          <w:sz w:val="28"/>
+          <w:szCs w:val="28"/>
+        </w:rPr>
+        <w:t xml:space="preserve">important </w:t>
+      </w:r>
+      <w:r>
+        <w:rPr>
+          <w:rFonts w:ascii="Sakkal Majalla" w:hAnsi="Sakkal Majalla" w:cs="Sakkal Majalla"/>
+          <w:sz w:val="28"/>
+          <w:szCs w:val="28"/>
+        </w:rPr>
+        <w:t xml:space="preserve">role in the </w:t>
+      </w:r>
+      <w:r>
+        <w:rPr>
+          <w:rFonts w:ascii="Sakkal Majalla" w:hAnsi="Sakkal Majalla" w:cs="Sakkal Majalla"/>
+          <w:color w:val="C00000"/>
+          <w:sz w:val="28"/>
+          <w:szCs w:val="28"/>
+        </w:rPr>
+        <w:t>proto file</w:t>
+      </w:r>
+      <w:r>
+        <w:rPr>
+          <w:rFonts w:ascii="Sakkal Majalla" w:hAnsi="Sakkal Majalla" w:cs="Sakkal Majalla"/>
+          <w:sz w:val="28"/>
+          <w:szCs w:val="28"/>
+        </w:rPr>
+        <w:t xml:space="preserve">. These field numbers are </w:t>
+      </w:r>
+      <w:r>
+        <w:rPr>
+          <w:rFonts w:ascii="Sakkal Majalla" w:hAnsi="Sakkal Majalla" w:cs="Sakkal Majalla"/>
+          <w:color w:val="C00000"/>
+          <w:sz w:val="28"/>
+          <w:szCs w:val="28"/>
+        </w:rPr>
+        <w:t>used to identify the fields in the message</w:t>
+      </w:r>
+      <w:r>
+        <w:rPr>
+          <w:rFonts w:ascii="Sakkal Majalla" w:hAnsi="Sakkal Majalla" w:cs="Sakkal Majalla"/>
+          <w:sz w:val="28"/>
+          <w:szCs w:val="28"/>
+        </w:rPr>
+        <w:t>.</w:t>
+      </w:r>
+    </w:p>
+    <w:p>
+      <w:pPr>
+        <w:ind w:left="720" w:firstLine="720"/>
+        <w:rPr>
+          <w:rFonts w:ascii="Cascadia Mono" w:hAnsi="Cascadia Mono" w:cs="Cascadia Mono"/>
+          <w:color w:val="000000"/>
+          <w:kern w:val="0"/>
+          <w:sz w:val="19"/>
+          <w:szCs w:val="19"/>
+        </w:rPr>
+      </w:pPr>
+      <w:r>
+        <w:rPr>
+          <w:rFonts w:ascii="Cascadia Mono" w:hAnsi="Cascadia Mono" w:cs="Cascadia Mono"/>
+          <w:color w:val="000000"/>
+          <w:kern w:val="0"/>
+          <w:sz w:val="19"/>
+          <w:szCs w:val="19"/>
+        </w:rPr>
+        <w:t>--------------------------------------------------------</w:t>
+      </w:r>
+    </w:p>
+    <w:p>
+      <w:pPr>
+        <w:rPr>
+          <w:rFonts w:ascii="Sakkal Majalla" w:hAnsi="Sakkal Majalla" w:cs="Sakkal Majalla"/>
+          <w:sz w:val="28"/>
+          <w:szCs w:val="28"/>
+        </w:rPr>
+      </w:pPr>
+      <w:r>
+        <w:rPr>
+          <w:rFonts w:ascii="Sakkal Majalla" w:hAnsi="Sakkal Majalla" w:cs="Sakkal Majalla"/>
+          <w:sz w:val="28"/>
+          <w:szCs w:val="28"/>
+        </w:rPr>
+        <w:t xml:space="preserve">By using field numbers instead of field names when encoding the message, </w:t>
+      </w:r>
+      <w:r>
+        <w:rPr>
+          <w:rFonts w:ascii="Sakkal Majalla" w:hAnsi="Sakkal Majalla" w:cs="Sakkal Majalla"/>
+          <w:color w:val="EE0000"/>
+          <w:sz w:val="28"/>
+          <w:szCs w:val="28"/>
+        </w:rPr>
+        <w:t>we can make the gRPC message more compact</w:t>
+      </w:r>
+      <w:r>
+        <w:rPr>
+          <w:rFonts w:ascii="Sakkal Majalla" w:hAnsi="Sakkal Majalla" w:cs="Sakkal Majalla"/>
+          <w:sz w:val="28"/>
+          <w:szCs w:val="28"/>
+        </w:rPr>
+        <w:t xml:space="preserve">. This is because numbers </w:t>
+      </w:r>
+      <w:r>
+        <w:rPr>
+          <w:rFonts w:ascii="Sakkal Majalla" w:hAnsi="Sakkal Majalla" w:cs="Sakkal Majalla"/>
+          <w:color w:val="EE0000"/>
+          <w:sz w:val="28"/>
+          <w:szCs w:val="28"/>
+        </w:rPr>
+        <w:t xml:space="preserve">are shorter than </w:t>
+      </w:r>
+      <w:r>
+        <w:rPr>
+          <w:rFonts w:ascii="Sakkal Majalla" w:hAnsi="Sakkal Majalla" w:cs="Sakkal Majalla"/>
+          <w:sz w:val="28"/>
+          <w:szCs w:val="28"/>
+        </w:rPr>
+        <w:t xml:space="preserve">field names. Additionally, protobuf </w:t>
+      </w:r>
+      <w:r>
+        <w:rPr>
+          <w:rFonts w:ascii="Sakkal Majalla" w:hAnsi="Sakkal Majalla" w:cs="Sakkal Majalla"/>
+          <w:color w:val="EE0000"/>
+          <w:sz w:val="28"/>
+          <w:szCs w:val="28"/>
+        </w:rPr>
+        <w:t>uses a binary format</w:t>
+      </w:r>
+      <w:r>
+        <w:rPr>
+          <w:rFonts w:ascii="Sakkal Majalla" w:hAnsi="Sakkal Majalla" w:cs="Sakkal Majalla"/>
+          <w:sz w:val="28"/>
+          <w:szCs w:val="28"/>
+        </w:rPr>
+        <w:t xml:space="preserve">, which is more compact than plain text formats such as </w:t>
+      </w:r>
+      <w:r>
+        <w:rPr>
+          <w:rFonts w:ascii="Sakkal Majalla" w:hAnsi="Sakkal Majalla" w:cs="Sakkal Majalla"/>
+          <w:color w:val="EE0000"/>
+          <w:sz w:val="28"/>
+          <w:szCs w:val="28"/>
+        </w:rPr>
+        <w:t xml:space="preserve">JSON </w:t>
+      </w:r>
+      <w:r>
+        <w:rPr>
+          <w:rFonts w:ascii="Sakkal Majalla" w:hAnsi="Sakkal Majalla" w:cs="Sakkal Majalla"/>
+          <w:sz w:val="28"/>
+          <w:szCs w:val="28"/>
+        </w:rPr>
+        <w:t xml:space="preserve">and </w:t>
+      </w:r>
+      <w:r>
+        <w:rPr>
+          <w:rFonts w:ascii="Sakkal Majalla" w:hAnsi="Sakkal Majalla" w:cs="Sakkal Majalla"/>
+          <w:color w:val="EE0000"/>
+          <w:sz w:val="28"/>
+          <w:szCs w:val="28"/>
+        </w:rPr>
+        <w:t>XML</w:t>
+      </w:r>
+      <w:r>
+        <w:rPr>
+          <w:rFonts w:ascii="Sakkal Majalla" w:hAnsi="Sakkal Majalla" w:cs="Sakkal Majalla"/>
+          <w:sz w:val="28"/>
+          <w:szCs w:val="28"/>
+        </w:rPr>
+        <w:t>. This further helps reduce the size of the message.</w:t>
+      </w:r>
+    </w:p>
+    <w:p>
+      <w:pPr>
+        <w:ind w:left="720" w:firstLine="720"/>
+        <w:rPr>
+          <w:rFonts w:ascii="Cascadia Mono" w:hAnsi="Cascadia Mono" w:cs="Cascadia Mono"/>
+          <w:color w:val="000000"/>
+          <w:kern w:val="0"/>
+          <w:sz w:val="19"/>
+          <w:szCs w:val="19"/>
+        </w:rPr>
+      </w:pPr>
+      <w:r>
+        <w:rPr>
+          <w:rFonts w:ascii="Cascadia Mono" w:hAnsi="Cascadia Mono" w:cs="Cascadia Mono"/>
+          <w:color w:val="000000"/>
+          <w:kern w:val="0"/>
+          <w:sz w:val="19"/>
+          <w:szCs w:val="19"/>
+        </w:rPr>
+        <w:t>--------------------------------------------------------</w:t>
+      </w:r>
+    </w:p>
+    <w:p>
+      <w:pPr>
+        <w:rPr>
+          <w:rFonts w:ascii="Sakkal Majalla" w:hAnsi="Sakkal Majalla" w:cs="Sakkal Majalla"/>
+          <w:sz w:val="28"/>
+          <w:szCs w:val="28"/>
+        </w:rPr>
+      </w:pPr>
+      <w:r>
+        <w:rPr>
+          <w:noProof/>
+        </w:rPr>
+        <w:drawing>
+          <wp:inline distT="0" distB="0" distL="0" distR="0" wp14:anchorId="015D2326" wp14:editId="217E39AB">
+            <wp:extent cx="5943600" cy="1886585"/>
+            <wp:effectExtent l="0" t="0" r="0" b="0"/>
+            <wp:docPr id="436985812" name="Picture 1"/>
+            <wp:cNvGraphicFramePr>
+              <a:graphicFrameLocks xmlns:a="http://schemas.openxmlformats.org/drawingml/2006/main" noChangeAspect="1"/>
+            </wp:cNvGraphicFramePr>
+            <a:graphic xmlns:a="http://schemas.openxmlformats.org/drawingml/2006/main">
+              <a:graphicData uri="http://schemas.openxmlformats.org/drawingml/2006/picture">
+                <pic:pic xmlns:pic="http://schemas.openxmlformats.org/drawingml/2006/picture">
+                  <pic:nvPicPr>
+                    <pic:cNvPr id="436985812" name=""/>
+                    <pic:cNvPicPr/>
+                  </pic:nvPicPr>
+                  <pic:blipFill>
+                    <a:blip r:embed="rId15"/>
+                    <a:stretch>
+                      <a:fillRect/>
+                    </a:stretch>
+                  </pic:blipFill>
+                  <pic:spPr>
+                    <a:xfrm>
+                      <a:off x="0" y="0"/>
+                      <a:ext cx="5943600" cy="1886585"/>
+                    </a:xfrm>
+                    <a:prstGeom prst="rect">
+                      <a:avLst/>
+                    </a:prstGeom>
+                  </pic:spPr>
+                </pic:pic>
+              </a:graphicData>
+            </a:graphic>
+          </wp:inline>
+        </w:drawing>
+      </w:r>
+    </w:p>
+    <w:p>
+      <w:pPr>
+        <w:ind w:left="720" w:firstLine="720"/>
+        <w:rPr>
+          <w:rFonts w:ascii="Cascadia Mono" w:hAnsi="Cascadia Mono" w:cs="Cascadia Mono"/>
+          <w:color w:val="000000"/>
+          <w:kern w:val="0"/>
+          <w:sz w:val="19"/>
+          <w:szCs w:val="19"/>
+        </w:rPr>
+      </w:pPr>
+      <w:r>
+        <w:rPr>
+          <w:rFonts w:ascii="Cascadia Mono" w:hAnsi="Cascadia Mono" w:cs="Cascadia Mono"/>
+          <w:color w:val="000000"/>
+          <w:kern w:val="0"/>
+          <w:sz w:val="19"/>
+          <w:szCs w:val="19"/>
+        </w:rPr>
+        <w:t>--------------------------------------------------------</w:t>
+      </w:r>
+    </w:p>
+    <w:p>
+      <w:pPr>
+        <w:rPr>
+          <w:rFonts w:ascii="Sakkal Majalla" w:hAnsi="Sakkal Majalla" w:cs="Sakkal Majalla"/>
+          <w:sz w:val="28"/>
+          <w:szCs w:val="28"/>
+        </w:rPr>
+      </w:pPr>
+      <w:r>
+        <w:rPr>
+          <w:noProof/>
+        </w:rPr>
+        <w:lastRenderedPageBreak/>
+        <w:drawing>
+          <wp:inline distT="0" distB="0" distL="0" distR="0" wp14:anchorId="367D099A" wp14:editId="68D98F6D">
+            <wp:extent cx="5943600" cy="408305"/>
+            <wp:effectExtent l="0" t="0" r="0" b="0"/>
+            <wp:docPr id="629603000" name="Picture 1"/>
+            <wp:cNvGraphicFramePr>
+              <a:graphicFrameLocks xmlns:a="http://schemas.openxmlformats.org/drawingml/2006/main" noChangeAspect="1"/>
+            </wp:cNvGraphicFramePr>
+            <a:graphic xmlns:a="http://schemas.openxmlformats.org/drawingml/2006/main">
+              <a:graphicData uri="http://schemas.openxmlformats.org/drawingml/2006/picture">
+                <pic:pic xmlns:pic="http://schemas.openxmlformats.org/drawingml/2006/picture">
+                  <pic:nvPicPr>
+                    <pic:cNvPr id="629603000" name=""/>
+                    <pic:cNvPicPr/>
+                  </pic:nvPicPr>
+                  <pic:blipFill>
+                    <a:blip r:embed="rId16"/>
+                    <a:stretch>
+                      <a:fillRect/>
+                    </a:stretch>
+                  </pic:blipFill>
+                  <pic:spPr>
+                    <a:xfrm>
+                      <a:off x="0" y="0"/>
+                      <a:ext cx="5943600" cy="408305"/>
+                    </a:xfrm>
+                    <a:prstGeom prst="rect">
+                      <a:avLst/>
+                    </a:prstGeom>
+                  </pic:spPr>
+                </pic:pic>
+              </a:graphicData>
+            </a:graphic>
+          </wp:inline>
+        </w:drawing>
+      </w:r>
+    </w:p>
+    <w:p>
+      <w:pPr>
+        <w:ind w:left="720" w:firstLine="720"/>
+        <w:rPr>
+          <w:rFonts w:ascii="Cascadia Mono" w:hAnsi="Cascadia Mono" w:cs="Cascadia Mono"/>
+          <w:color w:val="000000"/>
+          <w:kern w:val="0"/>
+          <w:sz w:val="19"/>
+          <w:szCs w:val="19"/>
+        </w:rPr>
+      </w:pPr>
+      <w:r>
+        <w:rPr>
+          <w:rFonts w:ascii="Cascadia Mono" w:hAnsi="Cascadia Mono" w:cs="Cascadia Mono"/>
+          <w:color w:val="000000"/>
+          <w:kern w:val="0"/>
+          <w:sz w:val="19"/>
+          <w:szCs w:val="19"/>
+        </w:rPr>
+        <w:t>--------------------------------------------------------</w:t>
       </w:r>
     </w:p>
     <w:p>
